--- a/docs/Twin_Plus_Cognitive_OS.docx
+++ b/docs/Twin_Plus_Cognitive_OS.docx
@@ -19,7 +19,15 @@
     </w:p>
     <w:p>
       <w:r>
-        <w:t>Right now most AI systems work like this:</w:t>
+        <w:t xml:space="preserve">Right </w:t>
+      </w:r>
+      <w:proofErr w:type="gramStart"/>
+      <w:r>
+        <w:t>now</w:t>
+      </w:r>
+      <w:proofErr w:type="gramEnd"/>
+      <w:r>
+        <w:t xml:space="preserve"> most AI systems work like this:</w:t>
       </w:r>
     </w:p>
     <w:p>
@@ -93,15 +101,32 @@
     </w:p>
     <w:p>
       <w:r>
-        <w:t xml:space="preserve">All of that lives in </w:t>
-      </w:r>
-      <w:r>
-        <w:rPr>
-          <w:b/>
-          <w:bCs/>
-        </w:rPr>
-        <w:t>their cloud</w:t>
-      </w:r>
+        <w:t xml:space="preserve">All of </w:t>
+      </w:r>
+      <w:proofErr w:type="gramStart"/>
+      <w:r>
+        <w:t>that lives</w:t>
+      </w:r>
+      <w:proofErr w:type="gramEnd"/>
+      <w:r>
+        <w:t xml:space="preserve"> in </w:t>
+      </w:r>
+      <w:r>
+        <w:rPr>
+          <w:b/>
+          <w:bCs/>
+        </w:rPr>
+        <w:t xml:space="preserve">their </w:t>
+      </w:r>
+      <w:proofErr w:type="gramStart"/>
+      <w:r>
+        <w:rPr>
+          <w:b/>
+          <w:bCs/>
+        </w:rPr>
+        <w:t>cloud</w:t>
+      </w:r>
+      <w:proofErr w:type="gramEnd"/>
       <w:r>
         <w:t>.</w:t>
       </w:r>
@@ -262,24 +287,48 @@
     </w:p>
     <w:p>
       <w:r>
-        <w:t>identity_memory.json</w:t>
-      </w:r>
-      <w:r>
-        <w:br/>
-        <w:t>pattern_signals.json</w:t>
-      </w:r>
-      <w:r>
-        <w:br/>
-        <w:t>session_state.json</w:t>
-      </w:r>
-      <w:r>
-        <w:br/>
-        <w:t>memory_archive.json</w:t>
-      </w:r>
-      <w:r>
-        <w:br/>
+        <w:t>identity_</w:t>
+      </w:r>
+      <w:proofErr w:type="gramStart"/>
+      <w:r>
+        <w:t>memory.json</w:t>
+      </w:r>
+      <w:proofErr w:type="gramEnd"/>
+      <w:r>
+        <w:br/>
+        <w:t>pattern_</w:t>
+      </w:r>
+      <w:proofErr w:type="gramStart"/>
+      <w:r>
+        <w:t>signals.json</w:t>
+      </w:r>
+      <w:proofErr w:type="gramEnd"/>
+      <w:r>
+        <w:br/>
+        <w:t>session_</w:t>
+      </w:r>
+      <w:proofErr w:type="gramStart"/>
+      <w:r>
+        <w:t>state.json</w:t>
+      </w:r>
+      <w:proofErr w:type="gramEnd"/>
+      <w:r>
+        <w:br/>
+        <w:t>memory_</w:t>
+      </w:r>
+      <w:proofErr w:type="gramStart"/>
+      <w:r>
+        <w:t>archive.json</w:t>
+      </w:r>
+      <w:proofErr w:type="gramEnd"/>
+      <w:r>
+        <w:br/>
+      </w:r>
+      <w:proofErr w:type="gramStart"/>
+      <w:r>
         <w:t>tasks.json</w:t>
       </w:r>
+      <w:proofErr w:type="gramEnd"/>
     </w:p>
     <w:p>
       <w:r>
@@ -1067,7 +1116,7 @@
     <w:p>
       <w:r>
         <w:pict w14:anchorId="2C4C3249">
-          <v:rect id="_x0000_i1045" style="width:0;height:1.5pt" o:hralign="center" o:hrstd="t" o:hr="t" fillcolor="#a0a0a0" stroked="f"/>
+          <v:rect id="_x0000_i1035" style="width:0;height:1.5pt" o:hralign="center" o:hrstd="t" o:hr="t" fillcolor="#a0a0a0" stroked="f"/>
         </w:pict>
       </w:r>
     </w:p>
@@ -1354,8 +1403,13 @@
             <w:hideMark/>
           </w:tcPr>
           <w:p>
+            <w:proofErr w:type="gramStart"/>
             <w:r>
-              <w:t xml:space="preserve">Brings </w:t>
+              <w:t>Brings</w:t>
+            </w:r>
+            <w:proofErr w:type="gramEnd"/>
+            <w:r>
+              <w:t xml:space="preserve"> </w:t>
             </w:r>
             <w:r>
               <w:rPr>
@@ -1388,8 +1442,13 @@
       </w:tr>
     </w:tbl>
     <w:p>
-      <w:r>
-        <w:t>So when you enter any room, the correct interaction becomes:</w:t>
+      <w:proofErr w:type="gramStart"/>
+      <w:r>
+        <w:t>So</w:t>
+      </w:r>
+      <w:proofErr w:type="gramEnd"/>
+      <w:r>
+        <w:t xml:space="preserve"> when you enter any room, the correct interaction becomes:</w:t>
       </w:r>
     </w:p>
     <w:p>
@@ -1408,7 +1467,7 @@
     <w:p>
       <w:r>
         <w:pict w14:anchorId="0231D81D">
-          <v:rect id="_x0000_i1046" style="width:0;height:1.5pt" o:hralign="center" o:hrstd="t" o:hr="t" fillcolor="#a0a0a0" stroked="f"/>
+          <v:rect id="_x0000_i1036" style="width:0;height:1.5pt" o:hralign="center" o:hrstd="t" o:hr="t" fillcolor="#a0a0a0" stroked="f"/>
         </w:pict>
       </w:r>
     </w:p>
@@ -1520,9 +1579,11 @@
           <w:numId w:val="3"/>
         </w:numPr>
       </w:pPr>
+      <w:proofErr w:type="gramStart"/>
       <w:r>
         <w:t>recommendations</w:t>
       </w:r>
+      <w:proofErr w:type="gramEnd"/>
     </w:p>
     <w:p>
       <w:pPr>
@@ -1550,8 +1611,13 @@
       </w:r>
     </w:p>
     <w:p>
-      <w:r>
-        <w:t>So the flow becomes:</w:t>
+      <w:proofErr w:type="gramStart"/>
+      <w:r>
+        <w:t>So</w:t>
+      </w:r>
+      <w:proofErr w:type="gramEnd"/>
+      <w:r>
+        <w:t xml:space="preserve"> the flow becomes:</w:t>
       </w:r>
     </w:p>
     <w:p>
@@ -1578,7 +1644,7 @@
     <w:p>
       <w:r>
         <w:pict w14:anchorId="4D3C8FD9">
-          <v:rect id="_x0000_i1047" style="width:0;height:1.5pt" o:hralign="center" o:hrstd="t" o:hr="t" fillcolor="#a0a0a0" stroked="f"/>
+          <v:rect id="_x0000_i1037" style="width:0;height:1.5pt" o:hralign="center" o:hrstd="t" o:hr="t" fillcolor="#a0a0a0" stroked="f"/>
         </w:pict>
       </w:r>
     </w:p>
@@ -1714,6 +1780,7 @@
         <w:br/>
         <w:t xml:space="preserve">        </w:t>
       </w:r>
+      <w:proofErr w:type="gramStart"/>
       <w:r>
         <w:rPr>
           <w:rFonts w:ascii="Aptos" w:hAnsi="Aptos" w:cs="Aptos"/>
@@ -1723,6 +1790,7 @@
       <w:r>
         <w:t xml:space="preserve">  Cognitive</w:t>
       </w:r>
+      <w:proofErr w:type="gramEnd"/>
       <w:r>
         <w:rPr>
           <w:rFonts w:ascii="Aptos" w:hAnsi="Aptos" w:cs="Aptos"/>
@@ -1733,6 +1801,7 @@
         <w:br/>
         <w:t xml:space="preserve">        </w:t>
       </w:r>
+      <w:proofErr w:type="gramStart"/>
       <w:r>
         <w:rPr>
           <w:rFonts w:ascii="Aptos" w:hAnsi="Aptos" w:cs="Aptos"/>
@@ -1740,7 +1809,11 @@
         <w:t>│</w:t>
       </w:r>
       <w:r>
-        <w:t xml:space="preserve">  Firewall </w:t>
+        <w:t xml:space="preserve">  Firewall</w:t>
+      </w:r>
+      <w:proofErr w:type="gramEnd"/>
+      <w:r>
+        <w:t xml:space="preserve"> </w:t>
       </w:r>
       <w:r>
         <w:rPr>
@@ -1816,7 +1889,7 @@
     <w:p>
       <w:r>
         <w:pict w14:anchorId="27676455">
-          <v:rect id="_x0000_i1048" style="width:0;height:1.5pt" o:hralign="center" o:hrstd="t" o:hr="t" fillcolor="#a0a0a0" stroked="f"/>
+          <v:rect id="_x0000_i1038" style="width:0;height:1.5pt" o:hralign="center" o:hrstd="t" o:hr="t" fillcolor="#a0a0a0" stroked="f"/>
         </w:pict>
       </w:r>
     </w:p>
@@ -1837,7 +1910,15 @@
     </w:p>
     <w:p>
       <w:r>
-        <w:t>Right now AI systems behave like this:</w:t>
+        <w:t xml:space="preserve">Right </w:t>
+      </w:r>
+      <w:proofErr w:type="gramStart"/>
+      <w:r>
+        <w:t>now</w:t>
+      </w:r>
+      <w:proofErr w:type="gramEnd"/>
+      <w:r>
+        <w:t xml:space="preserve"> AI systems behave like this:</w:t>
       </w:r>
     </w:p>
     <w:p>
@@ -1856,8 +1937,13 @@
       </w:r>
     </w:p>
     <w:p>
-      <w:r>
-        <w:t>Instead the system says:</w:t>
+      <w:proofErr w:type="gramStart"/>
+      <w:r>
+        <w:t>Instead</w:t>
+      </w:r>
+      <w:proofErr w:type="gramEnd"/>
+      <w:r>
+        <w:t xml:space="preserve"> the system says:</w:t>
       </w:r>
     </w:p>
     <w:p>
@@ -1874,7 +1960,23 @@
           <w:b/>
           <w:bCs/>
         </w:rPr>
-        <w:t>completely different user experience</w:t>
+        <w:t xml:space="preserve">completely </w:t>
+      </w:r>
+      <w:proofErr w:type="gramStart"/>
+      <w:r>
+        <w:rPr>
+          <w:b/>
+          <w:bCs/>
+        </w:rPr>
+        <w:t>different user</w:t>
+      </w:r>
+      <w:proofErr w:type="gramEnd"/>
+      <w:r>
+        <w:rPr>
+          <w:b/>
+          <w:bCs/>
+        </w:rPr>
+        <w:t xml:space="preserve"> experience</w:t>
       </w:r>
       <w:r>
         <w:t>.</w:t>
@@ -1883,7 +1985,7 @@
     <w:p>
       <w:r>
         <w:pict w14:anchorId="4480DBF5">
-          <v:rect id="_x0000_i1049" style="width:0;height:1.5pt" o:hralign="center" o:hrstd="t" o:hr="t" fillcolor="#a0a0a0" stroked="f"/>
+          <v:rect id="_x0000_i1039" style="width:0;height:1.5pt" o:hralign="center" o:hrstd="t" o:hr="t" fillcolor="#a0a0a0" stroked="f"/>
         </w:pict>
       </w:r>
     </w:p>
@@ -1960,7 +2062,7 @@
     <w:p>
       <w:r>
         <w:pict w14:anchorId="1E831FFF">
-          <v:rect id="_x0000_i1050" style="width:0;height:1.5pt" o:hralign="center" o:hrstd="t" o:hr="t" fillcolor="#a0a0a0" stroked="f"/>
+          <v:rect id="_x0000_i1040" style="width:0;height:1.5pt" o:hralign="center" o:hrstd="t" o:hr="t" fillcolor="#a0a0a0" stroked="f"/>
         </w:pict>
       </w:r>
     </w:p>
@@ -2071,7 +2173,7 @@
     <w:p>
       <w:r>
         <w:pict w14:anchorId="276F32E2">
-          <v:rect id="_x0000_i1051" style="width:0;height:1.5pt" o:hralign="center" o:hrstd="t" o:hr="t" fillcolor="#a0a0a0" stroked="f"/>
+          <v:rect id="_x0000_i1041" style="width:0;height:1.5pt" o:hralign="center" o:hrstd="t" o:hr="t" fillcolor="#a0a0a0" stroked="f"/>
         </w:pict>
       </w:r>
     </w:p>
@@ -2087,7 +2189,39 @@
           <w:b/>
           <w:bCs/>
         </w:rPr>
-        <w:t>The Sentence I Would Put On The Website</w:t>
+        <w:t xml:space="preserve">The Sentence I Would Put </w:t>
+      </w:r>
+      <w:proofErr w:type="gramStart"/>
+      <w:r>
+        <w:rPr>
+          <w:b/>
+          <w:bCs/>
+        </w:rPr>
+        <w:t>On</w:t>
+      </w:r>
+      <w:proofErr w:type="gramEnd"/>
+      <w:r>
+        <w:rPr>
+          <w:b/>
+          <w:bCs/>
+        </w:rPr>
+        <w:t xml:space="preserve"> </w:t>
+      </w:r>
+      <w:proofErr w:type="gramStart"/>
+      <w:r>
+        <w:rPr>
+          <w:b/>
+          <w:bCs/>
+        </w:rPr>
+        <w:t>The</w:t>
+      </w:r>
+      <w:proofErr w:type="gramEnd"/>
+      <w:r>
+        <w:rPr>
+          <w:b/>
+          <w:bCs/>
+        </w:rPr>
+        <w:t xml:space="preserve"> Website</w:t>
       </w:r>
     </w:p>
     <w:p>
@@ -2112,7 +2246,7 @@
     <w:p>
       <w:r>
         <w:pict w14:anchorId="6FFFD93F">
-          <v:rect id="_x0000_i1052" style="width:0;height:1.5pt" o:hralign="center" o:hrstd="t" o:hr="t" fillcolor="#a0a0a0" stroked="f"/>
+          <v:rect id="_x0000_i1042" style="width:0;height:1.5pt" o:hralign="center" o:hrstd="t" o:hr="t" fillcolor="#a0a0a0" stroked="f"/>
         </w:pict>
       </w:r>
     </w:p>
@@ -2189,7 +2323,7 @@
     <w:p>
       <w:r>
         <w:pict w14:anchorId="453E3B39">
-          <v:rect id="_x0000_i1053" style="width:0;height:1.5pt" o:hralign="center" o:hrstd="t" o:hr="t" fillcolor="#a0a0a0" stroked="f"/>
+          <v:rect id="_x0000_i1043" style="width:0;height:1.5pt" o:hralign="center" o:hrstd="t" o:hr="t" fillcolor="#a0a0a0" stroked="f"/>
         </w:pict>
       </w:r>
     </w:p>
@@ -2266,7 +2400,7 @@
     <w:p>
       <w:r>
         <w:pict w14:anchorId="7F72E4ED">
-          <v:rect id="_x0000_i1054" style="width:0;height:1.5pt" o:hralign="center" o:hrstd="t" o:hr="t" fillcolor="#a0a0a0" stroked="f"/>
+          <v:rect id="_x0000_i1044" style="width:0;height:1.5pt" o:hralign="center" o:hrstd="t" o:hr="t" fillcolor="#a0a0a0" stroked="f"/>
         </w:pict>
       </w:r>
     </w:p>
@@ -2313,7 +2447,7 @@
     <w:p>
       <w:r>
         <w:pict w14:anchorId="75C55586">
-          <v:rect id="_x0000_i1055" style="width:0;height:1.5pt" o:hralign="center" o:hrstd="t" o:hr="t" fillcolor="#a0a0a0" stroked="f"/>
+          <v:rect id="_x0000_i1045" style="width:0;height:1.5pt" o:hralign="center" o:hrstd="t" o:hr="t" fillcolor="#a0a0a0" stroked="f"/>
         </w:pict>
       </w:r>
     </w:p>
@@ -2350,7 +2484,15 @@
     </w:p>
     <w:p>
       <w:r>
-        <w:t xml:space="preserve">What Michael is doing </w:t>
+        <w:t xml:space="preserve">What </w:t>
+      </w:r>
+      <w:proofErr w:type="gramStart"/>
+      <w:r>
+        <w:t>Michael is</w:t>
+      </w:r>
+      <w:proofErr w:type="gramEnd"/>
+      <w:r>
+        <w:t xml:space="preserve"> doing </w:t>
       </w:r>
       <w:r>
         <w:rPr>
@@ -2383,7 +2525,7 @@
     <w:p>
       <w:r>
         <w:pict w14:anchorId="2E6EF895">
-          <v:rect id="_x0000_i1056" style="width:0;height:1.5pt" o:hralign="center" o:hrstd="t" o:hr="t" fillcolor="#a0a0a0" stroked="f"/>
+          <v:rect id="_x0000_i1046" style="width:0;height:1.5pt" o:hralign="center" o:hrstd="t" o:hr="t" fillcolor="#a0a0a0" stroked="f"/>
         </w:pict>
       </w:r>
     </w:p>
@@ -2405,7 +2547,7 @@
     <w:p>
       <w:r>
         <w:pict w14:anchorId="72432C31">
-          <v:rect id="_x0000_i1057" style="width:0;height:1.5pt" o:hralign="center" o:hrstd="t" o:hr="t" fillcolor="#a0a0a0" stroked="f"/>
+          <v:rect id="_x0000_i1047" style="width:0;height:1.5pt" o:hralign="center" o:hrstd="t" o:hr="t" fillcolor="#a0a0a0" stroked="f"/>
         </w:pict>
       </w:r>
     </w:p>
@@ -2469,7 +2611,7 @@
     <w:p>
       <w:r>
         <w:pict w14:anchorId="16033942">
-          <v:rect id="_x0000_i1058" style="width:0;height:1.5pt" o:hralign="center" o:hrstd="t" o:hr="t" fillcolor="#a0a0a0" stroked="f"/>
+          <v:rect id="_x0000_i1048" style="width:0;height:1.5pt" o:hralign="center" o:hrstd="t" o:hr="t" fillcolor="#a0a0a0" stroked="f"/>
         </w:pict>
       </w:r>
     </w:p>
@@ -2531,7 +2673,7 @@
     <w:p>
       <w:r>
         <w:pict w14:anchorId="14B84A5B">
-          <v:rect id="_x0000_i1059" style="width:0;height:1.5pt" o:hralign="center" o:hrstd="t" o:hr="t" fillcolor="#a0a0a0" stroked="f"/>
+          <v:rect id="_x0000_i1049" style="width:0;height:1.5pt" o:hralign="center" o:hrstd="t" o:hr="t" fillcolor="#a0a0a0" stroked="f"/>
         </w:pict>
       </w:r>
     </w:p>
@@ -2693,7 +2835,7 @@
     <w:p>
       <w:r>
         <w:pict w14:anchorId="32E4A005">
-          <v:rect id="_x0000_i1075" style="width:0;height:1.5pt" o:hralign="center" o:hrstd="t" o:hr="t" fillcolor="#a0a0a0" stroked="f"/>
+          <v:rect id="_x0000_i1050" style="width:0;height:1.5pt" o:hralign="center" o:hrstd="t" o:hr="t" fillcolor="#a0a0a0" stroked="f"/>
         </w:pict>
       </w:r>
     </w:p>
@@ -2748,7 +2890,7 @@
     <w:p>
       <w:r>
         <w:pict w14:anchorId="07DBAE32">
-          <v:rect id="_x0000_i1076" style="width:0;height:1.5pt" o:hralign="center" o:hrstd="t" o:hr="t" fillcolor="#a0a0a0" stroked="f"/>
+          <v:rect id="_x0000_i1051" style="width:0;height:1.5pt" o:hralign="center" o:hrstd="t" o:hr="t" fillcolor="#a0a0a0" stroked="f"/>
         </w:pict>
       </w:r>
     </w:p>
@@ -2846,7 +2988,7 @@
     <w:p>
       <w:r>
         <w:pict w14:anchorId="11B6677E">
-          <v:rect id="_x0000_i1077" style="width:0;height:1.5pt" o:hralign="center" o:hrstd="t" o:hr="t" fillcolor="#a0a0a0" stroked="f"/>
+          <v:rect id="_x0000_i1052" style="width:0;height:1.5pt" o:hralign="center" o:hrstd="t" o:hr="t" fillcolor="#a0a0a0" stroked="f"/>
         </w:pict>
       </w:r>
     </w:p>
@@ -3020,7 +3162,7 @@
     <w:p>
       <w:r>
         <w:pict w14:anchorId="1DAD1083">
-          <v:rect id="_x0000_i1078" style="width:0;height:1.5pt" o:hralign="center" o:hrstd="t" o:hr="t" fillcolor="#a0a0a0" stroked="f"/>
+          <v:rect id="_x0000_i1053" style="width:0;height:1.5pt" o:hralign="center" o:hrstd="t" o:hr="t" fillcolor="#a0a0a0" stroked="f"/>
         </w:pict>
       </w:r>
     </w:p>
@@ -3340,7 +3482,7 @@
     <w:p>
       <w:r>
         <w:pict w14:anchorId="135F2CDC">
-          <v:rect id="_x0000_i1079" style="width:0;height:1.5pt" o:hralign="center" o:hrstd="t" o:hr="t" fillcolor="#a0a0a0" stroked="f"/>
+          <v:rect id="_x0000_i1054" style="width:0;height:1.5pt" o:hralign="center" o:hrstd="t" o:hr="t" fillcolor="#a0a0a0" stroked="f"/>
         </w:pict>
       </w:r>
     </w:p>
@@ -3774,7 +3916,7 @@
     <w:p>
       <w:r>
         <w:pict w14:anchorId="4548C166">
-          <v:rect id="_x0000_i1080" style="width:0;height:1.5pt" o:hralign="center" o:hrstd="t" o:hr="t" fillcolor="#a0a0a0" stroked="f"/>
+          <v:rect id="_x0000_i1055" style="width:0;height:1.5pt" o:hralign="center" o:hrstd="t" o:hr="t" fillcolor="#a0a0a0" stroked="f"/>
         </w:pict>
       </w:r>
     </w:p>
@@ -4185,7 +4327,7 @@
     <w:p>
       <w:r>
         <w:pict w14:anchorId="133038DA">
-          <v:rect id="_x0000_i1081" style="width:0;height:1.5pt" o:hralign="center" o:hrstd="t" o:hr="t" fillcolor="#a0a0a0" stroked="f"/>
+          <v:rect id="_x0000_i1056" style="width:0;height:1.5pt" o:hralign="center" o:hrstd="t" o:hr="t" fillcolor="#a0a0a0" stroked="f"/>
         </w:pict>
       </w:r>
     </w:p>
@@ -4652,7 +4794,7 @@
     <w:p>
       <w:r>
         <w:pict w14:anchorId="3C01D205">
-          <v:rect id="_x0000_i1082" style="width:0;height:1.5pt" o:hralign="center" o:hrstd="t" o:hr="t" fillcolor="#a0a0a0" stroked="f"/>
+          <v:rect id="_x0000_i1057" style="width:0;height:1.5pt" o:hralign="center" o:hrstd="t" o:hr="t" fillcolor="#a0a0a0" stroked="f"/>
         </w:pict>
       </w:r>
     </w:p>
@@ -4692,7 +4834,7 @@
     <w:p>
       <w:r>
         <w:pict w14:anchorId="2CE2E6F4">
-          <v:rect id="_x0000_i1083" style="width:0;height:1.5pt" o:hralign="center" o:hrstd="t" o:hr="t" fillcolor="#a0a0a0" stroked="f"/>
+          <v:rect id="_x0000_i1058" style="width:0;height:1.5pt" o:hralign="center" o:hrstd="t" o:hr="t" fillcolor="#a0a0a0" stroked="f"/>
         </w:pict>
       </w:r>
     </w:p>
@@ -5414,7 +5556,7 @@
     <w:p>
       <w:r>
         <w:pict w14:anchorId="17C2F004">
-          <v:rect id="_x0000_i1084" style="width:0;height:1.5pt" o:hralign="center" o:hrstd="t" o:hr="t" fillcolor="#a0a0a0" stroked="f"/>
+          <v:rect id="_x0000_i1059" style="width:0;height:1.5pt" o:hralign="center" o:hrstd="t" o:hr="t" fillcolor="#a0a0a0" stroked="f"/>
         </w:pict>
       </w:r>
     </w:p>
@@ -5561,7 +5703,7 @@
     <w:p>
       <w:r>
         <w:pict w14:anchorId="2C7E86F9">
-          <v:rect id="_x0000_i1085" style="width:0;height:1.5pt" o:hralign="center" o:hrstd="t" o:hr="t" fillcolor="#a0a0a0" stroked="f"/>
+          <v:rect id="_x0000_i1060" style="width:0;height:1.5pt" o:hralign="center" o:hrstd="t" o:hr="t" fillcolor="#a0a0a0" stroked="f"/>
         </w:pict>
       </w:r>
     </w:p>
@@ -5941,7 +6083,7 @@
     <w:p>
       <w:r>
         <w:pict w14:anchorId="0D0CB6CE">
-          <v:rect id="_x0000_i1086" style="width:0;height:1.5pt" o:hralign="center" o:hrstd="t" o:hr="t" fillcolor="#a0a0a0" stroked="f"/>
+          <v:rect id="_x0000_i1061" style="width:0;height:1.5pt" o:hralign="center" o:hrstd="t" o:hr="t" fillcolor="#a0a0a0" stroked="f"/>
         </w:pict>
       </w:r>
     </w:p>
@@ -6295,7 +6437,7 @@
     <w:p>
       <w:r>
         <w:pict w14:anchorId="3BCDC717">
-          <v:rect id="_x0000_i1087" style="width:0;height:1.5pt" o:hralign="center" o:hrstd="t" o:hr="t" fillcolor="#a0a0a0" stroked="f"/>
+          <v:rect id="_x0000_i1062" style="width:0;height:1.5pt" o:hralign="center" o:hrstd="t" o:hr="t" fillcolor="#a0a0a0" stroked="f"/>
         </w:pict>
       </w:r>
     </w:p>
@@ -6450,7 +6592,7 @@
     <w:p>
       <w:r>
         <w:pict w14:anchorId="605B976B">
-          <v:rect id="_x0000_i1088" style="width:0;height:1.5pt" o:hralign="center" o:hrstd="t" o:hr="t" fillcolor="#a0a0a0" stroked="f"/>
+          <v:rect id="_x0000_i1063" style="width:0;height:1.5pt" o:hralign="center" o:hrstd="t" o:hr="t" fillcolor="#a0a0a0" stroked="f"/>
         </w:pict>
       </w:r>
     </w:p>
@@ -6610,7 +6752,7 @@
     <w:p>
       <w:r>
         <w:pict w14:anchorId="34CCCA73">
-          <v:rect id="_x0000_i1089" style="width:0;height:1.5pt" o:hralign="center" o:hrstd="t" o:hr="t" fillcolor="#a0a0a0" stroked="f"/>
+          <v:rect id="_x0000_i1064" style="width:0;height:1.5pt" o:hralign="center" o:hrstd="t" o:hr="t" fillcolor="#a0a0a0" stroked="f"/>
         </w:pict>
       </w:r>
     </w:p>
@@ -6962,7 +7104,7 @@
     <w:p>
       <w:r>
         <w:pict w14:anchorId="2F7F6ACE">
-          <v:rect id="_x0000_i1090" style="width:0;height:1.5pt" o:hralign="center" o:hrstd="t" o:hr="t" fillcolor="#a0a0a0" stroked="f"/>
+          <v:rect id="_x0000_i1065" style="width:0;height:1.5pt" o:hralign="center" o:hrstd="t" o:hr="t" fillcolor="#a0a0a0" stroked="f"/>
         </w:pict>
       </w:r>
     </w:p>
@@ -7092,7 +7234,7 @@
     <w:p>
       <w:r>
         <w:pict w14:anchorId="4631302F">
-          <v:rect id="_x0000_i1091" style="width:0;height:1.5pt" o:hralign="center" o:hrstd="t" o:hr="t" fillcolor="#a0a0a0" stroked="f"/>
+          <v:rect id="_x0000_i1066" style="width:0;height:1.5pt" o:hralign="center" o:hrstd="t" o:hr="t" fillcolor="#a0a0a0" stroked="f"/>
         </w:pict>
       </w:r>
     </w:p>
@@ -7242,7 +7384,7 @@
     <w:p>
       <w:r>
         <w:pict w14:anchorId="6812629F">
-          <v:rect id="_x0000_i1092" style="width:0;height:1.5pt" o:hralign="center" o:hrstd="t" o:hr="t" fillcolor="#a0a0a0" stroked="f"/>
+          <v:rect id="_x0000_i1067" style="width:0;height:1.5pt" o:hralign="center" o:hrstd="t" o:hr="t" fillcolor="#a0a0a0" stroked="f"/>
         </w:pict>
       </w:r>
     </w:p>
@@ -7333,7 +7475,7 @@
     <w:p>
       <w:r>
         <w:pict w14:anchorId="245E6F04">
-          <v:rect id="_x0000_i1093" style="width:0;height:1.5pt" o:hralign="center" o:hrstd="t" o:hr="t" fillcolor="#a0a0a0" stroked="f"/>
+          <v:rect id="_x0000_i1068" style="width:0;height:1.5pt" o:hralign="center" o:hrstd="t" o:hr="t" fillcolor="#a0a0a0" stroked="f"/>
         </w:pict>
       </w:r>
     </w:p>
@@ -7364,7 +7506,7 @@
     <w:p>
       <w:r>
         <w:pict w14:anchorId="55D5AC97">
-          <v:rect id="_x0000_i1094" style="width:0;height:1.5pt" o:hralign="center" o:hrstd="t" o:hr="t" fillcolor="#a0a0a0" stroked="f"/>
+          <v:rect id="_x0000_i1069" style="width:0;height:1.5pt" o:hralign="center" o:hrstd="t" o:hr="t" fillcolor="#a0a0a0" stroked="f"/>
         </w:pict>
       </w:r>
     </w:p>
@@ -7575,7 +7717,7 @@
     <w:p>
       <w:r>
         <w:pict w14:anchorId="014B0948">
-          <v:rect id="_x0000_i1095" style="width:0;height:1.5pt" o:hralign="center" o:hrstd="t" o:hr="t" fillcolor="#a0a0a0" stroked="f"/>
+          <v:rect id="_x0000_i1070" style="width:0;height:1.5pt" o:hralign="center" o:hrstd="t" o:hr="t" fillcolor="#a0a0a0" stroked="f"/>
         </w:pict>
       </w:r>
     </w:p>
@@ -7675,7 +7817,7 @@
     <w:p>
       <w:r>
         <w:pict w14:anchorId="36AFBC44">
-          <v:rect id="_x0000_i1096" style="width:0;height:1.5pt" o:hralign="center" o:hrstd="t" o:hr="t" fillcolor="#a0a0a0" stroked="f"/>
+          <v:rect id="_x0000_i1071" style="width:0;height:1.5pt" o:hralign="center" o:hrstd="t" o:hr="t" fillcolor="#a0a0a0" stroked="f"/>
         </w:pict>
       </w:r>
     </w:p>
@@ -7797,7 +7939,7 @@
     <w:p>
       <w:r>
         <w:pict w14:anchorId="0ED63D85">
-          <v:rect id="_x0000_i1097" style="width:0;height:1.5pt" o:hralign="center" o:hrstd="t" o:hr="t" fillcolor="#a0a0a0" stroked="f"/>
+          <v:rect id="_x0000_i1072" style="width:0;height:1.5pt" o:hralign="center" o:hrstd="t" o:hr="t" fillcolor="#a0a0a0" stroked="f"/>
         </w:pict>
       </w:r>
     </w:p>
@@ -7860,7 +8002,7 @@
     <w:p>
       <w:r>
         <w:pict w14:anchorId="4C02DAD4">
-          <v:rect id="_x0000_i1098" style="width:0;height:1.5pt" o:hralign="center" o:hrstd="t" o:hr="t" fillcolor="#a0a0a0" stroked="f"/>
+          <v:rect id="_x0000_i1073" style="width:0;height:1.5pt" o:hralign="center" o:hrstd="t" o:hr="t" fillcolor="#a0a0a0" stroked="f"/>
         </w:pict>
       </w:r>
     </w:p>
@@ -7903,7 +8045,7 @@
     <w:p>
       <w:r>
         <w:pict w14:anchorId="2491C3BF">
-          <v:rect id="_x0000_i1099" style="width:0;height:1.5pt" o:hralign="center" o:hrstd="t" o:hr="t" fillcolor="#a0a0a0" stroked="f"/>
+          <v:rect id="_x0000_i1074" style="width:0;height:1.5pt" o:hralign="center" o:hrstd="t" o:hr="t" fillcolor="#a0a0a0" stroked="f"/>
         </w:pict>
       </w:r>
     </w:p>
@@ -7971,9 +8113,11 @@
           <w:numId w:val="6"/>
         </w:numPr>
       </w:pPr>
+      <w:proofErr w:type="gramStart"/>
       <w:r>
         <w:t>stronger demo</w:t>
       </w:r>
+      <w:proofErr w:type="gramEnd"/>
     </w:p>
     <w:p>
       <w:pPr>
@@ -8056,7 +8200,39 @@
     <w:p>
       <w:r>
         <w:lastRenderedPageBreak/>
-        <w:t>With what we're building in Twin+ who is doing this exact same thing? Is anyone? How do we monetize this? I see this 2 ways: I raise capital to make this insanely huge with massive risk. Or, I get this going as far as I can and then sell it...if anyone is willing to buy.</w:t>
+        <w:t xml:space="preserve">With what we're building in Twin+ who is doing this </w:t>
+      </w:r>
+      <w:proofErr w:type="gramStart"/>
+      <w:r>
+        <w:t>exact</w:t>
+      </w:r>
+      <w:proofErr w:type="gramEnd"/>
+      <w:r>
+        <w:t xml:space="preserve"> same thing? </w:t>
+      </w:r>
+      <w:proofErr w:type="gramStart"/>
+      <w:r>
+        <w:t>Is</w:t>
+      </w:r>
+      <w:proofErr w:type="gramEnd"/>
+      <w:r>
+        <w:t xml:space="preserve"> anyone? How do we monetize this? I see </w:t>
+      </w:r>
+      <w:proofErr w:type="gramStart"/>
+      <w:r>
+        <w:t>this 2 ways</w:t>
+      </w:r>
+      <w:proofErr w:type="gramEnd"/>
+      <w:r>
+        <w:t xml:space="preserve">: I raise capital to make this insanely huge with massive risk. </w:t>
+      </w:r>
+      <w:proofErr w:type="gramStart"/>
+      <w:r>
+        <w:t>Or,</w:t>
+      </w:r>
+      <w:proofErr w:type="gramEnd"/>
+      <w:r>
+        <w:t xml:space="preserve"> I get this going as far as I can and then sell it...if anyone is willing to buy.</w:t>
       </w:r>
     </w:p>
     <w:p>
@@ -8163,7 +8339,15 @@
         <w:t>Limitless/Rewind</w:t>
       </w:r>
       <w:r>
-        <w:t xml:space="preserve">: very close on the “personal memory that can plug into ChatGPT/Claude via MCP” axis, but their public pitch is much more around capture/search/recall than “this is Michael’s sovereign Twin that vets and projects identity everywhere.” </w:t>
+        <w:t xml:space="preserve">: very close on the “personal memory that can plug into ChatGPT/Claude via MCP” axis, but their public pitch is much more around capture/search/recall than “this is Michael’s sovereign Twin that vets and </w:t>
+      </w:r>
+      <w:proofErr w:type="gramStart"/>
+      <w:r>
+        <w:t>projects</w:t>
+      </w:r>
+      <w:proofErr w:type="gramEnd"/>
+      <w:r>
+        <w:t xml:space="preserve"> identity everywhere.” </w:t>
       </w:r>
     </w:p>
     <w:p>
@@ -8196,15 +8380,29 @@
           <w:b/>
           <w:bCs/>
         </w:rPr>
-        <w:t>Fetch ASI:One</w:t>
-      </w:r>
+        <w:t xml:space="preserve">Fetch </w:t>
+      </w:r>
+      <w:proofErr w:type="gramStart"/>
+      <w:r>
+        <w:rPr>
+          <w:b/>
+          <w:bCs/>
+        </w:rPr>
+        <w:t>ASI:One</w:t>
+      </w:r>
+      <w:proofErr w:type="gramEnd"/>
       <w:r>
         <w:t xml:space="preserve">: notable because it reportedly uses user-owned knowledge graphs and a deterministic backbone for personalization, which is philosophically closer to your direction than most. </w:t>
       </w:r>
     </w:p>
     <w:p>
-      <w:r>
-        <w:t>So the blunt read is:</w:t>
+      <w:proofErr w:type="gramStart"/>
+      <w:r>
+        <w:t>So</w:t>
+      </w:r>
+      <w:proofErr w:type="gramEnd"/>
+      <w:r>
+        <w:t xml:space="preserve"> the blunt read is:</w:t>
       </w:r>
     </w:p>
     <w:p>
@@ -8233,7 +8431,15 @@
     </w:p>
     <w:p>
       <w:r>
-        <w:t xml:space="preserve">On monetization, I would not start with “raise huge” or “build then sell.” I’d start with </w:t>
+        <w:t xml:space="preserve">On monetization, I would not start with “raise huge” or “build then sell.” I’d start </w:t>
+      </w:r>
+      <w:proofErr w:type="gramStart"/>
+      <w:r>
+        <w:t>with</w:t>
+      </w:r>
+      <w:proofErr w:type="gramEnd"/>
+      <w:r>
+        <w:t xml:space="preserve"> </w:t>
       </w:r>
       <w:r>
         <w:rPr>
@@ -8243,7 +8449,15 @@
         <w:t>proving there is a paying wedge</w:t>
       </w:r>
       <w:r>
-        <w:t>. Right now your likely monetization paths look like this:</w:t>
+        <w:t xml:space="preserve">. Right </w:t>
+      </w:r>
+      <w:proofErr w:type="gramStart"/>
+      <w:r>
+        <w:t>now</w:t>
+      </w:r>
+      <w:proofErr w:type="gramEnd"/>
+      <w:r>
+        <w:t xml:space="preserve"> your likely monetization paths look like this:</w:t>
       </w:r>
     </w:p>
     <w:p>
@@ -8449,8 +8663,13 @@
           <w:numId w:val="12"/>
         </w:numPr>
       </w:pPr>
-      <w:r>
-        <w:t>health/life admin Twin</w:t>
+      <w:proofErr w:type="gramStart"/>
+      <w:r>
+        <w:t>health</w:t>
+      </w:r>
+      <w:proofErr w:type="gramEnd"/>
+      <w:r>
+        <w:t>/life admin Twin</w:t>
       </w:r>
     </w:p>
     <w:p>
@@ -8600,8 +8819,13 @@
           <w:numId w:val="14"/>
         </w:numPr>
       </w:pPr>
-      <w:r>
-        <w:t>consumer AI is crowded</w:t>
+      <w:proofErr w:type="gramStart"/>
+      <w:r>
+        <w:t>consumer</w:t>
+      </w:r>
+      <w:proofErr w:type="gramEnd"/>
+      <w:r>
+        <w:t xml:space="preserve"> AI is crowded</w:t>
       </w:r>
     </w:p>
     <w:p>
@@ -8611,8 +8835,13 @@
           <w:numId w:val="14"/>
         </w:numPr>
       </w:pPr>
-      <w:r>
-        <w:t>infra AI is crowded</w:t>
+      <w:proofErr w:type="gramStart"/>
+      <w:r>
+        <w:t>infra AI</w:t>
+      </w:r>
+      <w:proofErr w:type="gramEnd"/>
+      <w:r>
+        <w:t xml:space="preserve"> is crowded</w:t>
       </w:r>
     </w:p>
     <w:p>
@@ -8803,7 +9032,23 @@
           <w:bCs/>
         </w:rPr>
         <w:br/>
-        <w:t>Prove one painful, undeniable use case first.</w:t>
+        <w:t xml:space="preserve">Prove </w:t>
+      </w:r>
+      <w:proofErr w:type="gramStart"/>
+      <w:r>
+        <w:rPr>
+          <w:b/>
+          <w:bCs/>
+        </w:rPr>
+        <w:t>one</w:t>
+      </w:r>
+      <w:proofErr w:type="gramEnd"/>
+      <w:r>
+        <w:rPr>
+          <w:b/>
+          <w:bCs/>
+        </w:rPr>
+        <w:t xml:space="preserve"> painful, undeniable use case first.</w:t>
       </w:r>
     </w:p>
     <w:p>
@@ -8869,9 +9114,11 @@
           <w:numId w:val="17"/>
         </w:numPr>
       </w:pPr>
+      <w:proofErr w:type="gramStart"/>
       <w:r>
         <w:t>neurodivergent productivity users</w:t>
       </w:r>
+      <w:proofErr w:type="gramEnd"/>
     </w:p>
     <w:p>
       <w:pPr>
@@ -8940,8 +9187,13 @@
       </w:r>
     </w:p>
     <w:p>
-      <w:r>
-        <w:t>So the real defense is not “I had the idea first.”</w:t>
+      <w:proofErr w:type="gramStart"/>
+      <w:r>
+        <w:t>So</w:t>
+      </w:r>
+      <w:proofErr w:type="gramEnd"/>
+      <w:r>
+        <w:t xml:space="preserve"> the real defense is not “I had the idea first.”</w:t>
       </w:r>
     </w:p>
     <w:p>
@@ -9316,9 +9568,11 @@
           <w:numId w:val="21"/>
         </w:numPr>
       </w:pPr>
+      <w:proofErr w:type="gramStart"/>
       <w:r>
         <w:t>productivity tools</w:t>
       </w:r>
+      <w:proofErr w:type="gramEnd"/>
     </w:p>
     <w:p>
       <w:pPr>
@@ -9422,8 +9676,13 @@
       </w:r>
     </w:p>
     <w:p>
-      <w:r>
-        <w:t>So the real model is:</w:t>
+      <w:proofErr w:type="gramStart"/>
+      <w:r>
+        <w:t>So</w:t>
+      </w:r>
+      <w:proofErr w:type="gramEnd"/>
+      <w:r>
+        <w:t xml:space="preserve"> the real model is:</w:t>
       </w:r>
     </w:p>
     <w:p>
@@ -9580,8 +9839,13 @@
           <w:numId w:val="23"/>
         </w:numPr>
       </w:pPr>
-      <w:r>
-        <w:t>every recommendation engine thinks keyword matching is intelligence</w:t>
+      <w:proofErr w:type="gramStart"/>
+      <w:r>
+        <w:t>every</w:t>
+      </w:r>
+      <w:proofErr w:type="gramEnd"/>
+      <w:r>
+        <w:t xml:space="preserve"> recommendation engine thinks keyword matching is intelligence</w:t>
       </w:r>
     </w:p>
     <w:p>
@@ -9641,12 +9905,21 @@
           <w:bCs/>
         </w:rPr>
       </w:pPr>
-      <w:r>
-        <w:rPr>
-          <w:b/>
-          <w:bCs/>
-        </w:rPr>
-        <w:t>So monetization changes too</w:t>
+      <w:proofErr w:type="gramStart"/>
+      <w:r>
+        <w:rPr>
+          <w:b/>
+          <w:bCs/>
+        </w:rPr>
+        <w:t>So</w:t>
+      </w:r>
+      <w:proofErr w:type="gramEnd"/>
+      <w:r>
+        <w:rPr>
+          <w:b/>
+          <w:bCs/>
+        </w:rPr>
+        <w:t xml:space="preserve"> monetization changes too</w:t>
       </w:r>
     </w:p>
     <w:p>
@@ -9706,8 +9979,13 @@
           <w:numId w:val="24"/>
         </w:numPr>
       </w:pPr>
-      <w:r>
-        <w:t>who is this user</w:t>
+      <w:proofErr w:type="gramStart"/>
+      <w:r>
+        <w:t>who</w:t>
+      </w:r>
+      <w:proofErr w:type="gramEnd"/>
+      <w:r>
+        <w:t xml:space="preserve"> is this user</w:t>
       </w:r>
     </w:p>
     <w:p>
@@ -9717,8 +9995,13 @@
           <w:numId w:val="24"/>
         </w:numPr>
       </w:pPr>
-      <w:r>
-        <w:t>how should we present to them</w:t>
+      <w:proofErr w:type="gramStart"/>
+      <w:r>
+        <w:t>how</w:t>
+      </w:r>
+      <w:proofErr w:type="gramEnd"/>
+      <w:r>
+        <w:t xml:space="preserve"> should we present to them</w:t>
       </w:r>
     </w:p>
     <w:p>
@@ -9728,8 +10011,13 @@
           <w:numId w:val="24"/>
         </w:numPr>
       </w:pPr>
-      <w:r>
-        <w:t>what should we filter</w:t>
+      <w:proofErr w:type="gramStart"/>
+      <w:r>
+        <w:t>what</w:t>
+      </w:r>
+      <w:proofErr w:type="gramEnd"/>
+      <w:r>
+        <w:t xml:space="preserve"> should we filter</w:t>
       </w:r>
     </w:p>
     <w:p>
@@ -9739,8 +10027,13 @@
           <w:numId w:val="24"/>
         </w:numPr>
       </w:pPr>
-      <w:r>
-        <w:t>what is their preferred interaction style</w:t>
+      <w:proofErr w:type="gramStart"/>
+      <w:r>
+        <w:t>what</w:t>
+      </w:r>
+      <w:proofErr w:type="gramEnd"/>
+      <w:r>
+        <w:t xml:space="preserve"> is their preferred interaction style</w:t>
       </w:r>
     </w:p>
     <w:p>
@@ -9792,7 +10085,23 @@
     </w:p>
     <w:p>
       <w:r>
-        <w:t>Then you’re interesting to:</w:t>
+        <w:t xml:space="preserve">Then you’re </w:t>
+      </w:r>
+      <w:proofErr w:type="gramStart"/>
+      <w:r>
+        <w:t>interesting</w:t>
+      </w:r>
+      <w:proofErr w:type="gramEnd"/>
+      <w:r>
+        <w:t xml:space="preserve"> </w:t>
+      </w:r>
+      <w:proofErr w:type="gramStart"/>
+      <w:r>
+        <w:t>to</w:t>
+      </w:r>
+      <w:proofErr w:type="gramEnd"/>
+      <w:r>
+        <w:t>:</w:t>
       </w:r>
     </w:p>
     <w:p>
@@ -9802,8 +10111,13 @@
           <w:numId w:val="25"/>
         </w:numPr>
       </w:pPr>
-      <w:r>
-        <w:t>identity companies</w:t>
+      <w:proofErr w:type="gramStart"/>
+      <w:r>
+        <w:t>identity</w:t>
+      </w:r>
+      <w:proofErr w:type="gramEnd"/>
+      <w:r>
+        <w:t xml:space="preserve"> companies</w:t>
       </w:r>
     </w:p>
     <w:p>
@@ -10116,8 +10430,29 @@
           <w:numId w:val="27"/>
         </w:numPr>
       </w:pPr>
-      <w:r>
-        <w:t>what this room gets to know</w:t>
+      <w:proofErr w:type="gramStart"/>
+      <w:r>
+        <w:t>what</w:t>
+      </w:r>
+      <w:proofErr w:type="gramEnd"/>
+      <w:r>
+        <w:t xml:space="preserve"> </w:t>
+      </w:r>
+      <w:proofErr w:type="gramStart"/>
+      <w:r>
+        <w:t>this</w:t>
+      </w:r>
+      <w:proofErr w:type="gramEnd"/>
+      <w:r>
+        <w:t xml:space="preserve"> room </w:t>
+      </w:r>
+      <w:proofErr w:type="gramStart"/>
+      <w:r>
+        <w:t>gets</w:t>
+      </w:r>
+      <w:proofErr w:type="gramEnd"/>
+      <w:r>
+        <w:t xml:space="preserve"> to know</w:t>
       </w:r>
     </w:p>
     <w:p>
@@ -10287,6 +10622,1740 @@
     <w:p>
       <w:r>
         <w:t>That’s probably the sentence worth keeping.</w:t>
+      </w:r>
+    </w:p>
+    <w:p/>
+    <w:p/>
+    <w:p/>
+    <w:p/>
+    <w:p/>
+    <w:p/>
+    <w:p/>
+    <w:p/>
+    <w:p/>
+    <w:p/>
+    <w:p/>
+    <w:p/>
+    <w:p/>
+    <w:p/>
+    <w:p/>
+    <w:p/>
+    <w:p/>
+    <w:p/>
+    <w:p/>
+    <w:p/>
+    <w:p/>
+    <w:p/>
+    <w:p/>
+    <w:p/>
+    <w:p/>
+    <w:p/>
+    <w:p/>
+    <w:p/>
+    <w:p/>
+    <w:p/>
+    <w:p>
+      <w:r>
+        <w:lastRenderedPageBreak/>
+        <w:t>MOBILE APP</w:t>
+      </w:r>
+      <w:r>
+        <w:br/>
+      </w:r>
+      <w:r>
+        <w:t>Exactly. That’s the right split.</w:t>
+      </w:r>
+    </w:p>
+    <w:p>
+      <w:r>
+        <w:t xml:space="preserve">The phone app should </w:t>
+      </w:r>
+      <w:r>
+        <w:rPr>
+          <w:b/>
+          <w:bCs/>
+        </w:rPr>
+        <w:t>not</w:t>
+      </w:r>
+      <w:r>
+        <w:t xml:space="preserve"> be the whole command center squeezed into a smaller rectangle.</w:t>
+      </w:r>
+      <w:r>
+        <w:br/>
+        <w:t xml:space="preserve">It should be the </w:t>
+      </w:r>
+      <w:r>
+        <w:rPr>
+          <w:b/>
+          <w:bCs/>
+        </w:rPr>
+        <w:t>autonomic nervous system</w:t>
+      </w:r>
+      <w:r>
+        <w:t>.</w:t>
+      </w:r>
+    </w:p>
+    <w:p>
+      <w:r>
+        <w:t>The web app is for:</w:t>
+      </w:r>
+    </w:p>
+    <w:p>
+      <w:pPr>
+        <w:numPr>
+          <w:ilvl w:val="0"/>
+          <w:numId w:val="29"/>
+        </w:numPr>
+      </w:pPr>
+      <w:proofErr w:type="gramStart"/>
+      <w:r>
+        <w:t>oversight</w:t>
+      </w:r>
+      <w:proofErr w:type="gramEnd"/>
+    </w:p>
+    <w:p>
+      <w:pPr>
+        <w:numPr>
+          <w:ilvl w:val="0"/>
+          <w:numId w:val="29"/>
+        </w:numPr>
+      </w:pPr>
+      <w:r>
+        <w:t>inspection</w:t>
+      </w:r>
+    </w:p>
+    <w:p>
+      <w:pPr>
+        <w:numPr>
+          <w:ilvl w:val="0"/>
+          <w:numId w:val="29"/>
+        </w:numPr>
+      </w:pPr>
+      <w:r>
+        <w:t>debugging</w:t>
+      </w:r>
+    </w:p>
+    <w:p>
+      <w:pPr>
+        <w:numPr>
+          <w:ilvl w:val="0"/>
+          <w:numId w:val="29"/>
+        </w:numPr>
+      </w:pPr>
+      <w:r>
+        <w:t>governance</w:t>
+      </w:r>
+    </w:p>
+    <w:p>
+      <w:pPr>
+        <w:numPr>
+          <w:ilvl w:val="0"/>
+          <w:numId w:val="29"/>
+        </w:numPr>
+      </w:pPr>
+      <w:r>
+        <w:t>deep control</w:t>
+      </w:r>
+    </w:p>
+    <w:p>
+      <w:r>
+        <w:t>The phone app is for:</w:t>
+      </w:r>
+    </w:p>
+    <w:p>
+      <w:pPr>
+        <w:numPr>
+          <w:ilvl w:val="0"/>
+          <w:numId w:val="30"/>
+        </w:numPr>
+      </w:pPr>
+      <w:r>
+        <w:t>capture</w:t>
+      </w:r>
+    </w:p>
+    <w:p>
+      <w:pPr>
+        <w:numPr>
+          <w:ilvl w:val="0"/>
+          <w:numId w:val="30"/>
+        </w:numPr>
+      </w:pPr>
+      <w:r>
+        <w:t>action</w:t>
+      </w:r>
+    </w:p>
+    <w:p>
+      <w:pPr>
+        <w:numPr>
+          <w:ilvl w:val="0"/>
+          <w:numId w:val="30"/>
+        </w:numPr>
+      </w:pPr>
+      <w:r>
+        <w:t>automation</w:t>
+      </w:r>
+    </w:p>
+    <w:p>
+      <w:pPr>
+        <w:numPr>
+          <w:ilvl w:val="0"/>
+          <w:numId w:val="30"/>
+        </w:numPr>
+      </w:pPr>
+      <w:r>
+        <w:t>interruption management</w:t>
+      </w:r>
+    </w:p>
+    <w:p>
+      <w:pPr>
+        <w:numPr>
+          <w:ilvl w:val="0"/>
+          <w:numId w:val="30"/>
+        </w:numPr>
+      </w:pPr>
+      <w:r>
+        <w:t>context-aware assistance</w:t>
+      </w:r>
+    </w:p>
+    <w:p>
+      <w:r>
+        <w:t xml:space="preserve">So yes — users do </w:t>
+      </w:r>
+      <w:r>
+        <w:rPr>
+          <w:b/>
+          <w:bCs/>
+        </w:rPr>
+        <w:t>not</w:t>
+      </w:r>
+      <w:r>
+        <w:t xml:space="preserve"> care about staring at I/O Bay. They care that Twin+ quietly handles life without being a needy little goblin.</w:t>
+      </w:r>
+    </w:p>
+    <w:p>
+      <w:pPr>
+        <w:rPr>
+          <w:b/>
+          <w:bCs/>
+        </w:rPr>
+      </w:pPr>
+      <w:r>
+        <w:rPr>
+          <w:b/>
+          <w:bCs/>
+        </w:rPr>
+        <w:t>The right model</w:t>
+      </w:r>
+    </w:p>
+    <w:p>
+      <w:r>
+        <w:rPr>
+          <w:b/>
+          <w:bCs/>
+        </w:rPr>
+        <w:t>Web = cockpit</w:t>
+      </w:r>
+      <w:r>
+        <w:br/>
+      </w:r>
+      <w:r>
+        <w:rPr>
+          <w:b/>
+          <w:bCs/>
+        </w:rPr>
+        <w:t>Phone = operative field layer</w:t>
+      </w:r>
+    </w:p>
+    <w:p>
+      <w:r>
+        <w:t>Or even cleaner:</w:t>
+      </w:r>
+    </w:p>
+    <w:p>
+      <w:r>
+        <w:rPr>
+          <w:b/>
+          <w:bCs/>
+        </w:rPr>
+        <w:t>Web shows the machinery.</w:t>
+      </w:r>
+      <w:r>
+        <w:rPr>
+          <w:b/>
+          <w:bCs/>
+        </w:rPr>
+        <w:br/>
+        <w:t>Mobile delivers the magic.</w:t>
+      </w:r>
+    </w:p>
+    <w:p>
+      <w:r>
+        <w:t xml:space="preserve">That means mobile should mostly </w:t>
+      </w:r>
+      <w:proofErr w:type="gramStart"/>
+      <w:r>
+        <w:t>expose</w:t>
+      </w:r>
+      <w:proofErr w:type="gramEnd"/>
+      <w:r>
+        <w:t>:</w:t>
+      </w:r>
+    </w:p>
+    <w:p>
+      <w:pPr>
+        <w:numPr>
+          <w:ilvl w:val="0"/>
+          <w:numId w:val="31"/>
+        </w:numPr>
+      </w:pPr>
+      <w:r>
+        <w:t>what needs attention now</w:t>
+      </w:r>
+    </w:p>
+    <w:p>
+      <w:pPr>
+        <w:numPr>
+          <w:ilvl w:val="0"/>
+          <w:numId w:val="31"/>
+        </w:numPr>
+      </w:pPr>
+      <w:r>
+        <w:t>what Twin+ handled</w:t>
+      </w:r>
+    </w:p>
+    <w:p>
+      <w:pPr>
+        <w:numPr>
+          <w:ilvl w:val="0"/>
+          <w:numId w:val="31"/>
+        </w:numPr>
+      </w:pPr>
+      <w:r>
+        <w:t>what Twin+ wants confirmed</w:t>
+      </w:r>
+    </w:p>
+    <w:p>
+      <w:pPr>
+        <w:numPr>
+          <w:ilvl w:val="0"/>
+          <w:numId w:val="31"/>
+        </w:numPr>
+      </w:pPr>
+      <w:r>
+        <w:t>quick actions</w:t>
+      </w:r>
+    </w:p>
+    <w:p>
+      <w:pPr>
+        <w:numPr>
+          <w:ilvl w:val="0"/>
+          <w:numId w:val="31"/>
+        </w:numPr>
+      </w:pPr>
+      <w:r>
+        <w:t>high-value exceptions</w:t>
+      </w:r>
+    </w:p>
+    <w:p>
+      <w:r>
+        <w:t>Not the whole sausage factory.</w:t>
+      </w:r>
+    </w:p>
+    <w:p>
+      <w:pPr>
+        <w:rPr>
+          <w:b/>
+          <w:bCs/>
+        </w:rPr>
+      </w:pPr>
+      <w:r>
+        <w:rPr>
+          <w:b/>
+          <w:bCs/>
+        </w:rPr>
+        <w:t>Your doctor-text example is exactly the kind of win that matters</w:t>
+      </w:r>
+    </w:p>
+    <w:p>
+      <w:r>
+        <w:t>A doctor’s office texts:</w:t>
+      </w:r>
+    </w:p>
+    <w:p>
+      <w:r>
+        <w:t xml:space="preserve">Confirm appointment for Tuesday at 3 PM. </w:t>
+      </w:r>
+      <w:proofErr w:type="gramStart"/>
+      <w:r>
+        <w:t>Reply Y</w:t>
+      </w:r>
+      <w:proofErr w:type="gramEnd"/>
+      <w:r>
+        <w:t xml:space="preserve"> to confirm.</w:t>
+      </w:r>
+    </w:p>
+    <w:p>
+      <w:r>
+        <w:t>Twin+ should eventually be able to classify that as:</w:t>
+      </w:r>
+    </w:p>
+    <w:p>
+      <w:pPr>
+        <w:numPr>
+          <w:ilvl w:val="0"/>
+          <w:numId w:val="32"/>
+        </w:numPr>
+      </w:pPr>
+      <w:r>
+        <w:t>trusted sender</w:t>
+      </w:r>
+    </w:p>
+    <w:p>
+      <w:pPr>
+        <w:numPr>
+          <w:ilvl w:val="0"/>
+          <w:numId w:val="32"/>
+        </w:numPr>
+      </w:pPr>
+      <w:r>
+        <w:t>known appointment pattern</w:t>
+      </w:r>
+    </w:p>
+    <w:p>
+      <w:pPr>
+        <w:numPr>
+          <w:ilvl w:val="0"/>
+          <w:numId w:val="32"/>
+        </w:numPr>
+      </w:pPr>
+      <w:r>
+        <w:t>low-risk structured action</w:t>
+      </w:r>
+    </w:p>
+    <w:p>
+      <w:pPr>
+        <w:numPr>
+          <w:ilvl w:val="0"/>
+          <w:numId w:val="32"/>
+        </w:numPr>
+      </w:pPr>
+      <w:r>
+        <w:t>likely safe auto-response candidate</w:t>
+      </w:r>
+    </w:p>
+    <w:p>
+      <w:r>
+        <w:t>Then either:</w:t>
+      </w:r>
+    </w:p>
+    <w:p>
+      <w:pPr>
+        <w:numPr>
+          <w:ilvl w:val="0"/>
+          <w:numId w:val="33"/>
+        </w:numPr>
+      </w:pPr>
+      <w:r>
+        <w:t>auto-reply if policy allows</w:t>
+      </w:r>
+    </w:p>
+    <w:p>
+      <w:pPr>
+        <w:numPr>
+          <w:ilvl w:val="0"/>
+          <w:numId w:val="33"/>
+        </w:numPr>
+      </w:pPr>
+      <w:r>
+        <w:t>or surface a one-tap card:</w:t>
+      </w:r>
+    </w:p>
+    <w:p>
+      <w:pPr>
+        <w:numPr>
+          <w:ilvl w:val="1"/>
+          <w:numId w:val="33"/>
+        </w:numPr>
+      </w:pPr>
+      <w:r>
+        <w:rPr>
+          <w:b/>
+          <w:bCs/>
+        </w:rPr>
+        <w:t>Confirm appointment?</w:t>
+      </w:r>
+    </w:p>
+    <w:p>
+      <w:pPr>
+        <w:numPr>
+          <w:ilvl w:val="1"/>
+          <w:numId w:val="33"/>
+        </w:numPr>
+      </w:pPr>
+      <w:r>
+        <w:lastRenderedPageBreak/>
+        <w:t>Yes / No</w:t>
+      </w:r>
+    </w:p>
+    <w:p>
+      <w:r>
+        <w:t>That’s real value.</w:t>
+      </w:r>
+    </w:p>
+    <w:p>
+      <w:r>
+        <w:t>Same with:</w:t>
+      </w:r>
+    </w:p>
+    <w:p>
+      <w:pPr>
+        <w:numPr>
+          <w:ilvl w:val="0"/>
+          <w:numId w:val="34"/>
+        </w:numPr>
+      </w:pPr>
+      <w:r>
+        <w:t>package delivery texts</w:t>
+      </w:r>
+    </w:p>
+    <w:p>
+      <w:pPr>
+        <w:numPr>
+          <w:ilvl w:val="0"/>
+          <w:numId w:val="34"/>
+        </w:numPr>
+      </w:pPr>
+      <w:r>
+        <w:t>pharmacy refill prompts</w:t>
+      </w:r>
+    </w:p>
+    <w:p>
+      <w:pPr>
+        <w:numPr>
+          <w:ilvl w:val="0"/>
+          <w:numId w:val="34"/>
+        </w:numPr>
+      </w:pPr>
+      <w:r>
+        <w:t>school reminders</w:t>
+      </w:r>
+    </w:p>
+    <w:p>
+      <w:pPr>
+        <w:numPr>
+          <w:ilvl w:val="0"/>
+          <w:numId w:val="34"/>
+        </w:numPr>
+      </w:pPr>
+      <w:r>
+        <w:t>2FA-ish non-sensitive logistics</w:t>
+      </w:r>
+    </w:p>
+    <w:p>
+      <w:pPr>
+        <w:numPr>
+          <w:ilvl w:val="0"/>
+          <w:numId w:val="34"/>
+        </w:numPr>
+      </w:pPr>
+      <w:r>
+        <w:t>“</w:t>
+      </w:r>
+      <w:proofErr w:type="gramStart"/>
+      <w:r>
+        <w:t>running</w:t>
+      </w:r>
+      <w:proofErr w:type="gramEnd"/>
+      <w:r>
+        <w:t xml:space="preserve"> late” replies to trusted contacts</w:t>
+      </w:r>
+    </w:p>
+    <w:p>
+      <w:pPr>
+        <w:numPr>
+          <w:ilvl w:val="0"/>
+          <w:numId w:val="34"/>
+        </w:numPr>
+      </w:pPr>
+      <w:r>
+        <w:t>routine calendar confirmations</w:t>
+      </w:r>
+    </w:p>
+    <w:p>
+      <w:r>
+        <w:t>That’s where the phone app becomes lethal in a good way.</w:t>
+      </w:r>
+    </w:p>
+    <w:p>
+      <w:pPr>
+        <w:rPr>
+          <w:b/>
+          <w:bCs/>
+        </w:rPr>
+      </w:pPr>
+      <w:r>
+        <w:rPr>
+          <w:b/>
+          <w:bCs/>
+        </w:rPr>
+        <w:t>The architecture you’re describing</w:t>
+      </w:r>
+    </w:p>
+    <w:p>
+      <w:r>
+        <w:t xml:space="preserve">Twin+ on mobile should be built around </w:t>
+      </w:r>
+      <w:r>
+        <w:rPr>
+          <w:b/>
+          <w:bCs/>
+        </w:rPr>
+        <w:t>message triage and action policy</w:t>
+      </w:r>
+      <w:r>
+        <w:t>, not just “chat.”</w:t>
+      </w:r>
+    </w:p>
+    <w:p>
+      <w:r>
+        <w:t xml:space="preserve">Think of incoming stuff </w:t>
+      </w:r>
+      <w:proofErr w:type="gramStart"/>
+      <w:r>
+        <w:t>as</w:t>
+      </w:r>
+      <w:proofErr w:type="gramEnd"/>
+      <w:r>
+        <w:t xml:space="preserve"> buckets:</w:t>
+      </w:r>
+    </w:p>
+    <w:p>
+      <w:pPr>
+        <w:rPr>
+          <w:b/>
+          <w:bCs/>
+        </w:rPr>
+      </w:pPr>
+      <w:r>
+        <w:rPr>
+          <w:b/>
+          <w:bCs/>
+        </w:rPr>
+        <w:t>1. Observe only</w:t>
+      </w:r>
+    </w:p>
+    <w:p>
+      <w:r>
+        <w:t>Twin learns patterns, no action.</w:t>
+      </w:r>
+    </w:p>
+    <w:p>
+      <w:pPr>
+        <w:rPr>
+          <w:b/>
+          <w:bCs/>
+        </w:rPr>
+      </w:pPr>
+      <w:r>
+        <w:rPr>
+          <w:b/>
+          <w:bCs/>
+        </w:rPr>
+        <w:t>2. Suggest action</w:t>
+      </w:r>
+    </w:p>
+    <w:p>
+      <w:r>
+        <w:t>Twin surfaces:</w:t>
+      </w:r>
+    </w:p>
+    <w:p>
+      <w:pPr>
+        <w:numPr>
+          <w:ilvl w:val="0"/>
+          <w:numId w:val="35"/>
+        </w:numPr>
+      </w:pPr>
+      <w:r>
+        <w:t>“</w:t>
+      </w:r>
+      <w:proofErr w:type="gramStart"/>
+      <w:r>
+        <w:t>Reply</w:t>
+      </w:r>
+      <w:proofErr w:type="gramEnd"/>
+      <w:r>
+        <w:t xml:space="preserve"> yes?”</w:t>
+      </w:r>
+    </w:p>
+    <w:p>
+      <w:pPr>
+        <w:numPr>
+          <w:ilvl w:val="0"/>
+          <w:numId w:val="35"/>
+        </w:numPr>
+      </w:pPr>
+      <w:r>
+        <w:t>“Add to calendar?”</w:t>
+      </w:r>
+    </w:p>
+    <w:p>
+      <w:pPr>
+        <w:numPr>
+          <w:ilvl w:val="0"/>
+          <w:numId w:val="35"/>
+        </w:numPr>
+      </w:pPr>
+      <w:r>
+        <w:t>“Dismiss?”</w:t>
+      </w:r>
+    </w:p>
+    <w:p>
+      <w:pPr>
+        <w:rPr>
+          <w:b/>
+          <w:bCs/>
+        </w:rPr>
+      </w:pPr>
+      <w:r>
+        <w:rPr>
+          <w:b/>
+          <w:bCs/>
+        </w:rPr>
+        <w:t>3. Auto-act</w:t>
+      </w:r>
+    </w:p>
+    <w:p>
+      <w:r>
+        <w:t>Only for explicitly allowed patterns:</w:t>
+      </w:r>
+    </w:p>
+    <w:p>
+      <w:pPr>
+        <w:numPr>
+          <w:ilvl w:val="0"/>
+          <w:numId w:val="36"/>
+        </w:numPr>
+      </w:pPr>
+      <w:r>
+        <w:t>confirm appointment</w:t>
+      </w:r>
+    </w:p>
+    <w:p>
+      <w:pPr>
+        <w:numPr>
+          <w:ilvl w:val="0"/>
+          <w:numId w:val="36"/>
+        </w:numPr>
+      </w:pPr>
+      <w:r>
+        <w:t>send canned ETA reply</w:t>
+      </w:r>
+    </w:p>
+    <w:p>
+      <w:pPr>
+        <w:numPr>
+          <w:ilvl w:val="0"/>
+          <w:numId w:val="36"/>
+        </w:numPr>
+      </w:pPr>
+      <w:r>
+        <w:t>acknowledge routine logistics</w:t>
+      </w:r>
+    </w:p>
+    <w:p>
+      <w:pPr>
+        <w:rPr>
+          <w:b/>
+          <w:bCs/>
+        </w:rPr>
+      </w:pPr>
+      <w:r>
+        <w:rPr>
+          <w:b/>
+          <w:bCs/>
+        </w:rPr>
+        <w:t>4. Escalate</w:t>
+      </w:r>
+    </w:p>
+    <w:p>
+      <w:r>
+        <w:t>Anything ambiguous, emotional, risky, or relational gets kicked to you.</w:t>
+      </w:r>
+    </w:p>
+    <w:p>
+      <w:r>
+        <w:t>That last one matters a lot.</w:t>
+      </w:r>
+    </w:p>
+    <w:p>
+      <w:pPr>
+        <w:rPr>
+          <w:b/>
+          <w:bCs/>
+        </w:rPr>
+      </w:pPr>
+      <w:r>
+        <w:rPr>
+          <w:b/>
+          <w:bCs/>
+        </w:rPr>
+        <w:t>The dangerous part</w:t>
+      </w:r>
+    </w:p>
+    <w:p>
+      <w:r>
+        <w:t>This is where systems get creepy or catastrophic fast:</w:t>
+      </w:r>
+    </w:p>
+    <w:p>
+      <w:r>
+        <w:t>“</w:t>
+      </w:r>
+      <w:proofErr w:type="gramStart"/>
+      <w:r>
+        <w:t>how</w:t>
+      </w:r>
+      <w:proofErr w:type="gramEnd"/>
+      <w:r>
+        <w:t xml:space="preserve"> you talk when texting your wife vs your girlfriend”</w:t>
+      </w:r>
+    </w:p>
+    <w:p>
+      <w:r>
+        <w:t xml:space="preserve">Technically, yes, Twin+ should understand </w:t>
+      </w:r>
+      <w:r>
+        <w:rPr>
+          <w:b/>
+          <w:bCs/>
+        </w:rPr>
+        <w:t>audience-specific communication style</w:t>
+      </w:r>
+      <w:r>
+        <w:t>.</w:t>
+      </w:r>
+    </w:p>
+    <w:p>
+      <w:r>
+        <w:t>But the rule needs to be:</w:t>
+      </w:r>
+    </w:p>
+    <w:p>
+      <w:r>
+        <w:rPr>
+          <w:b/>
+          <w:bCs/>
+        </w:rPr>
+        <w:t>Twin+ can learn communication context.</w:t>
+      </w:r>
+      <w:r>
+        <w:rPr>
+          <w:b/>
+          <w:bCs/>
+        </w:rPr>
+        <w:br/>
+        <w:t>Twin+ should not autonomously play social Russian roulette.</w:t>
+      </w:r>
+    </w:p>
+    <w:p>
+      <w:r>
+        <w:t>Meaning:</w:t>
+      </w:r>
+    </w:p>
+    <w:p>
+      <w:pPr>
+        <w:numPr>
+          <w:ilvl w:val="0"/>
+          <w:numId w:val="37"/>
+        </w:numPr>
+      </w:pPr>
+      <w:r>
+        <w:t>learn tone differences: yes</w:t>
+      </w:r>
+    </w:p>
+    <w:p>
+      <w:pPr>
+        <w:numPr>
+          <w:ilvl w:val="0"/>
+          <w:numId w:val="37"/>
+        </w:numPr>
+      </w:pPr>
+      <w:r>
+        <w:t>draft suggestions by recipient/context: yes</w:t>
+      </w:r>
+    </w:p>
+    <w:p>
+      <w:pPr>
+        <w:numPr>
+          <w:ilvl w:val="0"/>
+          <w:numId w:val="37"/>
+        </w:numPr>
+      </w:pPr>
+      <w:r>
+        <w:t>auto-send sensitive personal messages: hell no, not by default</w:t>
+      </w:r>
+    </w:p>
+    <w:p>
+      <w:r>
+        <w:t>You do not want the system confidently sending the wrong kind of warmth, sarcasm, shorthand, or intimacy to the wrong person. That’s how you end up on Maury with a burning phone.</w:t>
+      </w:r>
+    </w:p>
+    <w:p>
+      <w:pPr>
+        <w:rPr>
+          <w:b/>
+          <w:bCs/>
+        </w:rPr>
+      </w:pPr>
+      <w:r>
+        <w:rPr>
+          <w:b/>
+          <w:bCs/>
+        </w:rPr>
+        <w:t>The right automation doctrine for messaging</w:t>
+      </w:r>
+    </w:p>
+    <w:p>
+      <w:pPr>
+        <w:rPr>
+          <w:b/>
+          <w:bCs/>
+        </w:rPr>
+      </w:pPr>
+      <w:r>
+        <w:rPr>
+          <w:b/>
+          <w:bCs/>
+        </w:rPr>
+        <w:t>Safe for auto-action</w:t>
+      </w:r>
+    </w:p>
+    <w:p>
+      <w:pPr>
+        <w:numPr>
+          <w:ilvl w:val="0"/>
+          <w:numId w:val="38"/>
+        </w:numPr>
+      </w:pPr>
+      <w:r>
+        <w:lastRenderedPageBreak/>
+        <w:t>structured confirmations</w:t>
+      </w:r>
+    </w:p>
+    <w:p>
+      <w:pPr>
+        <w:numPr>
+          <w:ilvl w:val="0"/>
+          <w:numId w:val="38"/>
+        </w:numPr>
+      </w:pPr>
+      <w:r>
+        <w:t>routine acknowledgments</w:t>
+      </w:r>
+    </w:p>
+    <w:p>
+      <w:pPr>
+        <w:numPr>
+          <w:ilvl w:val="0"/>
+          <w:numId w:val="38"/>
+        </w:numPr>
+      </w:pPr>
+      <w:r>
+        <w:t>known business workflows</w:t>
+      </w:r>
+    </w:p>
+    <w:p>
+      <w:pPr>
+        <w:numPr>
+          <w:ilvl w:val="0"/>
+          <w:numId w:val="38"/>
+        </w:numPr>
+      </w:pPr>
+      <w:r>
+        <w:t>appointment confirmations</w:t>
+      </w:r>
+    </w:p>
+    <w:p>
+      <w:pPr>
+        <w:numPr>
+          <w:ilvl w:val="0"/>
+          <w:numId w:val="38"/>
+        </w:numPr>
+      </w:pPr>
+      <w:r>
+        <w:t>delivery confirmations</w:t>
+      </w:r>
+    </w:p>
+    <w:p>
+      <w:pPr>
+        <w:numPr>
+          <w:ilvl w:val="0"/>
+          <w:numId w:val="38"/>
+        </w:numPr>
+      </w:pPr>
+      <w:r>
+        <w:t>simple “On my way” replies to trusted patterns, if approved</w:t>
+      </w:r>
+    </w:p>
+    <w:p>
+      <w:pPr>
+        <w:rPr>
+          <w:b/>
+          <w:bCs/>
+        </w:rPr>
+      </w:pPr>
+      <w:r>
+        <w:rPr>
+          <w:b/>
+          <w:bCs/>
+        </w:rPr>
+        <w:t>Suggest-only</w:t>
+      </w:r>
+    </w:p>
+    <w:p>
+      <w:pPr>
+        <w:numPr>
+          <w:ilvl w:val="0"/>
+          <w:numId w:val="39"/>
+        </w:numPr>
+      </w:pPr>
+      <w:r>
+        <w:t>spouse/partner/family texts</w:t>
+      </w:r>
+    </w:p>
+    <w:p>
+      <w:pPr>
+        <w:numPr>
+          <w:ilvl w:val="0"/>
+          <w:numId w:val="39"/>
+        </w:numPr>
+      </w:pPr>
+      <w:r>
+        <w:t>friend texts</w:t>
+      </w:r>
+    </w:p>
+    <w:p>
+      <w:pPr>
+        <w:numPr>
+          <w:ilvl w:val="0"/>
+          <w:numId w:val="39"/>
+        </w:numPr>
+      </w:pPr>
+      <w:r>
+        <w:t>work texts with nuance</w:t>
+      </w:r>
+    </w:p>
+    <w:p>
+      <w:pPr>
+        <w:numPr>
+          <w:ilvl w:val="0"/>
+          <w:numId w:val="39"/>
+        </w:numPr>
+      </w:pPr>
+      <w:r>
+        <w:t>emotionally loaded messages</w:t>
+      </w:r>
+    </w:p>
+    <w:p>
+      <w:pPr>
+        <w:numPr>
+          <w:ilvl w:val="0"/>
+          <w:numId w:val="39"/>
+        </w:numPr>
+      </w:pPr>
+      <w:r>
+        <w:t>anything with ambiguity</w:t>
+      </w:r>
+    </w:p>
+    <w:p>
+      <w:pPr>
+        <w:numPr>
+          <w:ilvl w:val="0"/>
+          <w:numId w:val="39"/>
+        </w:numPr>
+      </w:pPr>
+      <w:r>
+        <w:t>anything that could change a relationship outcome</w:t>
+      </w:r>
+    </w:p>
+    <w:p>
+      <w:pPr>
+        <w:rPr>
+          <w:b/>
+          <w:bCs/>
+        </w:rPr>
+      </w:pPr>
+      <w:r>
+        <w:rPr>
+          <w:b/>
+          <w:bCs/>
+        </w:rPr>
+        <w:t>Never auto-send without explicit policy</w:t>
+      </w:r>
+    </w:p>
+    <w:p>
+      <w:pPr>
+        <w:numPr>
+          <w:ilvl w:val="0"/>
+          <w:numId w:val="40"/>
+        </w:numPr>
+      </w:pPr>
+      <w:r>
+        <w:t>conflict</w:t>
+      </w:r>
+    </w:p>
+    <w:p>
+      <w:pPr>
+        <w:numPr>
+          <w:ilvl w:val="0"/>
+          <w:numId w:val="40"/>
+        </w:numPr>
+      </w:pPr>
+      <w:r>
+        <w:t>affection</w:t>
+      </w:r>
+    </w:p>
+    <w:p>
+      <w:pPr>
+        <w:numPr>
+          <w:ilvl w:val="0"/>
+          <w:numId w:val="40"/>
+        </w:numPr>
+      </w:pPr>
+      <w:r>
+        <w:t>apologies</w:t>
+      </w:r>
+    </w:p>
+    <w:p>
+      <w:pPr>
+        <w:numPr>
+          <w:ilvl w:val="0"/>
+          <w:numId w:val="40"/>
+        </w:numPr>
+      </w:pPr>
+      <w:r>
+        <w:t>money</w:t>
+      </w:r>
+    </w:p>
+    <w:p>
+      <w:pPr>
+        <w:numPr>
+          <w:ilvl w:val="0"/>
+          <w:numId w:val="40"/>
+        </w:numPr>
+      </w:pPr>
+      <w:r>
+        <w:t>legal</w:t>
+      </w:r>
+    </w:p>
+    <w:p>
+      <w:pPr>
+        <w:numPr>
+          <w:ilvl w:val="0"/>
+          <w:numId w:val="40"/>
+        </w:numPr>
+      </w:pPr>
+      <w:r>
+        <w:t>medical nuance</w:t>
+      </w:r>
+    </w:p>
+    <w:p>
+      <w:pPr>
+        <w:numPr>
+          <w:ilvl w:val="0"/>
+          <w:numId w:val="40"/>
+        </w:numPr>
+      </w:pPr>
+      <w:r>
+        <w:t>anything romantic/sexual</w:t>
+      </w:r>
+    </w:p>
+    <w:p>
+      <w:pPr>
+        <w:numPr>
+          <w:ilvl w:val="0"/>
+          <w:numId w:val="40"/>
+        </w:numPr>
+      </w:pPr>
+      <w:r>
+        <w:t>anything that could blow up your life before breakfast</w:t>
+      </w:r>
+    </w:p>
+    <w:p>
+      <w:pPr>
+        <w:rPr>
+          <w:b/>
+          <w:bCs/>
+        </w:rPr>
+      </w:pPr>
+      <w:r>
+        <w:rPr>
+          <w:b/>
+          <w:bCs/>
+        </w:rPr>
+        <w:t>What mobile should really become</w:t>
+      </w:r>
+    </w:p>
+    <w:p>
+      <w:r>
+        <w:t>A mobile-first Twin+ should have five primary surfaces:</w:t>
+      </w:r>
+    </w:p>
+    <w:p>
+      <w:pPr>
+        <w:rPr>
+          <w:b/>
+          <w:bCs/>
+        </w:rPr>
+      </w:pPr>
+      <w:r>
+        <w:rPr>
+          <w:b/>
+          <w:bCs/>
+        </w:rPr>
+        <w:t>1. Capture</w:t>
+      </w:r>
+    </w:p>
+    <w:p>
+      <w:r>
+        <w:t>Voice, quick text, share sheet, lock screen.</w:t>
+      </w:r>
+    </w:p>
+    <w:p>
+      <w:pPr>
+        <w:rPr>
+          <w:b/>
+          <w:bCs/>
+        </w:rPr>
+      </w:pPr>
+      <w:r>
+        <w:rPr>
+          <w:b/>
+          <w:bCs/>
+        </w:rPr>
+        <w:t>2. Interrupt filter</w:t>
+      </w:r>
+    </w:p>
+    <w:p>
+      <w:r>
+        <w:t>What matters right now vs what can wait.</w:t>
+      </w:r>
+    </w:p>
+    <w:p>
+      <w:pPr>
+        <w:rPr>
+          <w:b/>
+          <w:bCs/>
+        </w:rPr>
+      </w:pPr>
+      <w:r>
+        <w:rPr>
+          <w:b/>
+          <w:bCs/>
+        </w:rPr>
+        <w:t>3. Action queue</w:t>
+      </w:r>
+    </w:p>
+    <w:p>
+      <w:r>
+        <w:t>Tiny cards:</w:t>
+      </w:r>
+    </w:p>
+    <w:p>
+      <w:pPr>
+        <w:numPr>
+          <w:ilvl w:val="0"/>
+          <w:numId w:val="41"/>
+        </w:numPr>
+      </w:pPr>
+      <w:r>
+        <w:t>confirm</w:t>
+      </w:r>
+    </w:p>
+    <w:p>
+      <w:pPr>
+        <w:numPr>
+          <w:ilvl w:val="0"/>
+          <w:numId w:val="41"/>
+        </w:numPr>
+      </w:pPr>
+      <w:r>
+        <w:t>reply</w:t>
+      </w:r>
+    </w:p>
+    <w:p>
+      <w:pPr>
+        <w:numPr>
+          <w:ilvl w:val="0"/>
+          <w:numId w:val="41"/>
+        </w:numPr>
+      </w:pPr>
+      <w:r>
+        <w:t>add</w:t>
+      </w:r>
+    </w:p>
+    <w:p>
+      <w:pPr>
+        <w:numPr>
+          <w:ilvl w:val="0"/>
+          <w:numId w:val="41"/>
+        </w:numPr>
+      </w:pPr>
+      <w:r>
+        <w:t>dismiss</w:t>
+      </w:r>
+    </w:p>
+    <w:p>
+      <w:pPr>
+        <w:numPr>
+          <w:ilvl w:val="0"/>
+          <w:numId w:val="41"/>
+        </w:numPr>
+      </w:pPr>
+      <w:r>
+        <w:t>snooze</w:t>
+      </w:r>
+    </w:p>
+    <w:p>
+      <w:pPr>
+        <w:rPr>
+          <w:b/>
+          <w:bCs/>
+        </w:rPr>
+      </w:pPr>
+      <w:r>
+        <w:rPr>
+          <w:b/>
+          <w:bCs/>
+        </w:rPr>
+        <w:t>4. Relationship-aware drafting</w:t>
+      </w:r>
+    </w:p>
+    <w:p>
+      <w:r>
+        <w:t>“Here’s how you’d probably respond to this person.”</w:t>
+      </w:r>
+    </w:p>
+    <w:p>
+      <w:pPr>
+        <w:rPr>
+          <w:b/>
+          <w:bCs/>
+        </w:rPr>
+      </w:pPr>
+      <w:r>
+        <w:rPr>
+          <w:b/>
+          <w:bCs/>
+        </w:rPr>
+        <w:t>5. Silent learning</w:t>
+      </w:r>
+    </w:p>
+    <w:p>
+      <w:r>
+        <w:t>Twin updates patterns without constantly asking for permission unless it’s crossing a boundary.</w:t>
+      </w:r>
+    </w:p>
+    <w:p>
+      <w:pPr>
+        <w:rPr>
+          <w:b/>
+          <w:bCs/>
+        </w:rPr>
+      </w:pPr>
+      <w:r>
+        <w:rPr>
+          <w:b/>
+          <w:bCs/>
+        </w:rPr>
+        <w:t>The UI should feel like this</w:t>
+      </w:r>
+    </w:p>
+    <w:p>
+      <w:r>
+        <w:t>Not:</w:t>
+      </w:r>
+    </w:p>
+    <w:p>
+      <w:pPr>
+        <w:numPr>
+          <w:ilvl w:val="0"/>
+          <w:numId w:val="42"/>
+        </w:numPr>
+      </w:pPr>
+      <w:r>
+        <w:t>dashboards</w:t>
+      </w:r>
+    </w:p>
+    <w:p>
+      <w:pPr>
+        <w:numPr>
+          <w:ilvl w:val="0"/>
+          <w:numId w:val="42"/>
+        </w:numPr>
+      </w:pPr>
+      <w:r>
+        <w:t>panes</w:t>
+      </w:r>
+    </w:p>
+    <w:p>
+      <w:pPr>
+        <w:numPr>
+          <w:ilvl w:val="0"/>
+          <w:numId w:val="42"/>
+        </w:numPr>
+      </w:pPr>
+      <w:r>
+        <w:lastRenderedPageBreak/>
+        <w:t>metrics everywhere</w:t>
+      </w:r>
+    </w:p>
+    <w:p>
+      <w:r>
+        <w:t>More like:</w:t>
+      </w:r>
+    </w:p>
+    <w:p>
+      <w:pPr>
+        <w:numPr>
+          <w:ilvl w:val="0"/>
+          <w:numId w:val="43"/>
+        </w:numPr>
+      </w:pPr>
+      <w:r>
+        <w:t>“3 things need you”</w:t>
+      </w:r>
+    </w:p>
+    <w:p>
+      <w:pPr>
+        <w:numPr>
+          <w:ilvl w:val="0"/>
+          <w:numId w:val="43"/>
+        </w:numPr>
+      </w:pPr>
+      <w:r>
+        <w:t>“2 things I handled”</w:t>
+      </w:r>
+    </w:p>
+    <w:p>
+      <w:pPr>
+        <w:numPr>
+          <w:ilvl w:val="0"/>
+          <w:numId w:val="43"/>
+        </w:numPr>
+      </w:pPr>
+      <w:r>
+        <w:t>“1 thing I need you to approve”</w:t>
+      </w:r>
+    </w:p>
+    <w:p>
+      <w:r>
+        <w:t>That’s the app.</w:t>
+      </w:r>
+    </w:p>
+    <w:p>
+      <w:pPr>
+        <w:rPr>
+          <w:b/>
+          <w:bCs/>
+        </w:rPr>
+      </w:pPr>
+      <w:r>
+        <w:rPr>
+          <w:b/>
+          <w:bCs/>
+        </w:rPr>
+        <w:t>The killer feature set for mobile</w:t>
+      </w:r>
+    </w:p>
+    <w:p>
+      <w:r>
+        <w:t>If I were narrowing mobile to the highest-value stuff, it would be:</w:t>
+      </w:r>
+    </w:p>
+    <w:p>
+      <w:pPr>
+        <w:numPr>
+          <w:ilvl w:val="0"/>
+          <w:numId w:val="44"/>
+        </w:numPr>
+      </w:pPr>
+      <w:proofErr w:type="gramStart"/>
+      <w:r>
+        <w:t>universal quick capture</w:t>
+      </w:r>
+      <w:proofErr w:type="gramEnd"/>
+    </w:p>
+    <w:p>
+      <w:pPr>
+        <w:numPr>
+          <w:ilvl w:val="0"/>
+          <w:numId w:val="44"/>
+        </w:numPr>
+      </w:pPr>
+      <w:r>
+        <w:t>smart notifications</w:t>
+      </w:r>
+    </w:p>
+    <w:p>
+      <w:pPr>
+        <w:numPr>
+          <w:ilvl w:val="0"/>
+          <w:numId w:val="44"/>
+        </w:numPr>
+      </w:pPr>
+      <w:r>
+        <w:t>one-tap message actions</w:t>
+      </w:r>
+    </w:p>
+    <w:p>
+      <w:pPr>
+        <w:numPr>
+          <w:ilvl w:val="0"/>
+          <w:numId w:val="44"/>
+        </w:numPr>
+      </w:pPr>
+      <w:r>
+        <w:t>grocery/shared list store mode</w:t>
+      </w:r>
+    </w:p>
+    <w:p>
+      <w:pPr>
+        <w:numPr>
+          <w:ilvl w:val="0"/>
+          <w:numId w:val="44"/>
+        </w:numPr>
+      </w:pPr>
+      <w:r>
+        <w:t>schedule confirmations</w:t>
+      </w:r>
+    </w:p>
+    <w:p>
+      <w:pPr>
+        <w:numPr>
+          <w:ilvl w:val="0"/>
+          <w:numId w:val="44"/>
+        </w:numPr>
+      </w:pPr>
+      <w:proofErr w:type="gramStart"/>
+      <w:r>
+        <w:t>trusted-contact</w:t>
+      </w:r>
+      <w:proofErr w:type="gramEnd"/>
+      <w:r>
+        <w:t xml:space="preserve"> </w:t>
+      </w:r>
+      <w:proofErr w:type="gramStart"/>
+      <w:r>
+        <w:t>reply</w:t>
+      </w:r>
+      <w:proofErr w:type="gramEnd"/>
+      <w:r>
+        <w:t xml:space="preserve"> suggestions</w:t>
+      </w:r>
+    </w:p>
+    <w:p>
+      <w:pPr>
+        <w:numPr>
+          <w:ilvl w:val="0"/>
+          <w:numId w:val="44"/>
+        </w:numPr>
+      </w:pPr>
+      <w:r>
+        <w:t>location/context nudges</w:t>
+      </w:r>
+    </w:p>
+    <w:p>
+      <w:pPr>
+        <w:numPr>
+          <w:ilvl w:val="0"/>
+          <w:numId w:val="44"/>
+        </w:numPr>
+      </w:pPr>
+      <w:r>
+        <w:t>“Twin handled this” log</w:t>
+      </w:r>
+    </w:p>
+    <w:p>
+      <w:r>
+        <w:t>That last one matters because people need to trust automation.</w:t>
+      </w:r>
+    </w:p>
+    <w:p>
+      <w:pPr>
+        <w:rPr>
+          <w:b/>
+          <w:bCs/>
+        </w:rPr>
+      </w:pPr>
+      <w:r>
+        <w:rPr>
+          <w:b/>
+          <w:bCs/>
+        </w:rPr>
+        <w:t>The phrase to lock in</w:t>
+      </w:r>
+    </w:p>
+    <w:p>
+      <w:r>
+        <w:rPr>
+          <w:b/>
+          <w:bCs/>
+        </w:rPr>
+        <w:t>Mobile should not expose the cognitive OS.</w:t>
+      </w:r>
+      <w:r>
+        <w:rPr>
+          <w:b/>
+          <w:bCs/>
+        </w:rPr>
+        <w:br/>
+        <w:t>Mobile should behave like the cognitive OS is already working.</w:t>
+      </w:r>
+    </w:p>
+    <w:p>
+      <w:r>
+        <w:t>That’s the difference between:</w:t>
+      </w:r>
+    </w:p>
+    <w:p>
+      <w:pPr>
+        <w:numPr>
+          <w:ilvl w:val="0"/>
+          <w:numId w:val="45"/>
+        </w:numPr>
+      </w:pPr>
+      <w:r>
+        <w:t>an impressive system</w:t>
+      </w:r>
+    </w:p>
+    <w:p>
+      <w:pPr>
+        <w:numPr>
+          <w:ilvl w:val="0"/>
+          <w:numId w:val="45"/>
+        </w:numPr>
+      </w:pPr>
+      <w:r>
+        <w:t>and a useful one</w:t>
+      </w:r>
+    </w:p>
+    <w:p>
+      <w:pPr>
+        <w:rPr>
+          <w:b/>
+          <w:bCs/>
+        </w:rPr>
+      </w:pPr>
+      <w:r>
+        <w:rPr>
+          <w:b/>
+          <w:bCs/>
+        </w:rPr>
+        <w:t>Blunt verdict</w:t>
+      </w:r>
+    </w:p>
+    <w:p>
+      <w:r>
+        <w:t>You’re right:</w:t>
+      </w:r>
+      <w:r>
+        <w:br/>
+      </w:r>
+      <w:r>
+        <w:rPr>
+          <w:b/>
+          <w:bCs/>
+        </w:rPr>
+        <w:t>users do not care about I/O Bay.</w:t>
+      </w:r>
+      <w:r>
+        <w:br/>
+        <w:t>They care that:</w:t>
+      </w:r>
+    </w:p>
+    <w:p>
+      <w:pPr>
+        <w:numPr>
+          <w:ilvl w:val="0"/>
+          <w:numId w:val="46"/>
+        </w:numPr>
+      </w:pPr>
+      <w:proofErr w:type="gramStart"/>
+      <w:r>
+        <w:t>the</w:t>
+      </w:r>
+      <w:proofErr w:type="gramEnd"/>
+      <w:r>
+        <w:t xml:space="preserve"> right thing gets surfaced</w:t>
+      </w:r>
+    </w:p>
+    <w:p>
+      <w:pPr>
+        <w:numPr>
+          <w:ilvl w:val="0"/>
+          <w:numId w:val="46"/>
+        </w:numPr>
+      </w:pPr>
+      <w:proofErr w:type="gramStart"/>
+      <w:r>
+        <w:t>the</w:t>
+      </w:r>
+      <w:proofErr w:type="gramEnd"/>
+      <w:r>
+        <w:t xml:space="preserve"> dumb thing gets hidden</w:t>
+      </w:r>
+    </w:p>
+    <w:p>
+      <w:pPr>
+        <w:numPr>
+          <w:ilvl w:val="0"/>
+          <w:numId w:val="46"/>
+        </w:numPr>
+      </w:pPr>
+      <w:r>
+        <w:t>routine crap gets handled</w:t>
+      </w:r>
+    </w:p>
+    <w:p>
+      <w:pPr>
+        <w:numPr>
+          <w:ilvl w:val="0"/>
+          <w:numId w:val="46"/>
+        </w:numPr>
+      </w:pPr>
+      <w:r>
+        <w:t>they stop bleeding time and attention</w:t>
+      </w:r>
+    </w:p>
+    <w:p>
+      <w:r>
+        <w:t>That’s the actual product.</w:t>
+      </w:r>
+    </w:p>
+    <w:p>
+      <w:r>
+        <w:t>And yes:</w:t>
+      </w:r>
+      <w:r>
+        <w:br/>
+      </w:r>
+      <w:r>
+        <w:rPr>
+          <w:b/>
+          <w:bCs/>
+        </w:rPr>
+        <w:t>the phone is where the rubber hits the uterus.</w:t>
+      </w:r>
+    </w:p>
+    <w:p>
+      <w:r>
+        <w:t>The command center proves the engine exists.</w:t>
+      </w:r>
+      <w:r>
+        <w:br/>
+        <w:t>The phone proves it’s worth having.</w:t>
       </w:r>
     </w:p>
     <w:p/>
@@ -10303,6 +12372,304 @@
 <file path=word/numbering.xml><?xml version="1.0" encoding="utf-8"?>
 <w:numbering xmlns:wpc="http://schemas.microsoft.com/office/word/2010/wordprocessingCanvas" xmlns:cx="http://schemas.microsoft.com/office/drawing/2014/chartex" xmlns:cx1="http://schemas.microsoft.com/office/drawing/2015/9/8/chartex" xmlns:cx2="http://schemas.microsoft.com/office/drawing/2015/10/21/chartex" xmlns:cx3="http://schemas.microsoft.com/office/drawing/2016/5/9/chartex" xmlns:cx4="http://schemas.microsoft.com/office/drawing/2016/5/10/chartex" xmlns:cx5="http://schemas.microsoft.com/office/drawing/2016/5/11/chartex" xmlns:cx6="http://schemas.microsoft.com/office/drawing/2016/5/12/chartex" xmlns:cx7="http://schemas.microsoft.com/office/drawing/2016/5/13/chartex" xmlns:cx8="http://schemas.microsoft.com/office/drawing/2016/5/14/chartex" xmlns:mc="http://schemas.openxmlformats.org/markup-compatibility/2006" xmlns:aink="http://schemas.microsoft.com/office/drawing/2016/ink" xmlns:am3d="http://schemas.microsoft.com/office/drawing/2017/model3d" xmlns:o="urn:schemas-microsoft-com:office:office" xmlns:oel="http://schemas.microsoft.com/office/2019/extlst" xmlns:r="http://schemas.openxmlformats.org/officeDocument/2006/relationships" xmlns:m="http://schemas.openxmlformats.org/officeDocument/2006/math" xmlns:v="urn:schemas-microsoft-com:vml" xmlns:wp14="http://schemas.microsoft.com/office/word/2010/wordprocessingDrawing" xmlns:wp="http://schemas.openxmlformats.org/drawingml/2006/wordprocessingDrawing" xmlns:w10="urn:schemas-microsoft-com:office:word" xmlns:w="http://schemas.openxmlformats.org/wordprocessingml/2006/main" xmlns:w14="http://schemas.microsoft.com/office/word/2010/wordml" xmlns:w15="http://schemas.microsoft.com/office/word/2012/wordml" xmlns:w16cex="http://schemas.microsoft.com/office/word/2018/wordml/cex" xmlns:w16cid="http://schemas.microsoft.com/office/word/2016/wordml/cid" xmlns:w16="http://schemas.microsoft.com/office/word/2018/wordml" xmlns:w16du="http://schemas.microsoft.com/office/word/2023/wordml/word16du" xmlns:w16sdtdh="http://schemas.microsoft.com/office/word/2020/wordml/sdtdatahash" xmlns:w16sdtfl="http://schemas.microsoft.com/office/word/2024/wordml/sdtformatlock" xmlns:w16se="http://schemas.microsoft.com/office/word/2015/wordml/symex" xmlns:wpg="http://schemas.microsoft.com/office/word/2010/wordprocessingGroup" xmlns:wpi="http://schemas.microsoft.com/office/word/2010/wordprocessingInk" xmlns:wne="http://schemas.microsoft.com/office/word/2006/wordml" xmlns:wps="http://schemas.microsoft.com/office/word/2010/wordprocessingShape" mc:Ignorable="w14 w15 w16se w16cid w16 w16cex w16sdtdh w16sdtfl w16du wp14">
   <w:abstractNum w:abstractNumId="0" w15:restartNumberingAfterBreak="0">
+    <w:nsid w:val="0106034F"/>
+    <w:multiLevelType w:val="multilevel"/>
+    <w:tmpl w:val="4CACD2D2"/>
+    <w:lvl w:ilvl="0">
+      <w:start w:val="1"/>
+      <w:numFmt w:val="bullet"/>
+      <w:lvlText w:val=""/>
+      <w:lvlJc w:val="left"/>
+      <w:pPr>
+        <w:tabs>
+          <w:tab w:val="num" w:pos="720"/>
+        </w:tabs>
+        <w:ind w:left="720" w:hanging="360"/>
+      </w:pPr>
+      <w:rPr>
+        <w:rFonts w:ascii="Symbol" w:hAnsi="Symbol" w:hint="default"/>
+        <w:sz w:val="20"/>
+      </w:rPr>
+    </w:lvl>
+    <w:lvl w:ilvl="1" w:tentative="1">
+      <w:start w:val="1"/>
+      <w:numFmt w:val="bullet"/>
+      <w:lvlText w:val="o"/>
+      <w:lvlJc w:val="left"/>
+      <w:pPr>
+        <w:tabs>
+          <w:tab w:val="num" w:pos="1440"/>
+        </w:tabs>
+        <w:ind w:left="1440" w:hanging="360"/>
+      </w:pPr>
+      <w:rPr>
+        <w:rFonts w:ascii="Courier New" w:hAnsi="Courier New" w:hint="default"/>
+        <w:sz w:val="20"/>
+      </w:rPr>
+    </w:lvl>
+    <w:lvl w:ilvl="2" w:tentative="1">
+      <w:start w:val="1"/>
+      <w:numFmt w:val="bullet"/>
+      <w:lvlText w:val=""/>
+      <w:lvlJc w:val="left"/>
+      <w:pPr>
+        <w:tabs>
+          <w:tab w:val="num" w:pos="2160"/>
+        </w:tabs>
+        <w:ind w:left="2160" w:hanging="360"/>
+      </w:pPr>
+      <w:rPr>
+        <w:rFonts w:ascii="Wingdings" w:hAnsi="Wingdings" w:hint="default"/>
+        <w:sz w:val="20"/>
+      </w:rPr>
+    </w:lvl>
+    <w:lvl w:ilvl="3" w:tentative="1">
+      <w:start w:val="1"/>
+      <w:numFmt w:val="bullet"/>
+      <w:lvlText w:val=""/>
+      <w:lvlJc w:val="left"/>
+      <w:pPr>
+        <w:tabs>
+          <w:tab w:val="num" w:pos="2880"/>
+        </w:tabs>
+        <w:ind w:left="2880" w:hanging="360"/>
+      </w:pPr>
+      <w:rPr>
+        <w:rFonts w:ascii="Wingdings" w:hAnsi="Wingdings" w:hint="default"/>
+        <w:sz w:val="20"/>
+      </w:rPr>
+    </w:lvl>
+    <w:lvl w:ilvl="4" w:tentative="1">
+      <w:start w:val="1"/>
+      <w:numFmt w:val="bullet"/>
+      <w:lvlText w:val=""/>
+      <w:lvlJc w:val="left"/>
+      <w:pPr>
+        <w:tabs>
+          <w:tab w:val="num" w:pos="3600"/>
+        </w:tabs>
+        <w:ind w:left="3600" w:hanging="360"/>
+      </w:pPr>
+      <w:rPr>
+        <w:rFonts w:ascii="Wingdings" w:hAnsi="Wingdings" w:hint="default"/>
+        <w:sz w:val="20"/>
+      </w:rPr>
+    </w:lvl>
+    <w:lvl w:ilvl="5" w:tentative="1">
+      <w:start w:val="1"/>
+      <w:numFmt w:val="bullet"/>
+      <w:lvlText w:val=""/>
+      <w:lvlJc w:val="left"/>
+      <w:pPr>
+        <w:tabs>
+          <w:tab w:val="num" w:pos="4320"/>
+        </w:tabs>
+        <w:ind w:left="4320" w:hanging="360"/>
+      </w:pPr>
+      <w:rPr>
+        <w:rFonts w:ascii="Wingdings" w:hAnsi="Wingdings" w:hint="default"/>
+        <w:sz w:val="20"/>
+      </w:rPr>
+    </w:lvl>
+    <w:lvl w:ilvl="6" w:tentative="1">
+      <w:start w:val="1"/>
+      <w:numFmt w:val="bullet"/>
+      <w:lvlText w:val=""/>
+      <w:lvlJc w:val="left"/>
+      <w:pPr>
+        <w:tabs>
+          <w:tab w:val="num" w:pos="5040"/>
+        </w:tabs>
+        <w:ind w:left="5040" w:hanging="360"/>
+      </w:pPr>
+      <w:rPr>
+        <w:rFonts w:ascii="Wingdings" w:hAnsi="Wingdings" w:hint="default"/>
+        <w:sz w:val="20"/>
+      </w:rPr>
+    </w:lvl>
+    <w:lvl w:ilvl="7" w:tentative="1">
+      <w:start w:val="1"/>
+      <w:numFmt w:val="bullet"/>
+      <w:lvlText w:val=""/>
+      <w:lvlJc w:val="left"/>
+      <w:pPr>
+        <w:tabs>
+          <w:tab w:val="num" w:pos="5760"/>
+        </w:tabs>
+        <w:ind w:left="5760" w:hanging="360"/>
+      </w:pPr>
+      <w:rPr>
+        <w:rFonts w:ascii="Wingdings" w:hAnsi="Wingdings" w:hint="default"/>
+        <w:sz w:val="20"/>
+      </w:rPr>
+    </w:lvl>
+    <w:lvl w:ilvl="8" w:tentative="1">
+      <w:start w:val="1"/>
+      <w:numFmt w:val="bullet"/>
+      <w:lvlText w:val=""/>
+      <w:lvlJc w:val="left"/>
+      <w:pPr>
+        <w:tabs>
+          <w:tab w:val="num" w:pos="6480"/>
+        </w:tabs>
+        <w:ind w:left="6480" w:hanging="360"/>
+      </w:pPr>
+      <w:rPr>
+        <w:rFonts w:ascii="Wingdings" w:hAnsi="Wingdings" w:hint="default"/>
+        <w:sz w:val="20"/>
+      </w:rPr>
+    </w:lvl>
+  </w:abstractNum>
+  <w:abstractNum w:abstractNumId="1" w15:restartNumberingAfterBreak="0">
+    <w:nsid w:val="01B70897"/>
+    <w:multiLevelType w:val="multilevel"/>
+    <w:tmpl w:val="810635BC"/>
+    <w:lvl w:ilvl="0">
+      <w:start w:val="1"/>
+      <w:numFmt w:val="bullet"/>
+      <w:lvlText w:val=""/>
+      <w:lvlJc w:val="left"/>
+      <w:pPr>
+        <w:tabs>
+          <w:tab w:val="num" w:pos="720"/>
+        </w:tabs>
+        <w:ind w:left="720" w:hanging="360"/>
+      </w:pPr>
+      <w:rPr>
+        <w:rFonts w:ascii="Symbol" w:hAnsi="Symbol" w:hint="default"/>
+        <w:sz w:val="20"/>
+      </w:rPr>
+    </w:lvl>
+    <w:lvl w:ilvl="1" w:tentative="1">
+      <w:start w:val="1"/>
+      <w:numFmt w:val="bullet"/>
+      <w:lvlText w:val="o"/>
+      <w:lvlJc w:val="left"/>
+      <w:pPr>
+        <w:tabs>
+          <w:tab w:val="num" w:pos="1440"/>
+        </w:tabs>
+        <w:ind w:left="1440" w:hanging="360"/>
+      </w:pPr>
+      <w:rPr>
+        <w:rFonts w:ascii="Courier New" w:hAnsi="Courier New" w:hint="default"/>
+        <w:sz w:val="20"/>
+      </w:rPr>
+    </w:lvl>
+    <w:lvl w:ilvl="2" w:tentative="1">
+      <w:start w:val="1"/>
+      <w:numFmt w:val="bullet"/>
+      <w:lvlText w:val=""/>
+      <w:lvlJc w:val="left"/>
+      <w:pPr>
+        <w:tabs>
+          <w:tab w:val="num" w:pos="2160"/>
+        </w:tabs>
+        <w:ind w:left="2160" w:hanging="360"/>
+      </w:pPr>
+      <w:rPr>
+        <w:rFonts w:ascii="Wingdings" w:hAnsi="Wingdings" w:hint="default"/>
+        <w:sz w:val="20"/>
+      </w:rPr>
+    </w:lvl>
+    <w:lvl w:ilvl="3" w:tentative="1">
+      <w:start w:val="1"/>
+      <w:numFmt w:val="bullet"/>
+      <w:lvlText w:val=""/>
+      <w:lvlJc w:val="left"/>
+      <w:pPr>
+        <w:tabs>
+          <w:tab w:val="num" w:pos="2880"/>
+        </w:tabs>
+        <w:ind w:left="2880" w:hanging="360"/>
+      </w:pPr>
+      <w:rPr>
+        <w:rFonts w:ascii="Wingdings" w:hAnsi="Wingdings" w:hint="default"/>
+        <w:sz w:val="20"/>
+      </w:rPr>
+    </w:lvl>
+    <w:lvl w:ilvl="4" w:tentative="1">
+      <w:start w:val="1"/>
+      <w:numFmt w:val="bullet"/>
+      <w:lvlText w:val=""/>
+      <w:lvlJc w:val="left"/>
+      <w:pPr>
+        <w:tabs>
+          <w:tab w:val="num" w:pos="3600"/>
+        </w:tabs>
+        <w:ind w:left="3600" w:hanging="360"/>
+      </w:pPr>
+      <w:rPr>
+        <w:rFonts w:ascii="Wingdings" w:hAnsi="Wingdings" w:hint="default"/>
+        <w:sz w:val="20"/>
+      </w:rPr>
+    </w:lvl>
+    <w:lvl w:ilvl="5" w:tentative="1">
+      <w:start w:val="1"/>
+      <w:numFmt w:val="bullet"/>
+      <w:lvlText w:val=""/>
+      <w:lvlJc w:val="left"/>
+      <w:pPr>
+        <w:tabs>
+          <w:tab w:val="num" w:pos="4320"/>
+        </w:tabs>
+        <w:ind w:left="4320" w:hanging="360"/>
+      </w:pPr>
+      <w:rPr>
+        <w:rFonts w:ascii="Wingdings" w:hAnsi="Wingdings" w:hint="default"/>
+        <w:sz w:val="20"/>
+      </w:rPr>
+    </w:lvl>
+    <w:lvl w:ilvl="6" w:tentative="1">
+      <w:start w:val="1"/>
+      <w:numFmt w:val="bullet"/>
+      <w:lvlText w:val=""/>
+      <w:lvlJc w:val="left"/>
+      <w:pPr>
+        <w:tabs>
+          <w:tab w:val="num" w:pos="5040"/>
+        </w:tabs>
+        <w:ind w:left="5040" w:hanging="360"/>
+      </w:pPr>
+      <w:rPr>
+        <w:rFonts w:ascii="Wingdings" w:hAnsi="Wingdings" w:hint="default"/>
+        <w:sz w:val="20"/>
+      </w:rPr>
+    </w:lvl>
+    <w:lvl w:ilvl="7" w:tentative="1">
+      <w:start w:val="1"/>
+      <w:numFmt w:val="bullet"/>
+      <w:lvlText w:val=""/>
+      <w:lvlJc w:val="left"/>
+      <w:pPr>
+        <w:tabs>
+          <w:tab w:val="num" w:pos="5760"/>
+        </w:tabs>
+        <w:ind w:left="5760" w:hanging="360"/>
+      </w:pPr>
+      <w:rPr>
+        <w:rFonts w:ascii="Wingdings" w:hAnsi="Wingdings" w:hint="default"/>
+        <w:sz w:val="20"/>
+      </w:rPr>
+    </w:lvl>
+    <w:lvl w:ilvl="8" w:tentative="1">
+      <w:start w:val="1"/>
+      <w:numFmt w:val="bullet"/>
+      <w:lvlText w:val=""/>
+      <w:lvlJc w:val="left"/>
+      <w:pPr>
+        <w:tabs>
+          <w:tab w:val="num" w:pos="6480"/>
+        </w:tabs>
+        <w:ind w:left="6480" w:hanging="360"/>
+      </w:pPr>
+      <w:rPr>
+        <w:rFonts w:ascii="Wingdings" w:hAnsi="Wingdings" w:hint="default"/>
+        <w:sz w:val="20"/>
+      </w:rPr>
+    </w:lvl>
+  </w:abstractNum>
+  <w:abstractNum w:abstractNumId="2" w15:restartNumberingAfterBreak="0">
     <w:nsid w:val="042D5C4A"/>
     <w:multiLevelType w:val="multilevel"/>
     <w:tmpl w:val="9CAC0D8A"/>
@@ -10451,7 +12818,7 @@
       </w:rPr>
     </w:lvl>
   </w:abstractNum>
-  <w:abstractNum w:abstractNumId="1" w15:restartNumberingAfterBreak="0">
+  <w:abstractNum w:abstractNumId="3" w15:restartNumberingAfterBreak="0">
     <w:nsid w:val="069E0C30"/>
     <w:multiLevelType w:val="multilevel"/>
     <w:tmpl w:val="5A9EF402"/>
@@ -10600,7 +12967,7 @@
       </w:rPr>
     </w:lvl>
   </w:abstractNum>
-  <w:abstractNum w:abstractNumId="2" w15:restartNumberingAfterBreak="0">
+  <w:abstractNum w:abstractNumId="4" w15:restartNumberingAfterBreak="0">
     <w:nsid w:val="07B85626"/>
     <w:multiLevelType w:val="multilevel"/>
     <w:tmpl w:val="730C2BFC"/>
@@ -10749,7 +13116,156 @@
       </w:rPr>
     </w:lvl>
   </w:abstractNum>
-  <w:abstractNum w:abstractNumId="3" w15:restartNumberingAfterBreak="0">
+  <w:abstractNum w:abstractNumId="5" w15:restartNumberingAfterBreak="0">
+    <w:nsid w:val="098E3B11"/>
+    <w:multiLevelType w:val="multilevel"/>
+    <w:tmpl w:val="8C3691E4"/>
+    <w:lvl w:ilvl="0">
+      <w:start w:val="1"/>
+      <w:numFmt w:val="bullet"/>
+      <w:lvlText w:val=""/>
+      <w:lvlJc w:val="left"/>
+      <w:pPr>
+        <w:tabs>
+          <w:tab w:val="num" w:pos="720"/>
+        </w:tabs>
+        <w:ind w:left="720" w:hanging="360"/>
+      </w:pPr>
+      <w:rPr>
+        <w:rFonts w:ascii="Symbol" w:hAnsi="Symbol" w:hint="default"/>
+        <w:sz w:val="20"/>
+      </w:rPr>
+    </w:lvl>
+    <w:lvl w:ilvl="1" w:tentative="1">
+      <w:start w:val="1"/>
+      <w:numFmt w:val="bullet"/>
+      <w:lvlText w:val="o"/>
+      <w:lvlJc w:val="left"/>
+      <w:pPr>
+        <w:tabs>
+          <w:tab w:val="num" w:pos="1440"/>
+        </w:tabs>
+        <w:ind w:left="1440" w:hanging="360"/>
+      </w:pPr>
+      <w:rPr>
+        <w:rFonts w:ascii="Courier New" w:hAnsi="Courier New" w:hint="default"/>
+        <w:sz w:val="20"/>
+      </w:rPr>
+    </w:lvl>
+    <w:lvl w:ilvl="2" w:tentative="1">
+      <w:start w:val="1"/>
+      <w:numFmt w:val="bullet"/>
+      <w:lvlText w:val=""/>
+      <w:lvlJc w:val="left"/>
+      <w:pPr>
+        <w:tabs>
+          <w:tab w:val="num" w:pos="2160"/>
+        </w:tabs>
+        <w:ind w:left="2160" w:hanging="360"/>
+      </w:pPr>
+      <w:rPr>
+        <w:rFonts w:ascii="Wingdings" w:hAnsi="Wingdings" w:hint="default"/>
+        <w:sz w:val="20"/>
+      </w:rPr>
+    </w:lvl>
+    <w:lvl w:ilvl="3" w:tentative="1">
+      <w:start w:val="1"/>
+      <w:numFmt w:val="bullet"/>
+      <w:lvlText w:val=""/>
+      <w:lvlJc w:val="left"/>
+      <w:pPr>
+        <w:tabs>
+          <w:tab w:val="num" w:pos="2880"/>
+        </w:tabs>
+        <w:ind w:left="2880" w:hanging="360"/>
+      </w:pPr>
+      <w:rPr>
+        <w:rFonts w:ascii="Wingdings" w:hAnsi="Wingdings" w:hint="default"/>
+        <w:sz w:val="20"/>
+      </w:rPr>
+    </w:lvl>
+    <w:lvl w:ilvl="4" w:tentative="1">
+      <w:start w:val="1"/>
+      <w:numFmt w:val="bullet"/>
+      <w:lvlText w:val=""/>
+      <w:lvlJc w:val="left"/>
+      <w:pPr>
+        <w:tabs>
+          <w:tab w:val="num" w:pos="3600"/>
+        </w:tabs>
+        <w:ind w:left="3600" w:hanging="360"/>
+      </w:pPr>
+      <w:rPr>
+        <w:rFonts w:ascii="Wingdings" w:hAnsi="Wingdings" w:hint="default"/>
+        <w:sz w:val="20"/>
+      </w:rPr>
+    </w:lvl>
+    <w:lvl w:ilvl="5" w:tentative="1">
+      <w:start w:val="1"/>
+      <w:numFmt w:val="bullet"/>
+      <w:lvlText w:val=""/>
+      <w:lvlJc w:val="left"/>
+      <w:pPr>
+        <w:tabs>
+          <w:tab w:val="num" w:pos="4320"/>
+        </w:tabs>
+        <w:ind w:left="4320" w:hanging="360"/>
+      </w:pPr>
+      <w:rPr>
+        <w:rFonts w:ascii="Wingdings" w:hAnsi="Wingdings" w:hint="default"/>
+        <w:sz w:val="20"/>
+      </w:rPr>
+    </w:lvl>
+    <w:lvl w:ilvl="6" w:tentative="1">
+      <w:start w:val="1"/>
+      <w:numFmt w:val="bullet"/>
+      <w:lvlText w:val=""/>
+      <w:lvlJc w:val="left"/>
+      <w:pPr>
+        <w:tabs>
+          <w:tab w:val="num" w:pos="5040"/>
+        </w:tabs>
+        <w:ind w:left="5040" w:hanging="360"/>
+      </w:pPr>
+      <w:rPr>
+        <w:rFonts w:ascii="Wingdings" w:hAnsi="Wingdings" w:hint="default"/>
+        <w:sz w:val="20"/>
+      </w:rPr>
+    </w:lvl>
+    <w:lvl w:ilvl="7" w:tentative="1">
+      <w:start w:val="1"/>
+      <w:numFmt w:val="bullet"/>
+      <w:lvlText w:val=""/>
+      <w:lvlJc w:val="left"/>
+      <w:pPr>
+        <w:tabs>
+          <w:tab w:val="num" w:pos="5760"/>
+        </w:tabs>
+        <w:ind w:left="5760" w:hanging="360"/>
+      </w:pPr>
+      <w:rPr>
+        <w:rFonts w:ascii="Wingdings" w:hAnsi="Wingdings" w:hint="default"/>
+        <w:sz w:val="20"/>
+      </w:rPr>
+    </w:lvl>
+    <w:lvl w:ilvl="8" w:tentative="1">
+      <w:start w:val="1"/>
+      <w:numFmt w:val="bullet"/>
+      <w:lvlText w:val=""/>
+      <w:lvlJc w:val="left"/>
+      <w:pPr>
+        <w:tabs>
+          <w:tab w:val="num" w:pos="6480"/>
+        </w:tabs>
+        <w:ind w:left="6480" w:hanging="360"/>
+      </w:pPr>
+      <w:rPr>
+        <w:rFonts w:ascii="Wingdings" w:hAnsi="Wingdings" w:hint="default"/>
+        <w:sz w:val="20"/>
+      </w:rPr>
+    </w:lvl>
+  </w:abstractNum>
+  <w:abstractNum w:abstractNumId="6" w15:restartNumberingAfterBreak="0">
     <w:nsid w:val="11A7762E"/>
     <w:multiLevelType w:val="multilevel"/>
     <w:tmpl w:val="243C780C"/>
@@ -10898,7 +13414,7 @@
       </w:rPr>
     </w:lvl>
   </w:abstractNum>
-  <w:abstractNum w:abstractNumId="4" w15:restartNumberingAfterBreak="0">
+  <w:abstractNum w:abstractNumId="7" w15:restartNumberingAfterBreak="0">
     <w:nsid w:val="15116271"/>
     <w:multiLevelType w:val="multilevel"/>
     <w:tmpl w:val="AB4AD3DE"/>
@@ -11047,7 +13563,7 @@
       </w:rPr>
     </w:lvl>
   </w:abstractNum>
-  <w:abstractNum w:abstractNumId="5" w15:restartNumberingAfterBreak="0">
+  <w:abstractNum w:abstractNumId="8" w15:restartNumberingAfterBreak="0">
     <w:nsid w:val="1A7C4073"/>
     <w:multiLevelType w:val="multilevel"/>
     <w:tmpl w:val="8804787E"/>
@@ -11196,7 +13712,305 @@
       </w:rPr>
     </w:lvl>
   </w:abstractNum>
-  <w:abstractNum w:abstractNumId="6" w15:restartNumberingAfterBreak="0">
+  <w:abstractNum w:abstractNumId="9" w15:restartNumberingAfterBreak="0">
+    <w:nsid w:val="1C6159B9"/>
+    <w:multiLevelType w:val="multilevel"/>
+    <w:tmpl w:val="A2565630"/>
+    <w:lvl w:ilvl="0">
+      <w:start w:val="1"/>
+      <w:numFmt w:val="bullet"/>
+      <w:lvlText w:val=""/>
+      <w:lvlJc w:val="left"/>
+      <w:pPr>
+        <w:tabs>
+          <w:tab w:val="num" w:pos="720"/>
+        </w:tabs>
+        <w:ind w:left="720" w:hanging="360"/>
+      </w:pPr>
+      <w:rPr>
+        <w:rFonts w:ascii="Symbol" w:hAnsi="Symbol" w:hint="default"/>
+        <w:sz w:val="20"/>
+      </w:rPr>
+    </w:lvl>
+    <w:lvl w:ilvl="1" w:tentative="1">
+      <w:start w:val="1"/>
+      <w:numFmt w:val="bullet"/>
+      <w:lvlText w:val="o"/>
+      <w:lvlJc w:val="left"/>
+      <w:pPr>
+        <w:tabs>
+          <w:tab w:val="num" w:pos="1440"/>
+        </w:tabs>
+        <w:ind w:left="1440" w:hanging="360"/>
+      </w:pPr>
+      <w:rPr>
+        <w:rFonts w:ascii="Courier New" w:hAnsi="Courier New" w:hint="default"/>
+        <w:sz w:val="20"/>
+      </w:rPr>
+    </w:lvl>
+    <w:lvl w:ilvl="2" w:tentative="1">
+      <w:start w:val="1"/>
+      <w:numFmt w:val="bullet"/>
+      <w:lvlText w:val=""/>
+      <w:lvlJc w:val="left"/>
+      <w:pPr>
+        <w:tabs>
+          <w:tab w:val="num" w:pos="2160"/>
+        </w:tabs>
+        <w:ind w:left="2160" w:hanging="360"/>
+      </w:pPr>
+      <w:rPr>
+        <w:rFonts w:ascii="Wingdings" w:hAnsi="Wingdings" w:hint="default"/>
+        <w:sz w:val="20"/>
+      </w:rPr>
+    </w:lvl>
+    <w:lvl w:ilvl="3" w:tentative="1">
+      <w:start w:val="1"/>
+      <w:numFmt w:val="bullet"/>
+      <w:lvlText w:val=""/>
+      <w:lvlJc w:val="left"/>
+      <w:pPr>
+        <w:tabs>
+          <w:tab w:val="num" w:pos="2880"/>
+        </w:tabs>
+        <w:ind w:left="2880" w:hanging="360"/>
+      </w:pPr>
+      <w:rPr>
+        <w:rFonts w:ascii="Wingdings" w:hAnsi="Wingdings" w:hint="default"/>
+        <w:sz w:val="20"/>
+      </w:rPr>
+    </w:lvl>
+    <w:lvl w:ilvl="4" w:tentative="1">
+      <w:start w:val="1"/>
+      <w:numFmt w:val="bullet"/>
+      <w:lvlText w:val=""/>
+      <w:lvlJc w:val="left"/>
+      <w:pPr>
+        <w:tabs>
+          <w:tab w:val="num" w:pos="3600"/>
+        </w:tabs>
+        <w:ind w:left="3600" w:hanging="360"/>
+      </w:pPr>
+      <w:rPr>
+        <w:rFonts w:ascii="Wingdings" w:hAnsi="Wingdings" w:hint="default"/>
+        <w:sz w:val="20"/>
+      </w:rPr>
+    </w:lvl>
+    <w:lvl w:ilvl="5" w:tentative="1">
+      <w:start w:val="1"/>
+      <w:numFmt w:val="bullet"/>
+      <w:lvlText w:val=""/>
+      <w:lvlJc w:val="left"/>
+      <w:pPr>
+        <w:tabs>
+          <w:tab w:val="num" w:pos="4320"/>
+        </w:tabs>
+        <w:ind w:left="4320" w:hanging="360"/>
+      </w:pPr>
+      <w:rPr>
+        <w:rFonts w:ascii="Wingdings" w:hAnsi="Wingdings" w:hint="default"/>
+        <w:sz w:val="20"/>
+      </w:rPr>
+    </w:lvl>
+    <w:lvl w:ilvl="6" w:tentative="1">
+      <w:start w:val="1"/>
+      <w:numFmt w:val="bullet"/>
+      <w:lvlText w:val=""/>
+      <w:lvlJc w:val="left"/>
+      <w:pPr>
+        <w:tabs>
+          <w:tab w:val="num" w:pos="5040"/>
+        </w:tabs>
+        <w:ind w:left="5040" w:hanging="360"/>
+      </w:pPr>
+      <w:rPr>
+        <w:rFonts w:ascii="Wingdings" w:hAnsi="Wingdings" w:hint="default"/>
+        <w:sz w:val="20"/>
+      </w:rPr>
+    </w:lvl>
+    <w:lvl w:ilvl="7" w:tentative="1">
+      <w:start w:val="1"/>
+      <w:numFmt w:val="bullet"/>
+      <w:lvlText w:val=""/>
+      <w:lvlJc w:val="left"/>
+      <w:pPr>
+        <w:tabs>
+          <w:tab w:val="num" w:pos="5760"/>
+        </w:tabs>
+        <w:ind w:left="5760" w:hanging="360"/>
+      </w:pPr>
+      <w:rPr>
+        <w:rFonts w:ascii="Wingdings" w:hAnsi="Wingdings" w:hint="default"/>
+        <w:sz w:val="20"/>
+      </w:rPr>
+    </w:lvl>
+    <w:lvl w:ilvl="8" w:tentative="1">
+      <w:start w:val="1"/>
+      <w:numFmt w:val="bullet"/>
+      <w:lvlText w:val=""/>
+      <w:lvlJc w:val="left"/>
+      <w:pPr>
+        <w:tabs>
+          <w:tab w:val="num" w:pos="6480"/>
+        </w:tabs>
+        <w:ind w:left="6480" w:hanging="360"/>
+      </w:pPr>
+      <w:rPr>
+        <w:rFonts w:ascii="Wingdings" w:hAnsi="Wingdings" w:hint="default"/>
+        <w:sz w:val="20"/>
+      </w:rPr>
+    </w:lvl>
+  </w:abstractNum>
+  <w:abstractNum w:abstractNumId="10" w15:restartNumberingAfterBreak="0">
+    <w:nsid w:val="1DE81084"/>
+    <w:multiLevelType w:val="multilevel"/>
+    <w:tmpl w:val="9FB0B90A"/>
+    <w:lvl w:ilvl="0">
+      <w:start w:val="1"/>
+      <w:numFmt w:val="bullet"/>
+      <w:lvlText w:val=""/>
+      <w:lvlJc w:val="left"/>
+      <w:pPr>
+        <w:tabs>
+          <w:tab w:val="num" w:pos="720"/>
+        </w:tabs>
+        <w:ind w:left="720" w:hanging="360"/>
+      </w:pPr>
+      <w:rPr>
+        <w:rFonts w:ascii="Symbol" w:hAnsi="Symbol" w:hint="default"/>
+        <w:sz w:val="20"/>
+      </w:rPr>
+    </w:lvl>
+    <w:lvl w:ilvl="1" w:tentative="1">
+      <w:start w:val="1"/>
+      <w:numFmt w:val="bullet"/>
+      <w:lvlText w:val="o"/>
+      <w:lvlJc w:val="left"/>
+      <w:pPr>
+        <w:tabs>
+          <w:tab w:val="num" w:pos="1440"/>
+        </w:tabs>
+        <w:ind w:left="1440" w:hanging="360"/>
+      </w:pPr>
+      <w:rPr>
+        <w:rFonts w:ascii="Courier New" w:hAnsi="Courier New" w:hint="default"/>
+        <w:sz w:val="20"/>
+      </w:rPr>
+    </w:lvl>
+    <w:lvl w:ilvl="2" w:tentative="1">
+      <w:start w:val="1"/>
+      <w:numFmt w:val="bullet"/>
+      <w:lvlText w:val=""/>
+      <w:lvlJc w:val="left"/>
+      <w:pPr>
+        <w:tabs>
+          <w:tab w:val="num" w:pos="2160"/>
+        </w:tabs>
+        <w:ind w:left="2160" w:hanging="360"/>
+      </w:pPr>
+      <w:rPr>
+        <w:rFonts w:ascii="Wingdings" w:hAnsi="Wingdings" w:hint="default"/>
+        <w:sz w:val="20"/>
+      </w:rPr>
+    </w:lvl>
+    <w:lvl w:ilvl="3" w:tentative="1">
+      <w:start w:val="1"/>
+      <w:numFmt w:val="bullet"/>
+      <w:lvlText w:val=""/>
+      <w:lvlJc w:val="left"/>
+      <w:pPr>
+        <w:tabs>
+          <w:tab w:val="num" w:pos="2880"/>
+        </w:tabs>
+        <w:ind w:left="2880" w:hanging="360"/>
+      </w:pPr>
+      <w:rPr>
+        <w:rFonts w:ascii="Wingdings" w:hAnsi="Wingdings" w:hint="default"/>
+        <w:sz w:val="20"/>
+      </w:rPr>
+    </w:lvl>
+    <w:lvl w:ilvl="4" w:tentative="1">
+      <w:start w:val="1"/>
+      <w:numFmt w:val="bullet"/>
+      <w:lvlText w:val=""/>
+      <w:lvlJc w:val="left"/>
+      <w:pPr>
+        <w:tabs>
+          <w:tab w:val="num" w:pos="3600"/>
+        </w:tabs>
+        <w:ind w:left="3600" w:hanging="360"/>
+      </w:pPr>
+      <w:rPr>
+        <w:rFonts w:ascii="Wingdings" w:hAnsi="Wingdings" w:hint="default"/>
+        <w:sz w:val="20"/>
+      </w:rPr>
+    </w:lvl>
+    <w:lvl w:ilvl="5" w:tentative="1">
+      <w:start w:val="1"/>
+      <w:numFmt w:val="bullet"/>
+      <w:lvlText w:val=""/>
+      <w:lvlJc w:val="left"/>
+      <w:pPr>
+        <w:tabs>
+          <w:tab w:val="num" w:pos="4320"/>
+        </w:tabs>
+        <w:ind w:left="4320" w:hanging="360"/>
+      </w:pPr>
+      <w:rPr>
+        <w:rFonts w:ascii="Wingdings" w:hAnsi="Wingdings" w:hint="default"/>
+        <w:sz w:val="20"/>
+      </w:rPr>
+    </w:lvl>
+    <w:lvl w:ilvl="6" w:tentative="1">
+      <w:start w:val="1"/>
+      <w:numFmt w:val="bullet"/>
+      <w:lvlText w:val=""/>
+      <w:lvlJc w:val="left"/>
+      <w:pPr>
+        <w:tabs>
+          <w:tab w:val="num" w:pos="5040"/>
+        </w:tabs>
+        <w:ind w:left="5040" w:hanging="360"/>
+      </w:pPr>
+      <w:rPr>
+        <w:rFonts w:ascii="Wingdings" w:hAnsi="Wingdings" w:hint="default"/>
+        <w:sz w:val="20"/>
+      </w:rPr>
+    </w:lvl>
+    <w:lvl w:ilvl="7" w:tentative="1">
+      <w:start w:val="1"/>
+      <w:numFmt w:val="bullet"/>
+      <w:lvlText w:val=""/>
+      <w:lvlJc w:val="left"/>
+      <w:pPr>
+        <w:tabs>
+          <w:tab w:val="num" w:pos="5760"/>
+        </w:tabs>
+        <w:ind w:left="5760" w:hanging="360"/>
+      </w:pPr>
+      <w:rPr>
+        <w:rFonts w:ascii="Wingdings" w:hAnsi="Wingdings" w:hint="default"/>
+        <w:sz w:val="20"/>
+      </w:rPr>
+    </w:lvl>
+    <w:lvl w:ilvl="8" w:tentative="1">
+      <w:start w:val="1"/>
+      <w:numFmt w:val="bullet"/>
+      <w:lvlText w:val=""/>
+      <w:lvlJc w:val="left"/>
+      <w:pPr>
+        <w:tabs>
+          <w:tab w:val="num" w:pos="6480"/>
+        </w:tabs>
+        <w:ind w:left="6480" w:hanging="360"/>
+      </w:pPr>
+      <w:rPr>
+        <w:rFonts w:ascii="Wingdings" w:hAnsi="Wingdings" w:hint="default"/>
+        <w:sz w:val="20"/>
+      </w:rPr>
+    </w:lvl>
+  </w:abstractNum>
+  <w:abstractNum w:abstractNumId="11" w15:restartNumberingAfterBreak="0">
     <w:nsid w:val="1F2168D8"/>
     <w:multiLevelType w:val="multilevel"/>
     <w:tmpl w:val="C55AC45A"/>
@@ -11345,7 +14159,7 @@
       </w:rPr>
     </w:lvl>
   </w:abstractNum>
-  <w:abstractNum w:abstractNumId="7" w15:restartNumberingAfterBreak="0">
+  <w:abstractNum w:abstractNumId="12" w15:restartNumberingAfterBreak="0">
     <w:nsid w:val="246742AF"/>
     <w:multiLevelType w:val="multilevel"/>
     <w:tmpl w:val="CD6E873A"/>
@@ -11494,7 +14308,7 @@
       </w:rPr>
     </w:lvl>
   </w:abstractNum>
-  <w:abstractNum w:abstractNumId="8" w15:restartNumberingAfterBreak="0">
+  <w:abstractNum w:abstractNumId="13" w15:restartNumberingAfterBreak="0">
     <w:nsid w:val="2ADA1B50"/>
     <w:multiLevelType w:val="multilevel"/>
     <w:tmpl w:val="E10A0128"/>
@@ -11643,7 +14457,7 @@
       </w:rPr>
     </w:lvl>
   </w:abstractNum>
-  <w:abstractNum w:abstractNumId="9" w15:restartNumberingAfterBreak="0">
+  <w:abstractNum w:abstractNumId="14" w15:restartNumberingAfterBreak="0">
     <w:nsid w:val="2B4773C6"/>
     <w:multiLevelType w:val="multilevel"/>
     <w:tmpl w:val="6554BECC"/>
@@ -11792,7 +14606,156 @@
       </w:rPr>
     </w:lvl>
   </w:abstractNum>
-  <w:abstractNum w:abstractNumId="10" w15:restartNumberingAfterBreak="0">
+  <w:abstractNum w:abstractNumId="15" w15:restartNumberingAfterBreak="0">
+    <w:nsid w:val="2C4A5149"/>
+    <w:multiLevelType w:val="multilevel"/>
+    <w:tmpl w:val="356AA20E"/>
+    <w:lvl w:ilvl="0">
+      <w:start w:val="1"/>
+      <w:numFmt w:val="bullet"/>
+      <w:lvlText w:val=""/>
+      <w:lvlJc w:val="left"/>
+      <w:pPr>
+        <w:tabs>
+          <w:tab w:val="num" w:pos="720"/>
+        </w:tabs>
+        <w:ind w:left="720" w:hanging="360"/>
+      </w:pPr>
+      <w:rPr>
+        <w:rFonts w:ascii="Symbol" w:hAnsi="Symbol" w:hint="default"/>
+        <w:sz w:val="20"/>
+      </w:rPr>
+    </w:lvl>
+    <w:lvl w:ilvl="1" w:tentative="1">
+      <w:start w:val="1"/>
+      <w:numFmt w:val="bullet"/>
+      <w:lvlText w:val="o"/>
+      <w:lvlJc w:val="left"/>
+      <w:pPr>
+        <w:tabs>
+          <w:tab w:val="num" w:pos="1440"/>
+        </w:tabs>
+        <w:ind w:left="1440" w:hanging="360"/>
+      </w:pPr>
+      <w:rPr>
+        <w:rFonts w:ascii="Courier New" w:hAnsi="Courier New" w:hint="default"/>
+        <w:sz w:val="20"/>
+      </w:rPr>
+    </w:lvl>
+    <w:lvl w:ilvl="2" w:tentative="1">
+      <w:start w:val="1"/>
+      <w:numFmt w:val="bullet"/>
+      <w:lvlText w:val=""/>
+      <w:lvlJc w:val="left"/>
+      <w:pPr>
+        <w:tabs>
+          <w:tab w:val="num" w:pos="2160"/>
+        </w:tabs>
+        <w:ind w:left="2160" w:hanging="360"/>
+      </w:pPr>
+      <w:rPr>
+        <w:rFonts w:ascii="Wingdings" w:hAnsi="Wingdings" w:hint="default"/>
+        <w:sz w:val="20"/>
+      </w:rPr>
+    </w:lvl>
+    <w:lvl w:ilvl="3" w:tentative="1">
+      <w:start w:val="1"/>
+      <w:numFmt w:val="bullet"/>
+      <w:lvlText w:val=""/>
+      <w:lvlJc w:val="left"/>
+      <w:pPr>
+        <w:tabs>
+          <w:tab w:val="num" w:pos="2880"/>
+        </w:tabs>
+        <w:ind w:left="2880" w:hanging="360"/>
+      </w:pPr>
+      <w:rPr>
+        <w:rFonts w:ascii="Wingdings" w:hAnsi="Wingdings" w:hint="default"/>
+        <w:sz w:val="20"/>
+      </w:rPr>
+    </w:lvl>
+    <w:lvl w:ilvl="4" w:tentative="1">
+      <w:start w:val="1"/>
+      <w:numFmt w:val="bullet"/>
+      <w:lvlText w:val=""/>
+      <w:lvlJc w:val="left"/>
+      <w:pPr>
+        <w:tabs>
+          <w:tab w:val="num" w:pos="3600"/>
+        </w:tabs>
+        <w:ind w:left="3600" w:hanging="360"/>
+      </w:pPr>
+      <w:rPr>
+        <w:rFonts w:ascii="Wingdings" w:hAnsi="Wingdings" w:hint="default"/>
+        <w:sz w:val="20"/>
+      </w:rPr>
+    </w:lvl>
+    <w:lvl w:ilvl="5" w:tentative="1">
+      <w:start w:val="1"/>
+      <w:numFmt w:val="bullet"/>
+      <w:lvlText w:val=""/>
+      <w:lvlJc w:val="left"/>
+      <w:pPr>
+        <w:tabs>
+          <w:tab w:val="num" w:pos="4320"/>
+        </w:tabs>
+        <w:ind w:left="4320" w:hanging="360"/>
+      </w:pPr>
+      <w:rPr>
+        <w:rFonts w:ascii="Wingdings" w:hAnsi="Wingdings" w:hint="default"/>
+        <w:sz w:val="20"/>
+      </w:rPr>
+    </w:lvl>
+    <w:lvl w:ilvl="6" w:tentative="1">
+      <w:start w:val="1"/>
+      <w:numFmt w:val="bullet"/>
+      <w:lvlText w:val=""/>
+      <w:lvlJc w:val="left"/>
+      <w:pPr>
+        <w:tabs>
+          <w:tab w:val="num" w:pos="5040"/>
+        </w:tabs>
+        <w:ind w:left="5040" w:hanging="360"/>
+      </w:pPr>
+      <w:rPr>
+        <w:rFonts w:ascii="Wingdings" w:hAnsi="Wingdings" w:hint="default"/>
+        <w:sz w:val="20"/>
+      </w:rPr>
+    </w:lvl>
+    <w:lvl w:ilvl="7" w:tentative="1">
+      <w:start w:val="1"/>
+      <w:numFmt w:val="bullet"/>
+      <w:lvlText w:val=""/>
+      <w:lvlJc w:val="left"/>
+      <w:pPr>
+        <w:tabs>
+          <w:tab w:val="num" w:pos="5760"/>
+        </w:tabs>
+        <w:ind w:left="5760" w:hanging="360"/>
+      </w:pPr>
+      <w:rPr>
+        <w:rFonts w:ascii="Wingdings" w:hAnsi="Wingdings" w:hint="default"/>
+        <w:sz w:val="20"/>
+      </w:rPr>
+    </w:lvl>
+    <w:lvl w:ilvl="8" w:tentative="1">
+      <w:start w:val="1"/>
+      <w:numFmt w:val="bullet"/>
+      <w:lvlText w:val=""/>
+      <w:lvlJc w:val="left"/>
+      <w:pPr>
+        <w:tabs>
+          <w:tab w:val="num" w:pos="6480"/>
+        </w:tabs>
+        <w:ind w:left="6480" w:hanging="360"/>
+      </w:pPr>
+      <w:rPr>
+        <w:rFonts w:ascii="Wingdings" w:hAnsi="Wingdings" w:hint="default"/>
+        <w:sz w:val="20"/>
+      </w:rPr>
+    </w:lvl>
+  </w:abstractNum>
+  <w:abstractNum w:abstractNumId="16" w15:restartNumberingAfterBreak="0">
     <w:nsid w:val="2E261375"/>
     <w:multiLevelType w:val="multilevel"/>
     <w:tmpl w:val="52366510"/>
@@ -11941,7 +14904,156 @@
       </w:rPr>
     </w:lvl>
   </w:abstractNum>
-  <w:abstractNum w:abstractNumId="11" w15:restartNumberingAfterBreak="0">
+  <w:abstractNum w:abstractNumId="17" w15:restartNumberingAfterBreak="0">
+    <w:nsid w:val="31641894"/>
+    <w:multiLevelType w:val="multilevel"/>
+    <w:tmpl w:val="16844274"/>
+    <w:lvl w:ilvl="0">
+      <w:start w:val="1"/>
+      <w:numFmt w:val="bullet"/>
+      <w:lvlText w:val=""/>
+      <w:lvlJc w:val="left"/>
+      <w:pPr>
+        <w:tabs>
+          <w:tab w:val="num" w:pos="720"/>
+        </w:tabs>
+        <w:ind w:left="720" w:hanging="360"/>
+      </w:pPr>
+      <w:rPr>
+        <w:rFonts w:ascii="Symbol" w:hAnsi="Symbol" w:hint="default"/>
+        <w:sz w:val="20"/>
+      </w:rPr>
+    </w:lvl>
+    <w:lvl w:ilvl="1" w:tentative="1">
+      <w:start w:val="1"/>
+      <w:numFmt w:val="bullet"/>
+      <w:lvlText w:val="o"/>
+      <w:lvlJc w:val="left"/>
+      <w:pPr>
+        <w:tabs>
+          <w:tab w:val="num" w:pos="1440"/>
+        </w:tabs>
+        <w:ind w:left="1440" w:hanging="360"/>
+      </w:pPr>
+      <w:rPr>
+        <w:rFonts w:ascii="Courier New" w:hAnsi="Courier New" w:hint="default"/>
+        <w:sz w:val="20"/>
+      </w:rPr>
+    </w:lvl>
+    <w:lvl w:ilvl="2" w:tentative="1">
+      <w:start w:val="1"/>
+      <w:numFmt w:val="bullet"/>
+      <w:lvlText w:val=""/>
+      <w:lvlJc w:val="left"/>
+      <w:pPr>
+        <w:tabs>
+          <w:tab w:val="num" w:pos="2160"/>
+        </w:tabs>
+        <w:ind w:left="2160" w:hanging="360"/>
+      </w:pPr>
+      <w:rPr>
+        <w:rFonts w:ascii="Wingdings" w:hAnsi="Wingdings" w:hint="default"/>
+        <w:sz w:val="20"/>
+      </w:rPr>
+    </w:lvl>
+    <w:lvl w:ilvl="3" w:tentative="1">
+      <w:start w:val="1"/>
+      <w:numFmt w:val="bullet"/>
+      <w:lvlText w:val=""/>
+      <w:lvlJc w:val="left"/>
+      <w:pPr>
+        <w:tabs>
+          <w:tab w:val="num" w:pos="2880"/>
+        </w:tabs>
+        <w:ind w:left="2880" w:hanging="360"/>
+      </w:pPr>
+      <w:rPr>
+        <w:rFonts w:ascii="Wingdings" w:hAnsi="Wingdings" w:hint="default"/>
+        <w:sz w:val="20"/>
+      </w:rPr>
+    </w:lvl>
+    <w:lvl w:ilvl="4" w:tentative="1">
+      <w:start w:val="1"/>
+      <w:numFmt w:val="bullet"/>
+      <w:lvlText w:val=""/>
+      <w:lvlJc w:val="left"/>
+      <w:pPr>
+        <w:tabs>
+          <w:tab w:val="num" w:pos="3600"/>
+        </w:tabs>
+        <w:ind w:left="3600" w:hanging="360"/>
+      </w:pPr>
+      <w:rPr>
+        <w:rFonts w:ascii="Wingdings" w:hAnsi="Wingdings" w:hint="default"/>
+        <w:sz w:val="20"/>
+      </w:rPr>
+    </w:lvl>
+    <w:lvl w:ilvl="5" w:tentative="1">
+      <w:start w:val="1"/>
+      <w:numFmt w:val="bullet"/>
+      <w:lvlText w:val=""/>
+      <w:lvlJc w:val="left"/>
+      <w:pPr>
+        <w:tabs>
+          <w:tab w:val="num" w:pos="4320"/>
+        </w:tabs>
+        <w:ind w:left="4320" w:hanging="360"/>
+      </w:pPr>
+      <w:rPr>
+        <w:rFonts w:ascii="Wingdings" w:hAnsi="Wingdings" w:hint="default"/>
+        <w:sz w:val="20"/>
+      </w:rPr>
+    </w:lvl>
+    <w:lvl w:ilvl="6" w:tentative="1">
+      <w:start w:val="1"/>
+      <w:numFmt w:val="bullet"/>
+      <w:lvlText w:val=""/>
+      <w:lvlJc w:val="left"/>
+      <w:pPr>
+        <w:tabs>
+          <w:tab w:val="num" w:pos="5040"/>
+        </w:tabs>
+        <w:ind w:left="5040" w:hanging="360"/>
+      </w:pPr>
+      <w:rPr>
+        <w:rFonts w:ascii="Wingdings" w:hAnsi="Wingdings" w:hint="default"/>
+        <w:sz w:val="20"/>
+      </w:rPr>
+    </w:lvl>
+    <w:lvl w:ilvl="7" w:tentative="1">
+      <w:start w:val="1"/>
+      <w:numFmt w:val="bullet"/>
+      <w:lvlText w:val=""/>
+      <w:lvlJc w:val="left"/>
+      <w:pPr>
+        <w:tabs>
+          <w:tab w:val="num" w:pos="5760"/>
+        </w:tabs>
+        <w:ind w:left="5760" w:hanging="360"/>
+      </w:pPr>
+      <w:rPr>
+        <w:rFonts w:ascii="Wingdings" w:hAnsi="Wingdings" w:hint="default"/>
+        <w:sz w:val="20"/>
+      </w:rPr>
+    </w:lvl>
+    <w:lvl w:ilvl="8" w:tentative="1">
+      <w:start w:val="1"/>
+      <w:numFmt w:val="bullet"/>
+      <w:lvlText w:val=""/>
+      <w:lvlJc w:val="left"/>
+      <w:pPr>
+        <w:tabs>
+          <w:tab w:val="num" w:pos="6480"/>
+        </w:tabs>
+        <w:ind w:left="6480" w:hanging="360"/>
+      </w:pPr>
+      <w:rPr>
+        <w:rFonts w:ascii="Wingdings" w:hAnsi="Wingdings" w:hint="default"/>
+        <w:sz w:val="20"/>
+      </w:rPr>
+    </w:lvl>
+  </w:abstractNum>
+  <w:abstractNum w:abstractNumId="18" w15:restartNumberingAfterBreak="0">
     <w:nsid w:val="317626CA"/>
     <w:multiLevelType w:val="multilevel"/>
     <w:tmpl w:val="8B6C3876"/>
@@ -12090,7 +15202,752 @@
       </w:rPr>
     </w:lvl>
   </w:abstractNum>
-  <w:abstractNum w:abstractNumId="12" w15:restartNumberingAfterBreak="0">
+  <w:abstractNum w:abstractNumId="19" w15:restartNumberingAfterBreak="0">
+    <w:nsid w:val="368E308B"/>
+    <w:multiLevelType w:val="multilevel"/>
+    <w:tmpl w:val="FF50279C"/>
+    <w:lvl w:ilvl="0">
+      <w:start w:val="1"/>
+      <w:numFmt w:val="bullet"/>
+      <w:lvlText w:val=""/>
+      <w:lvlJc w:val="left"/>
+      <w:pPr>
+        <w:tabs>
+          <w:tab w:val="num" w:pos="720"/>
+        </w:tabs>
+        <w:ind w:left="720" w:hanging="360"/>
+      </w:pPr>
+      <w:rPr>
+        <w:rFonts w:ascii="Symbol" w:hAnsi="Symbol" w:hint="default"/>
+        <w:sz w:val="20"/>
+      </w:rPr>
+    </w:lvl>
+    <w:lvl w:ilvl="1" w:tentative="1">
+      <w:start w:val="1"/>
+      <w:numFmt w:val="bullet"/>
+      <w:lvlText w:val="o"/>
+      <w:lvlJc w:val="left"/>
+      <w:pPr>
+        <w:tabs>
+          <w:tab w:val="num" w:pos="1440"/>
+        </w:tabs>
+        <w:ind w:left="1440" w:hanging="360"/>
+      </w:pPr>
+      <w:rPr>
+        <w:rFonts w:ascii="Courier New" w:hAnsi="Courier New" w:hint="default"/>
+        <w:sz w:val="20"/>
+      </w:rPr>
+    </w:lvl>
+    <w:lvl w:ilvl="2" w:tentative="1">
+      <w:start w:val="1"/>
+      <w:numFmt w:val="bullet"/>
+      <w:lvlText w:val=""/>
+      <w:lvlJc w:val="left"/>
+      <w:pPr>
+        <w:tabs>
+          <w:tab w:val="num" w:pos="2160"/>
+        </w:tabs>
+        <w:ind w:left="2160" w:hanging="360"/>
+      </w:pPr>
+      <w:rPr>
+        <w:rFonts w:ascii="Wingdings" w:hAnsi="Wingdings" w:hint="default"/>
+        <w:sz w:val="20"/>
+      </w:rPr>
+    </w:lvl>
+    <w:lvl w:ilvl="3" w:tentative="1">
+      <w:start w:val="1"/>
+      <w:numFmt w:val="bullet"/>
+      <w:lvlText w:val=""/>
+      <w:lvlJc w:val="left"/>
+      <w:pPr>
+        <w:tabs>
+          <w:tab w:val="num" w:pos="2880"/>
+        </w:tabs>
+        <w:ind w:left="2880" w:hanging="360"/>
+      </w:pPr>
+      <w:rPr>
+        <w:rFonts w:ascii="Wingdings" w:hAnsi="Wingdings" w:hint="default"/>
+        <w:sz w:val="20"/>
+      </w:rPr>
+    </w:lvl>
+    <w:lvl w:ilvl="4" w:tentative="1">
+      <w:start w:val="1"/>
+      <w:numFmt w:val="bullet"/>
+      <w:lvlText w:val=""/>
+      <w:lvlJc w:val="left"/>
+      <w:pPr>
+        <w:tabs>
+          <w:tab w:val="num" w:pos="3600"/>
+        </w:tabs>
+        <w:ind w:left="3600" w:hanging="360"/>
+      </w:pPr>
+      <w:rPr>
+        <w:rFonts w:ascii="Wingdings" w:hAnsi="Wingdings" w:hint="default"/>
+        <w:sz w:val="20"/>
+      </w:rPr>
+    </w:lvl>
+    <w:lvl w:ilvl="5" w:tentative="1">
+      <w:start w:val="1"/>
+      <w:numFmt w:val="bullet"/>
+      <w:lvlText w:val=""/>
+      <w:lvlJc w:val="left"/>
+      <w:pPr>
+        <w:tabs>
+          <w:tab w:val="num" w:pos="4320"/>
+        </w:tabs>
+        <w:ind w:left="4320" w:hanging="360"/>
+      </w:pPr>
+      <w:rPr>
+        <w:rFonts w:ascii="Wingdings" w:hAnsi="Wingdings" w:hint="default"/>
+        <w:sz w:val="20"/>
+      </w:rPr>
+    </w:lvl>
+    <w:lvl w:ilvl="6" w:tentative="1">
+      <w:start w:val="1"/>
+      <w:numFmt w:val="bullet"/>
+      <w:lvlText w:val=""/>
+      <w:lvlJc w:val="left"/>
+      <w:pPr>
+        <w:tabs>
+          <w:tab w:val="num" w:pos="5040"/>
+        </w:tabs>
+        <w:ind w:left="5040" w:hanging="360"/>
+      </w:pPr>
+      <w:rPr>
+        <w:rFonts w:ascii="Wingdings" w:hAnsi="Wingdings" w:hint="default"/>
+        <w:sz w:val="20"/>
+      </w:rPr>
+    </w:lvl>
+    <w:lvl w:ilvl="7" w:tentative="1">
+      <w:start w:val="1"/>
+      <w:numFmt w:val="bullet"/>
+      <w:lvlText w:val=""/>
+      <w:lvlJc w:val="left"/>
+      <w:pPr>
+        <w:tabs>
+          <w:tab w:val="num" w:pos="5760"/>
+        </w:tabs>
+        <w:ind w:left="5760" w:hanging="360"/>
+      </w:pPr>
+      <w:rPr>
+        <w:rFonts w:ascii="Wingdings" w:hAnsi="Wingdings" w:hint="default"/>
+        <w:sz w:val="20"/>
+      </w:rPr>
+    </w:lvl>
+    <w:lvl w:ilvl="8" w:tentative="1">
+      <w:start w:val="1"/>
+      <w:numFmt w:val="bullet"/>
+      <w:lvlText w:val=""/>
+      <w:lvlJc w:val="left"/>
+      <w:pPr>
+        <w:tabs>
+          <w:tab w:val="num" w:pos="6480"/>
+        </w:tabs>
+        <w:ind w:left="6480" w:hanging="360"/>
+      </w:pPr>
+      <w:rPr>
+        <w:rFonts w:ascii="Wingdings" w:hAnsi="Wingdings" w:hint="default"/>
+        <w:sz w:val="20"/>
+      </w:rPr>
+    </w:lvl>
+  </w:abstractNum>
+  <w:abstractNum w:abstractNumId="20" w15:restartNumberingAfterBreak="0">
+    <w:nsid w:val="385B492E"/>
+    <w:multiLevelType w:val="multilevel"/>
+    <w:tmpl w:val="6C649C88"/>
+    <w:lvl w:ilvl="0">
+      <w:start w:val="1"/>
+      <w:numFmt w:val="bullet"/>
+      <w:lvlText w:val=""/>
+      <w:lvlJc w:val="left"/>
+      <w:pPr>
+        <w:tabs>
+          <w:tab w:val="num" w:pos="720"/>
+        </w:tabs>
+        <w:ind w:left="720" w:hanging="360"/>
+      </w:pPr>
+      <w:rPr>
+        <w:rFonts w:ascii="Symbol" w:hAnsi="Symbol" w:hint="default"/>
+        <w:sz w:val="20"/>
+      </w:rPr>
+    </w:lvl>
+    <w:lvl w:ilvl="1" w:tentative="1">
+      <w:start w:val="1"/>
+      <w:numFmt w:val="bullet"/>
+      <w:lvlText w:val="o"/>
+      <w:lvlJc w:val="left"/>
+      <w:pPr>
+        <w:tabs>
+          <w:tab w:val="num" w:pos="1440"/>
+        </w:tabs>
+        <w:ind w:left="1440" w:hanging="360"/>
+      </w:pPr>
+      <w:rPr>
+        <w:rFonts w:ascii="Courier New" w:hAnsi="Courier New" w:hint="default"/>
+        <w:sz w:val="20"/>
+      </w:rPr>
+    </w:lvl>
+    <w:lvl w:ilvl="2" w:tentative="1">
+      <w:start w:val="1"/>
+      <w:numFmt w:val="bullet"/>
+      <w:lvlText w:val=""/>
+      <w:lvlJc w:val="left"/>
+      <w:pPr>
+        <w:tabs>
+          <w:tab w:val="num" w:pos="2160"/>
+        </w:tabs>
+        <w:ind w:left="2160" w:hanging="360"/>
+      </w:pPr>
+      <w:rPr>
+        <w:rFonts w:ascii="Wingdings" w:hAnsi="Wingdings" w:hint="default"/>
+        <w:sz w:val="20"/>
+      </w:rPr>
+    </w:lvl>
+    <w:lvl w:ilvl="3" w:tentative="1">
+      <w:start w:val="1"/>
+      <w:numFmt w:val="bullet"/>
+      <w:lvlText w:val=""/>
+      <w:lvlJc w:val="left"/>
+      <w:pPr>
+        <w:tabs>
+          <w:tab w:val="num" w:pos="2880"/>
+        </w:tabs>
+        <w:ind w:left="2880" w:hanging="360"/>
+      </w:pPr>
+      <w:rPr>
+        <w:rFonts w:ascii="Wingdings" w:hAnsi="Wingdings" w:hint="default"/>
+        <w:sz w:val="20"/>
+      </w:rPr>
+    </w:lvl>
+    <w:lvl w:ilvl="4" w:tentative="1">
+      <w:start w:val="1"/>
+      <w:numFmt w:val="bullet"/>
+      <w:lvlText w:val=""/>
+      <w:lvlJc w:val="left"/>
+      <w:pPr>
+        <w:tabs>
+          <w:tab w:val="num" w:pos="3600"/>
+        </w:tabs>
+        <w:ind w:left="3600" w:hanging="360"/>
+      </w:pPr>
+      <w:rPr>
+        <w:rFonts w:ascii="Wingdings" w:hAnsi="Wingdings" w:hint="default"/>
+        <w:sz w:val="20"/>
+      </w:rPr>
+    </w:lvl>
+    <w:lvl w:ilvl="5" w:tentative="1">
+      <w:start w:val="1"/>
+      <w:numFmt w:val="bullet"/>
+      <w:lvlText w:val=""/>
+      <w:lvlJc w:val="left"/>
+      <w:pPr>
+        <w:tabs>
+          <w:tab w:val="num" w:pos="4320"/>
+        </w:tabs>
+        <w:ind w:left="4320" w:hanging="360"/>
+      </w:pPr>
+      <w:rPr>
+        <w:rFonts w:ascii="Wingdings" w:hAnsi="Wingdings" w:hint="default"/>
+        <w:sz w:val="20"/>
+      </w:rPr>
+    </w:lvl>
+    <w:lvl w:ilvl="6" w:tentative="1">
+      <w:start w:val="1"/>
+      <w:numFmt w:val="bullet"/>
+      <w:lvlText w:val=""/>
+      <w:lvlJc w:val="left"/>
+      <w:pPr>
+        <w:tabs>
+          <w:tab w:val="num" w:pos="5040"/>
+        </w:tabs>
+        <w:ind w:left="5040" w:hanging="360"/>
+      </w:pPr>
+      <w:rPr>
+        <w:rFonts w:ascii="Wingdings" w:hAnsi="Wingdings" w:hint="default"/>
+        <w:sz w:val="20"/>
+      </w:rPr>
+    </w:lvl>
+    <w:lvl w:ilvl="7" w:tentative="1">
+      <w:start w:val="1"/>
+      <w:numFmt w:val="bullet"/>
+      <w:lvlText w:val=""/>
+      <w:lvlJc w:val="left"/>
+      <w:pPr>
+        <w:tabs>
+          <w:tab w:val="num" w:pos="5760"/>
+        </w:tabs>
+        <w:ind w:left="5760" w:hanging="360"/>
+      </w:pPr>
+      <w:rPr>
+        <w:rFonts w:ascii="Wingdings" w:hAnsi="Wingdings" w:hint="default"/>
+        <w:sz w:val="20"/>
+      </w:rPr>
+    </w:lvl>
+    <w:lvl w:ilvl="8" w:tentative="1">
+      <w:start w:val="1"/>
+      <w:numFmt w:val="bullet"/>
+      <w:lvlText w:val=""/>
+      <w:lvlJc w:val="left"/>
+      <w:pPr>
+        <w:tabs>
+          <w:tab w:val="num" w:pos="6480"/>
+        </w:tabs>
+        <w:ind w:left="6480" w:hanging="360"/>
+      </w:pPr>
+      <w:rPr>
+        <w:rFonts w:ascii="Wingdings" w:hAnsi="Wingdings" w:hint="default"/>
+        <w:sz w:val="20"/>
+      </w:rPr>
+    </w:lvl>
+  </w:abstractNum>
+  <w:abstractNum w:abstractNumId="21" w15:restartNumberingAfterBreak="0">
+    <w:nsid w:val="38DE682B"/>
+    <w:multiLevelType w:val="multilevel"/>
+    <w:tmpl w:val="0FF69252"/>
+    <w:lvl w:ilvl="0">
+      <w:start w:val="1"/>
+      <w:numFmt w:val="bullet"/>
+      <w:lvlText w:val=""/>
+      <w:lvlJc w:val="left"/>
+      <w:pPr>
+        <w:tabs>
+          <w:tab w:val="num" w:pos="720"/>
+        </w:tabs>
+        <w:ind w:left="720" w:hanging="360"/>
+      </w:pPr>
+      <w:rPr>
+        <w:rFonts w:ascii="Symbol" w:hAnsi="Symbol" w:hint="default"/>
+        <w:sz w:val="20"/>
+      </w:rPr>
+    </w:lvl>
+    <w:lvl w:ilvl="1" w:tentative="1">
+      <w:start w:val="1"/>
+      <w:numFmt w:val="bullet"/>
+      <w:lvlText w:val="o"/>
+      <w:lvlJc w:val="left"/>
+      <w:pPr>
+        <w:tabs>
+          <w:tab w:val="num" w:pos="1440"/>
+        </w:tabs>
+        <w:ind w:left="1440" w:hanging="360"/>
+      </w:pPr>
+      <w:rPr>
+        <w:rFonts w:ascii="Courier New" w:hAnsi="Courier New" w:hint="default"/>
+        <w:sz w:val="20"/>
+      </w:rPr>
+    </w:lvl>
+    <w:lvl w:ilvl="2" w:tentative="1">
+      <w:start w:val="1"/>
+      <w:numFmt w:val="bullet"/>
+      <w:lvlText w:val=""/>
+      <w:lvlJc w:val="left"/>
+      <w:pPr>
+        <w:tabs>
+          <w:tab w:val="num" w:pos="2160"/>
+        </w:tabs>
+        <w:ind w:left="2160" w:hanging="360"/>
+      </w:pPr>
+      <w:rPr>
+        <w:rFonts w:ascii="Wingdings" w:hAnsi="Wingdings" w:hint="default"/>
+        <w:sz w:val="20"/>
+      </w:rPr>
+    </w:lvl>
+    <w:lvl w:ilvl="3" w:tentative="1">
+      <w:start w:val="1"/>
+      <w:numFmt w:val="bullet"/>
+      <w:lvlText w:val=""/>
+      <w:lvlJc w:val="left"/>
+      <w:pPr>
+        <w:tabs>
+          <w:tab w:val="num" w:pos="2880"/>
+        </w:tabs>
+        <w:ind w:left="2880" w:hanging="360"/>
+      </w:pPr>
+      <w:rPr>
+        <w:rFonts w:ascii="Wingdings" w:hAnsi="Wingdings" w:hint="default"/>
+        <w:sz w:val="20"/>
+      </w:rPr>
+    </w:lvl>
+    <w:lvl w:ilvl="4" w:tentative="1">
+      <w:start w:val="1"/>
+      <w:numFmt w:val="bullet"/>
+      <w:lvlText w:val=""/>
+      <w:lvlJc w:val="left"/>
+      <w:pPr>
+        <w:tabs>
+          <w:tab w:val="num" w:pos="3600"/>
+        </w:tabs>
+        <w:ind w:left="3600" w:hanging="360"/>
+      </w:pPr>
+      <w:rPr>
+        <w:rFonts w:ascii="Wingdings" w:hAnsi="Wingdings" w:hint="default"/>
+        <w:sz w:val="20"/>
+      </w:rPr>
+    </w:lvl>
+    <w:lvl w:ilvl="5" w:tentative="1">
+      <w:start w:val="1"/>
+      <w:numFmt w:val="bullet"/>
+      <w:lvlText w:val=""/>
+      <w:lvlJc w:val="left"/>
+      <w:pPr>
+        <w:tabs>
+          <w:tab w:val="num" w:pos="4320"/>
+        </w:tabs>
+        <w:ind w:left="4320" w:hanging="360"/>
+      </w:pPr>
+      <w:rPr>
+        <w:rFonts w:ascii="Wingdings" w:hAnsi="Wingdings" w:hint="default"/>
+        <w:sz w:val="20"/>
+      </w:rPr>
+    </w:lvl>
+    <w:lvl w:ilvl="6" w:tentative="1">
+      <w:start w:val="1"/>
+      <w:numFmt w:val="bullet"/>
+      <w:lvlText w:val=""/>
+      <w:lvlJc w:val="left"/>
+      <w:pPr>
+        <w:tabs>
+          <w:tab w:val="num" w:pos="5040"/>
+        </w:tabs>
+        <w:ind w:left="5040" w:hanging="360"/>
+      </w:pPr>
+      <w:rPr>
+        <w:rFonts w:ascii="Wingdings" w:hAnsi="Wingdings" w:hint="default"/>
+        <w:sz w:val="20"/>
+      </w:rPr>
+    </w:lvl>
+    <w:lvl w:ilvl="7" w:tentative="1">
+      <w:start w:val="1"/>
+      <w:numFmt w:val="bullet"/>
+      <w:lvlText w:val=""/>
+      <w:lvlJc w:val="left"/>
+      <w:pPr>
+        <w:tabs>
+          <w:tab w:val="num" w:pos="5760"/>
+        </w:tabs>
+        <w:ind w:left="5760" w:hanging="360"/>
+      </w:pPr>
+      <w:rPr>
+        <w:rFonts w:ascii="Wingdings" w:hAnsi="Wingdings" w:hint="default"/>
+        <w:sz w:val="20"/>
+      </w:rPr>
+    </w:lvl>
+    <w:lvl w:ilvl="8" w:tentative="1">
+      <w:start w:val="1"/>
+      <w:numFmt w:val="bullet"/>
+      <w:lvlText w:val=""/>
+      <w:lvlJc w:val="left"/>
+      <w:pPr>
+        <w:tabs>
+          <w:tab w:val="num" w:pos="6480"/>
+        </w:tabs>
+        <w:ind w:left="6480" w:hanging="360"/>
+      </w:pPr>
+      <w:rPr>
+        <w:rFonts w:ascii="Wingdings" w:hAnsi="Wingdings" w:hint="default"/>
+        <w:sz w:val="20"/>
+      </w:rPr>
+    </w:lvl>
+  </w:abstractNum>
+  <w:abstractNum w:abstractNumId="22" w15:restartNumberingAfterBreak="0">
+    <w:nsid w:val="3A3D6888"/>
+    <w:multiLevelType w:val="multilevel"/>
+    <w:tmpl w:val="CB3C4AA4"/>
+    <w:lvl w:ilvl="0">
+      <w:start w:val="1"/>
+      <w:numFmt w:val="bullet"/>
+      <w:lvlText w:val=""/>
+      <w:lvlJc w:val="left"/>
+      <w:pPr>
+        <w:tabs>
+          <w:tab w:val="num" w:pos="720"/>
+        </w:tabs>
+        <w:ind w:left="720" w:hanging="360"/>
+      </w:pPr>
+      <w:rPr>
+        <w:rFonts w:ascii="Symbol" w:hAnsi="Symbol" w:hint="default"/>
+        <w:sz w:val="20"/>
+      </w:rPr>
+    </w:lvl>
+    <w:lvl w:ilvl="1">
+      <w:start w:val="1"/>
+      <w:numFmt w:val="bullet"/>
+      <w:lvlText w:val="o"/>
+      <w:lvlJc w:val="left"/>
+      <w:pPr>
+        <w:tabs>
+          <w:tab w:val="num" w:pos="1440"/>
+        </w:tabs>
+        <w:ind w:left="1440" w:hanging="360"/>
+      </w:pPr>
+      <w:rPr>
+        <w:rFonts w:ascii="Courier New" w:hAnsi="Courier New" w:hint="default"/>
+        <w:sz w:val="20"/>
+      </w:rPr>
+    </w:lvl>
+    <w:lvl w:ilvl="2" w:tentative="1">
+      <w:start w:val="1"/>
+      <w:numFmt w:val="bullet"/>
+      <w:lvlText w:val=""/>
+      <w:lvlJc w:val="left"/>
+      <w:pPr>
+        <w:tabs>
+          <w:tab w:val="num" w:pos="2160"/>
+        </w:tabs>
+        <w:ind w:left="2160" w:hanging="360"/>
+      </w:pPr>
+      <w:rPr>
+        <w:rFonts w:ascii="Wingdings" w:hAnsi="Wingdings" w:hint="default"/>
+        <w:sz w:val="20"/>
+      </w:rPr>
+    </w:lvl>
+    <w:lvl w:ilvl="3" w:tentative="1">
+      <w:start w:val="1"/>
+      <w:numFmt w:val="bullet"/>
+      <w:lvlText w:val=""/>
+      <w:lvlJc w:val="left"/>
+      <w:pPr>
+        <w:tabs>
+          <w:tab w:val="num" w:pos="2880"/>
+        </w:tabs>
+        <w:ind w:left="2880" w:hanging="360"/>
+      </w:pPr>
+      <w:rPr>
+        <w:rFonts w:ascii="Wingdings" w:hAnsi="Wingdings" w:hint="default"/>
+        <w:sz w:val="20"/>
+      </w:rPr>
+    </w:lvl>
+    <w:lvl w:ilvl="4" w:tentative="1">
+      <w:start w:val="1"/>
+      <w:numFmt w:val="bullet"/>
+      <w:lvlText w:val=""/>
+      <w:lvlJc w:val="left"/>
+      <w:pPr>
+        <w:tabs>
+          <w:tab w:val="num" w:pos="3600"/>
+        </w:tabs>
+        <w:ind w:left="3600" w:hanging="360"/>
+      </w:pPr>
+      <w:rPr>
+        <w:rFonts w:ascii="Wingdings" w:hAnsi="Wingdings" w:hint="default"/>
+        <w:sz w:val="20"/>
+      </w:rPr>
+    </w:lvl>
+    <w:lvl w:ilvl="5" w:tentative="1">
+      <w:start w:val="1"/>
+      <w:numFmt w:val="bullet"/>
+      <w:lvlText w:val=""/>
+      <w:lvlJc w:val="left"/>
+      <w:pPr>
+        <w:tabs>
+          <w:tab w:val="num" w:pos="4320"/>
+        </w:tabs>
+        <w:ind w:left="4320" w:hanging="360"/>
+      </w:pPr>
+      <w:rPr>
+        <w:rFonts w:ascii="Wingdings" w:hAnsi="Wingdings" w:hint="default"/>
+        <w:sz w:val="20"/>
+      </w:rPr>
+    </w:lvl>
+    <w:lvl w:ilvl="6" w:tentative="1">
+      <w:start w:val="1"/>
+      <w:numFmt w:val="bullet"/>
+      <w:lvlText w:val=""/>
+      <w:lvlJc w:val="left"/>
+      <w:pPr>
+        <w:tabs>
+          <w:tab w:val="num" w:pos="5040"/>
+        </w:tabs>
+        <w:ind w:left="5040" w:hanging="360"/>
+      </w:pPr>
+      <w:rPr>
+        <w:rFonts w:ascii="Wingdings" w:hAnsi="Wingdings" w:hint="default"/>
+        <w:sz w:val="20"/>
+      </w:rPr>
+    </w:lvl>
+    <w:lvl w:ilvl="7" w:tentative="1">
+      <w:start w:val="1"/>
+      <w:numFmt w:val="bullet"/>
+      <w:lvlText w:val=""/>
+      <w:lvlJc w:val="left"/>
+      <w:pPr>
+        <w:tabs>
+          <w:tab w:val="num" w:pos="5760"/>
+        </w:tabs>
+        <w:ind w:left="5760" w:hanging="360"/>
+      </w:pPr>
+      <w:rPr>
+        <w:rFonts w:ascii="Wingdings" w:hAnsi="Wingdings" w:hint="default"/>
+        <w:sz w:val="20"/>
+      </w:rPr>
+    </w:lvl>
+    <w:lvl w:ilvl="8" w:tentative="1">
+      <w:start w:val="1"/>
+      <w:numFmt w:val="bullet"/>
+      <w:lvlText w:val=""/>
+      <w:lvlJc w:val="left"/>
+      <w:pPr>
+        <w:tabs>
+          <w:tab w:val="num" w:pos="6480"/>
+        </w:tabs>
+        <w:ind w:left="6480" w:hanging="360"/>
+      </w:pPr>
+      <w:rPr>
+        <w:rFonts w:ascii="Wingdings" w:hAnsi="Wingdings" w:hint="default"/>
+        <w:sz w:val="20"/>
+      </w:rPr>
+    </w:lvl>
+  </w:abstractNum>
+  <w:abstractNum w:abstractNumId="23" w15:restartNumberingAfterBreak="0">
+    <w:nsid w:val="3CED0138"/>
+    <w:multiLevelType w:val="multilevel"/>
+    <w:tmpl w:val="F54024FA"/>
+    <w:lvl w:ilvl="0">
+      <w:start w:val="1"/>
+      <w:numFmt w:val="bullet"/>
+      <w:lvlText w:val=""/>
+      <w:lvlJc w:val="left"/>
+      <w:pPr>
+        <w:tabs>
+          <w:tab w:val="num" w:pos="720"/>
+        </w:tabs>
+        <w:ind w:left="720" w:hanging="360"/>
+      </w:pPr>
+      <w:rPr>
+        <w:rFonts w:ascii="Symbol" w:hAnsi="Symbol" w:hint="default"/>
+        <w:sz w:val="20"/>
+      </w:rPr>
+    </w:lvl>
+    <w:lvl w:ilvl="1" w:tentative="1">
+      <w:start w:val="1"/>
+      <w:numFmt w:val="bullet"/>
+      <w:lvlText w:val="o"/>
+      <w:lvlJc w:val="left"/>
+      <w:pPr>
+        <w:tabs>
+          <w:tab w:val="num" w:pos="1440"/>
+        </w:tabs>
+        <w:ind w:left="1440" w:hanging="360"/>
+      </w:pPr>
+      <w:rPr>
+        <w:rFonts w:ascii="Courier New" w:hAnsi="Courier New" w:hint="default"/>
+        <w:sz w:val="20"/>
+      </w:rPr>
+    </w:lvl>
+    <w:lvl w:ilvl="2" w:tentative="1">
+      <w:start w:val="1"/>
+      <w:numFmt w:val="bullet"/>
+      <w:lvlText w:val=""/>
+      <w:lvlJc w:val="left"/>
+      <w:pPr>
+        <w:tabs>
+          <w:tab w:val="num" w:pos="2160"/>
+        </w:tabs>
+        <w:ind w:left="2160" w:hanging="360"/>
+      </w:pPr>
+      <w:rPr>
+        <w:rFonts w:ascii="Wingdings" w:hAnsi="Wingdings" w:hint="default"/>
+        <w:sz w:val="20"/>
+      </w:rPr>
+    </w:lvl>
+    <w:lvl w:ilvl="3" w:tentative="1">
+      <w:start w:val="1"/>
+      <w:numFmt w:val="bullet"/>
+      <w:lvlText w:val=""/>
+      <w:lvlJc w:val="left"/>
+      <w:pPr>
+        <w:tabs>
+          <w:tab w:val="num" w:pos="2880"/>
+        </w:tabs>
+        <w:ind w:left="2880" w:hanging="360"/>
+      </w:pPr>
+      <w:rPr>
+        <w:rFonts w:ascii="Wingdings" w:hAnsi="Wingdings" w:hint="default"/>
+        <w:sz w:val="20"/>
+      </w:rPr>
+    </w:lvl>
+    <w:lvl w:ilvl="4" w:tentative="1">
+      <w:start w:val="1"/>
+      <w:numFmt w:val="bullet"/>
+      <w:lvlText w:val=""/>
+      <w:lvlJc w:val="left"/>
+      <w:pPr>
+        <w:tabs>
+          <w:tab w:val="num" w:pos="3600"/>
+        </w:tabs>
+        <w:ind w:left="3600" w:hanging="360"/>
+      </w:pPr>
+      <w:rPr>
+        <w:rFonts w:ascii="Wingdings" w:hAnsi="Wingdings" w:hint="default"/>
+        <w:sz w:val="20"/>
+      </w:rPr>
+    </w:lvl>
+    <w:lvl w:ilvl="5" w:tentative="1">
+      <w:start w:val="1"/>
+      <w:numFmt w:val="bullet"/>
+      <w:lvlText w:val=""/>
+      <w:lvlJc w:val="left"/>
+      <w:pPr>
+        <w:tabs>
+          <w:tab w:val="num" w:pos="4320"/>
+        </w:tabs>
+        <w:ind w:left="4320" w:hanging="360"/>
+      </w:pPr>
+      <w:rPr>
+        <w:rFonts w:ascii="Wingdings" w:hAnsi="Wingdings" w:hint="default"/>
+        <w:sz w:val="20"/>
+      </w:rPr>
+    </w:lvl>
+    <w:lvl w:ilvl="6" w:tentative="1">
+      <w:start w:val="1"/>
+      <w:numFmt w:val="bullet"/>
+      <w:lvlText w:val=""/>
+      <w:lvlJc w:val="left"/>
+      <w:pPr>
+        <w:tabs>
+          <w:tab w:val="num" w:pos="5040"/>
+        </w:tabs>
+        <w:ind w:left="5040" w:hanging="360"/>
+      </w:pPr>
+      <w:rPr>
+        <w:rFonts w:ascii="Wingdings" w:hAnsi="Wingdings" w:hint="default"/>
+        <w:sz w:val="20"/>
+      </w:rPr>
+    </w:lvl>
+    <w:lvl w:ilvl="7" w:tentative="1">
+      <w:start w:val="1"/>
+      <w:numFmt w:val="bullet"/>
+      <w:lvlText w:val=""/>
+      <w:lvlJc w:val="left"/>
+      <w:pPr>
+        <w:tabs>
+          <w:tab w:val="num" w:pos="5760"/>
+        </w:tabs>
+        <w:ind w:left="5760" w:hanging="360"/>
+      </w:pPr>
+      <w:rPr>
+        <w:rFonts w:ascii="Wingdings" w:hAnsi="Wingdings" w:hint="default"/>
+        <w:sz w:val="20"/>
+      </w:rPr>
+    </w:lvl>
+    <w:lvl w:ilvl="8" w:tentative="1">
+      <w:start w:val="1"/>
+      <w:numFmt w:val="bullet"/>
+      <w:lvlText w:val=""/>
+      <w:lvlJc w:val="left"/>
+      <w:pPr>
+        <w:tabs>
+          <w:tab w:val="num" w:pos="6480"/>
+        </w:tabs>
+        <w:ind w:left="6480" w:hanging="360"/>
+      </w:pPr>
+      <w:rPr>
+        <w:rFonts w:ascii="Wingdings" w:hAnsi="Wingdings" w:hint="default"/>
+        <w:sz w:val="20"/>
+      </w:rPr>
+    </w:lvl>
+  </w:abstractNum>
+  <w:abstractNum w:abstractNumId="24" w15:restartNumberingAfterBreak="0">
     <w:nsid w:val="3FF54DBA"/>
     <w:multiLevelType w:val="multilevel"/>
     <w:tmpl w:val="51C08234"/>
@@ -12239,7 +16096,7 @@
       </w:rPr>
     </w:lvl>
   </w:abstractNum>
-  <w:abstractNum w:abstractNumId="13" w15:restartNumberingAfterBreak="0">
+  <w:abstractNum w:abstractNumId="25" w15:restartNumberingAfterBreak="0">
     <w:nsid w:val="4AF4277A"/>
     <w:multiLevelType w:val="multilevel"/>
     <w:tmpl w:val="644C53FA"/>
@@ -12388,7 +16245,7 @@
       </w:rPr>
     </w:lvl>
   </w:abstractNum>
-  <w:abstractNum w:abstractNumId="14" w15:restartNumberingAfterBreak="0">
+  <w:abstractNum w:abstractNumId="26" w15:restartNumberingAfterBreak="0">
     <w:nsid w:val="4C373098"/>
     <w:multiLevelType w:val="multilevel"/>
     <w:tmpl w:val="07B87306"/>
@@ -12537,7 +16394,156 @@
       </w:rPr>
     </w:lvl>
   </w:abstractNum>
-  <w:abstractNum w:abstractNumId="15" w15:restartNumberingAfterBreak="0">
+  <w:abstractNum w:abstractNumId="27" w15:restartNumberingAfterBreak="0">
+    <w:nsid w:val="4D224CEA"/>
+    <w:multiLevelType w:val="multilevel"/>
+    <w:tmpl w:val="C50A9A38"/>
+    <w:lvl w:ilvl="0">
+      <w:start w:val="1"/>
+      <w:numFmt w:val="bullet"/>
+      <w:lvlText w:val=""/>
+      <w:lvlJc w:val="left"/>
+      <w:pPr>
+        <w:tabs>
+          <w:tab w:val="num" w:pos="720"/>
+        </w:tabs>
+        <w:ind w:left="720" w:hanging="360"/>
+      </w:pPr>
+      <w:rPr>
+        <w:rFonts w:ascii="Symbol" w:hAnsi="Symbol" w:hint="default"/>
+        <w:sz w:val="20"/>
+      </w:rPr>
+    </w:lvl>
+    <w:lvl w:ilvl="1" w:tentative="1">
+      <w:start w:val="1"/>
+      <w:numFmt w:val="bullet"/>
+      <w:lvlText w:val="o"/>
+      <w:lvlJc w:val="left"/>
+      <w:pPr>
+        <w:tabs>
+          <w:tab w:val="num" w:pos="1440"/>
+        </w:tabs>
+        <w:ind w:left="1440" w:hanging="360"/>
+      </w:pPr>
+      <w:rPr>
+        <w:rFonts w:ascii="Courier New" w:hAnsi="Courier New" w:hint="default"/>
+        <w:sz w:val="20"/>
+      </w:rPr>
+    </w:lvl>
+    <w:lvl w:ilvl="2" w:tentative="1">
+      <w:start w:val="1"/>
+      <w:numFmt w:val="bullet"/>
+      <w:lvlText w:val=""/>
+      <w:lvlJc w:val="left"/>
+      <w:pPr>
+        <w:tabs>
+          <w:tab w:val="num" w:pos="2160"/>
+        </w:tabs>
+        <w:ind w:left="2160" w:hanging="360"/>
+      </w:pPr>
+      <w:rPr>
+        <w:rFonts w:ascii="Wingdings" w:hAnsi="Wingdings" w:hint="default"/>
+        <w:sz w:val="20"/>
+      </w:rPr>
+    </w:lvl>
+    <w:lvl w:ilvl="3" w:tentative="1">
+      <w:start w:val="1"/>
+      <w:numFmt w:val="bullet"/>
+      <w:lvlText w:val=""/>
+      <w:lvlJc w:val="left"/>
+      <w:pPr>
+        <w:tabs>
+          <w:tab w:val="num" w:pos="2880"/>
+        </w:tabs>
+        <w:ind w:left="2880" w:hanging="360"/>
+      </w:pPr>
+      <w:rPr>
+        <w:rFonts w:ascii="Wingdings" w:hAnsi="Wingdings" w:hint="default"/>
+        <w:sz w:val="20"/>
+      </w:rPr>
+    </w:lvl>
+    <w:lvl w:ilvl="4" w:tentative="1">
+      <w:start w:val="1"/>
+      <w:numFmt w:val="bullet"/>
+      <w:lvlText w:val=""/>
+      <w:lvlJc w:val="left"/>
+      <w:pPr>
+        <w:tabs>
+          <w:tab w:val="num" w:pos="3600"/>
+        </w:tabs>
+        <w:ind w:left="3600" w:hanging="360"/>
+      </w:pPr>
+      <w:rPr>
+        <w:rFonts w:ascii="Wingdings" w:hAnsi="Wingdings" w:hint="default"/>
+        <w:sz w:val="20"/>
+      </w:rPr>
+    </w:lvl>
+    <w:lvl w:ilvl="5" w:tentative="1">
+      <w:start w:val="1"/>
+      <w:numFmt w:val="bullet"/>
+      <w:lvlText w:val=""/>
+      <w:lvlJc w:val="left"/>
+      <w:pPr>
+        <w:tabs>
+          <w:tab w:val="num" w:pos="4320"/>
+        </w:tabs>
+        <w:ind w:left="4320" w:hanging="360"/>
+      </w:pPr>
+      <w:rPr>
+        <w:rFonts w:ascii="Wingdings" w:hAnsi="Wingdings" w:hint="default"/>
+        <w:sz w:val="20"/>
+      </w:rPr>
+    </w:lvl>
+    <w:lvl w:ilvl="6" w:tentative="1">
+      <w:start w:val="1"/>
+      <w:numFmt w:val="bullet"/>
+      <w:lvlText w:val=""/>
+      <w:lvlJc w:val="left"/>
+      <w:pPr>
+        <w:tabs>
+          <w:tab w:val="num" w:pos="5040"/>
+        </w:tabs>
+        <w:ind w:left="5040" w:hanging="360"/>
+      </w:pPr>
+      <w:rPr>
+        <w:rFonts w:ascii="Wingdings" w:hAnsi="Wingdings" w:hint="default"/>
+        <w:sz w:val="20"/>
+      </w:rPr>
+    </w:lvl>
+    <w:lvl w:ilvl="7" w:tentative="1">
+      <w:start w:val="1"/>
+      <w:numFmt w:val="bullet"/>
+      <w:lvlText w:val=""/>
+      <w:lvlJc w:val="left"/>
+      <w:pPr>
+        <w:tabs>
+          <w:tab w:val="num" w:pos="5760"/>
+        </w:tabs>
+        <w:ind w:left="5760" w:hanging="360"/>
+      </w:pPr>
+      <w:rPr>
+        <w:rFonts w:ascii="Wingdings" w:hAnsi="Wingdings" w:hint="default"/>
+        <w:sz w:val="20"/>
+      </w:rPr>
+    </w:lvl>
+    <w:lvl w:ilvl="8" w:tentative="1">
+      <w:start w:val="1"/>
+      <w:numFmt w:val="bullet"/>
+      <w:lvlText w:val=""/>
+      <w:lvlJc w:val="left"/>
+      <w:pPr>
+        <w:tabs>
+          <w:tab w:val="num" w:pos="6480"/>
+        </w:tabs>
+        <w:ind w:left="6480" w:hanging="360"/>
+      </w:pPr>
+      <w:rPr>
+        <w:rFonts w:ascii="Wingdings" w:hAnsi="Wingdings" w:hint="default"/>
+        <w:sz w:val="20"/>
+      </w:rPr>
+    </w:lvl>
+  </w:abstractNum>
+  <w:abstractNum w:abstractNumId="28" w15:restartNumberingAfterBreak="0">
     <w:nsid w:val="4F815750"/>
     <w:multiLevelType w:val="multilevel"/>
     <w:tmpl w:val="C7DCF3F8"/>
@@ -12686,7 +16692,7 @@
       </w:rPr>
     </w:lvl>
   </w:abstractNum>
-  <w:abstractNum w:abstractNumId="16" w15:restartNumberingAfterBreak="0">
+  <w:abstractNum w:abstractNumId="29" w15:restartNumberingAfterBreak="0">
     <w:nsid w:val="508D76C6"/>
     <w:multiLevelType w:val="multilevel"/>
     <w:tmpl w:val="A2A88336"/>
@@ -12835,7 +16841,7 @@
       </w:rPr>
     </w:lvl>
   </w:abstractNum>
-  <w:abstractNum w:abstractNumId="17" w15:restartNumberingAfterBreak="0">
+  <w:abstractNum w:abstractNumId="30" w15:restartNumberingAfterBreak="0">
     <w:nsid w:val="526A0376"/>
     <w:multiLevelType w:val="multilevel"/>
     <w:tmpl w:val="D54EA08E"/>
@@ -12984,7 +16990,7 @@
       </w:rPr>
     </w:lvl>
   </w:abstractNum>
-  <w:abstractNum w:abstractNumId="18" w15:restartNumberingAfterBreak="0">
+  <w:abstractNum w:abstractNumId="31" w15:restartNumberingAfterBreak="0">
     <w:nsid w:val="52D87BD8"/>
     <w:multiLevelType w:val="multilevel"/>
     <w:tmpl w:val="A2262E36"/>
@@ -13133,7 +17139,7 @@
       </w:rPr>
     </w:lvl>
   </w:abstractNum>
-  <w:abstractNum w:abstractNumId="19" w15:restartNumberingAfterBreak="0">
+  <w:abstractNum w:abstractNumId="32" w15:restartNumberingAfterBreak="0">
     <w:nsid w:val="55072643"/>
     <w:multiLevelType w:val="multilevel"/>
     <w:tmpl w:val="14E852C6"/>
@@ -13282,7 +17288,7 @@
       </w:rPr>
     </w:lvl>
   </w:abstractNum>
-  <w:abstractNum w:abstractNumId="20" w15:restartNumberingAfterBreak="0">
+  <w:abstractNum w:abstractNumId="33" w15:restartNumberingAfterBreak="0">
     <w:nsid w:val="58AB5783"/>
     <w:multiLevelType w:val="multilevel"/>
     <w:tmpl w:val="12EEB26C"/>
@@ -13431,7 +17437,156 @@
       </w:rPr>
     </w:lvl>
   </w:abstractNum>
-  <w:abstractNum w:abstractNumId="21" w15:restartNumberingAfterBreak="0">
+  <w:abstractNum w:abstractNumId="34" w15:restartNumberingAfterBreak="0">
+    <w:nsid w:val="5B895D1C"/>
+    <w:multiLevelType w:val="multilevel"/>
+    <w:tmpl w:val="8A58D658"/>
+    <w:lvl w:ilvl="0">
+      <w:start w:val="1"/>
+      <w:numFmt w:val="bullet"/>
+      <w:lvlText w:val=""/>
+      <w:lvlJc w:val="left"/>
+      <w:pPr>
+        <w:tabs>
+          <w:tab w:val="num" w:pos="720"/>
+        </w:tabs>
+        <w:ind w:left="720" w:hanging="360"/>
+      </w:pPr>
+      <w:rPr>
+        <w:rFonts w:ascii="Symbol" w:hAnsi="Symbol" w:hint="default"/>
+        <w:sz w:val="20"/>
+      </w:rPr>
+    </w:lvl>
+    <w:lvl w:ilvl="1" w:tentative="1">
+      <w:start w:val="1"/>
+      <w:numFmt w:val="bullet"/>
+      <w:lvlText w:val="o"/>
+      <w:lvlJc w:val="left"/>
+      <w:pPr>
+        <w:tabs>
+          <w:tab w:val="num" w:pos="1440"/>
+        </w:tabs>
+        <w:ind w:left="1440" w:hanging="360"/>
+      </w:pPr>
+      <w:rPr>
+        <w:rFonts w:ascii="Courier New" w:hAnsi="Courier New" w:hint="default"/>
+        <w:sz w:val="20"/>
+      </w:rPr>
+    </w:lvl>
+    <w:lvl w:ilvl="2" w:tentative="1">
+      <w:start w:val="1"/>
+      <w:numFmt w:val="bullet"/>
+      <w:lvlText w:val=""/>
+      <w:lvlJc w:val="left"/>
+      <w:pPr>
+        <w:tabs>
+          <w:tab w:val="num" w:pos="2160"/>
+        </w:tabs>
+        <w:ind w:left="2160" w:hanging="360"/>
+      </w:pPr>
+      <w:rPr>
+        <w:rFonts w:ascii="Wingdings" w:hAnsi="Wingdings" w:hint="default"/>
+        <w:sz w:val="20"/>
+      </w:rPr>
+    </w:lvl>
+    <w:lvl w:ilvl="3" w:tentative="1">
+      <w:start w:val="1"/>
+      <w:numFmt w:val="bullet"/>
+      <w:lvlText w:val=""/>
+      <w:lvlJc w:val="left"/>
+      <w:pPr>
+        <w:tabs>
+          <w:tab w:val="num" w:pos="2880"/>
+        </w:tabs>
+        <w:ind w:left="2880" w:hanging="360"/>
+      </w:pPr>
+      <w:rPr>
+        <w:rFonts w:ascii="Wingdings" w:hAnsi="Wingdings" w:hint="default"/>
+        <w:sz w:val="20"/>
+      </w:rPr>
+    </w:lvl>
+    <w:lvl w:ilvl="4" w:tentative="1">
+      <w:start w:val="1"/>
+      <w:numFmt w:val="bullet"/>
+      <w:lvlText w:val=""/>
+      <w:lvlJc w:val="left"/>
+      <w:pPr>
+        <w:tabs>
+          <w:tab w:val="num" w:pos="3600"/>
+        </w:tabs>
+        <w:ind w:left="3600" w:hanging="360"/>
+      </w:pPr>
+      <w:rPr>
+        <w:rFonts w:ascii="Wingdings" w:hAnsi="Wingdings" w:hint="default"/>
+        <w:sz w:val="20"/>
+      </w:rPr>
+    </w:lvl>
+    <w:lvl w:ilvl="5" w:tentative="1">
+      <w:start w:val="1"/>
+      <w:numFmt w:val="bullet"/>
+      <w:lvlText w:val=""/>
+      <w:lvlJc w:val="left"/>
+      <w:pPr>
+        <w:tabs>
+          <w:tab w:val="num" w:pos="4320"/>
+        </w:tabs>
+        <w:ind w:left="4320" w:hanging="360"/>
+      </w:pPr>
+      <w:rPr>
+        <w:rFonts w:ascii="Wingdings" w:hAnsi="Wingdings" w:hint="default"/>
+        <w:sz w:val="20"/>
+      </w:rPr>
+    </w:lvl>
+    <w:lvl w:ilvl="6" w:tentative="1">
+      <w:start w:val="1"/>
+      <w:numFmt w:val="bullet"/>
+      <w:lvlText w:val=""/>
+      <w:lvlJc w:val="left"/>
+      <w:pPr>
+        <w:tabs>
+          <w:tab w:val="num" w:pos="5040"/>
+        </w:tabs>
+        <w:ind w:left="5040" w:hanging="360"/>
+      </w:pPr>
+      <w:rPr>
+        <w:rFonts w:ascii="Wingdings" w:hAnsi="Wingdings" w:hint="default"/>
+        <w:sz w:val="20"/>
+      </w:rPr>
+    </w:lvl>
+    <w:lvl w:ilvl="7" w:tentative="1">
+      <w:start w:val="1"/>
+      <w:numFmt w:val="bullet"/>
+      <w:lvlText w:val=""/>
+      <w:lvlJc w:val="left"/>
+      <w:pPr>
+        <w:tabs>
+          <w:tab w:val="num" w:pos="5760"/>
+        </w:tabs>
+        <w:ind w:left="5760" w:hanging="360"/>
+      </w:pPr>
+      <w:rPr>
+        <w:rFonts w:ascii="Wingdings" w:hAnsi="Wingdings" w:hint="default"/>
+        <w:sz w:val="20"/>
+      </w:rPr>
+    </w:lvl>
+    <w:lvl w:ilvl="8" w:tentative="1">
+      <w:start w:val="1"/>
+      <w:numFmt w:val="bullet"/>
+      <w:lvlText w:val=""/>
+      <w:lvlJc w:val="left"/>
+      <w:pPr>
+        <w:tabs>
+          <w:tab w:val="num" w:pos="6480"/>
+        </w:tabs>
+        <w:ind w:left="6480" w:hanging="360"/>
+      </w:pPr>
+      <w:rPr>
+        <w:rFonts w:ascii="Wingdings" w:hAnsi="Wingdings" w:hint="default"/>
+        <w:sz w:val="20"/>
+      </w:rPr>
+    </w:lvl>
+  </w:abstractNum>
+  <w:abstractNum w:abstractNumId="35" w15:restartNumberingAfterBreak="0">
     <w:nsid w:val="5EC43D4E"/>
     <w:multiLevelType w:val="multilevel"/>
     <w:tmpl w:val="33E2DA2E"/>
@@ -13580,7 +17735,7 @@
       </w:rPr>
     </w:lvl>
   </w:abstractNum>
-  <w:abstractNum w:abstractNumId="22" w15:restartNumberingAfterBreak="0">
+  <w:abstractNum w:abstractNumId="36" w15:restartNumberingAfterBreak="0">
     <w:nsid w:val="5EC91CCB"/>
     <w:multiLevelType w:val="multilevel"/>
     <w:tmpl w:val="A16425FE"/>
@@ -13729,7 +17884,603 @@
       </w:rPr>
     </w:lvl>
   </w:abstractNum>
-  <w:abstractNum w:abstractNumId="23" w15:restartNumberingAfterBreak="0">
+  <w:abstractNum w:abstractNumId="37" w15:restartNumberingAfterBreak="0">
+    <w:nsid w:val="5F8F3AC0"/>
+    <w:multiLevelType w:val="multilevel"/>
+    <w:tmpl w:val="53ECE494"/>
+    <w:lvl w:ilvl="0">
+      <w:start w:val="1"/>
+      <w:numFmt w:val="bullet"/>
+      <w:lvlText w:val=""/>
+      <w:lvlJc w:val="left"/>
+      <w:pPr>
+        <w:tabs>
+          <w:tab w:val="num" w:pos="720"/>
+        </w:tabs>
+        <w:ind w:left="720" w:hanging="360"/>
+      </w:pPr>
+      <w:rPr>
+        <w:rFonts w:ascii="Symbol" w:hAnsi="Symbol" w:hint="default"/>
+        <w:sz w:val="20"/>
+      </w:rPr>
+    </w:lvl>
+    <w:lvl w:ilvl="1" w:tentative="1">
+      <w:start w:val="1"/>
+      <w:numFmt w:val="bullet"/>
+      <w:lvlText w:val="o"/>
+      <w:lvlJc w:val="left"/>
+      <w:pPr>
+        <w:tabs>
+          <w:tab w:val="num" w:pos="1440"/>
+        </w:tabs>
+        <w:ind w:left="1440" w:hanging="360"/>
+      </w:pPr>
+      <w:rPr>
+        <w:rFonts w:ascii="Courier New" w:hAnsi="Courier New" w:hint="default"/>
+        <w:sz w:val="20"/>
+      </w:rPr>
+    </w:lvl>
+    <w:lvl w:ilvl="2" w:tentative="1">
+      <w:start w:val="1"/>
+      <w:numFmt w:val="bullet"/>
+      <w:lvlText w:val=""/>
+      <w:lvlJc w:val="left"/>
+      <w:pPr>
+        <w:tabs>
+          <w:tab w:val="num" w:pos="2160"/>
+        </w:tabs>
+        <w:ind w:left="2160" w:hanging="360"/>
+      </w:pPr>
+      <w:rPr>
+        <w:rFonts w:ascii="Wingdings" w:hAnsi="Wingdings" w:hint="default"/>
+        <w:sz w:val="20"/>
+      </w:rPr>
+    </w:lvl>
+    <w:lvl w:ilvl="3" w:tentative="1">
+      <w:start w:val="1"/>
+      <w:numFmt w:val="bullet"/>
+      <w:lvlText w:val=""/>
+      <w:lvlJc w:val="left"/>
+      <w:pPr>
+        <w:tabs>
+          <w:tab w:val="num" w:pos="2880"/>
+        </w:tabs>
+        <w:ind w:left="2880" w:hanging="360"/>
+      </w:pPr>
+      <w:rPr>
+        <w:rFonts w:ascii="Wingdings" w:hAnsi="Wingdings" w:hint="default"/>
+        <w:sz w:val="20"/>
+      </w:rPr>
+    </w:lvl>
+    <w:lvl w:ilvl="4" w:tentative="1">
+      <w:start w:val="1"/>
+      <w:numFmt w:val="bullet"/>
+      <w:lvlText w:val=""/>
+      <w:lvlJc w:val="left"/>
+      <w:pPr>
+        <w:tabs>
+          <w:tab w:val="num" w:pos="3600"/>
+        </w:tabs>
+        <w:ind w:left="3600" w:hanging="360"/>
+      </w:pPr>
+      <w:rPr>
+        <w:rFonts w:ascii="Wingdings" w:hAnsi="Wingdings" w:hint="default"/>
+        <w:sz w:val="20"/>
+      </w:rPr>
+    </w:lvl>
+    <w:lvl w:ilvl="5" w:tentative="1">
+      <w:start w:val="1"/>
+      <w:numFmt w:val="bullet"/>
+      <w:lvlText w:val=""/>
+      <w:lvlJc w:val="left"/>
+      <w:pPr>
+        <w:tabs>
+          <w:tab w:val="num" w:pos="4320"/>
+        </w:tabs>
+        <w:ind w:left="4320" w:hanging="360"/>
+      </w:pPr>
+      <w:rPr>
+        <w:rFonts w:ascii="Wingdings" w:hAnsi="Wingdings" w:hint="default"/>
+        <w:sz w:val="20"/>
+      </w:rPr>
+    </w:lvl>
+    <w:lvl w:ilvl="6" w:tentative="1">
+      <w:start w:val="1"/>
+      <w:numFmt w:val="bullet"/>
+      <w:lvlText w:val=""/>
+      <w:lvlJc w:val="left"/>
+      <w:pPr>
+        <w:tabs>
+          <w:tab w:val="num" w:pos="5040"/>
+        </w:tabs>
+        <w:ind w:left="5040" w:hanging="360"/>
+      </w:pPr>
+      <w:rPr>
+        <w:rFonts w:ascii="Wingdings" w:hAnsi="Wingdings" w:hint="default"/>
+        <w:sz w:val="20"/>
+      </w:rPr>
+    </w:lvl>
+    <w:lvl w:ilvl="7" w:tentative="1">
+      <w:start w:val="1"/>
+      <w:numFmt w:val="bullet"/>
+      <w:lvlText w:val=""/>
+      <w:lvlJc w:val="left"/>
+      <w:pPr>
+        <w:tabs>
+          <w:tab w:val="num" w:pos="5760"/>
+        </w:tabs>
+        <w:ind w:left="5760" w:hanging="360"/>
+      </w:pPr>
+      <w:rPr>
+        <w:rFonts w:ascii="Wingdings" w:hAnsi="Wingdings" w:hint="default"/>
+        <w:sz w:val="20"/>
+      </w:rPr>
+    </w:lvl>
+    <w:lvl w:ilvl="8" w:tentative="1">
+      <w:start w:val="1"/>
+      <w:numFmt w:val="bullet"/>
+      <w:lvlText w:val=""/>
+      <w:lvlJc w:val="left"/>
+      <w:pPr>
+        <w:tabs>
+          <w:tab w:val="num" w:pos="6480"/>
+        </w:tabs>
+        <w:ind w:left="6480" w:hanging="360"/>
+      </w:pPr>
+      <w:rPr>
+        <w:rFonts w:ascii="Wingdings" w:hAnsi="Wingdings" w:hint="default"/>
+        <w:sz w:val="20"/>
+      </w:rPr>
+    </w:lvl>
+  </w:abstractNum>
+  <w:abstractNum w:abstractNumId="38" w15:restartNumberingAfterBreak="0">
+    <w:nsid w:val="63B71FC8"/>
+    <w:multiLevelType w:val="multilevel"/>
+    <w:tmpl w:val="E9C826D0"/>
+    <w:lvl w:ilvl="0">
+      <w:start w:val="1"/>
+      <w:numFmt w:val="bullet"/>
+      <w:lvlText w:val=""/>
+      <w:lvlJc w:val="left"/>
+      <w:pPr>
+        <w:tabs>
+          <w:tab w:val="num" w:pos="720"/>
+        </w:tabs>
+        <w:ind w:left="720" w:hanging="360"/>
+      </w:pPr>
+      <w:rPr>
+        <w:rFonts w:ascii="Symbol" w:hAnsi="Symbol" w:hint="default"/>
+        <w:sz w:val="20"/>
+      </w:rPr>
+    </w:lvl>
+    <w:lvl w:ilvl="1" w:tentative="1">
+      <w:start w:val="1"/>
+      <w:numFmt w:val="bullet"/>
+      <w:lvlText w:val="o"/>
+      <w:lvlJc w:val="left"/>
+      <w:pPr>
+        <w:tabs>
+          <w:tab w:val="num" w:pos="1440"/>
+        </w:tabs>
+        <w:ind w:left="1440" w:hanging="360"/>
+      </w:pPr>
+      <w:rPr>
+        <w:rFonts w:ascii="Courier New" w:hAnsi="Courier New" w:hint="default"/>
+        <w:sz w:val="20"/>
+      </w:rPr>
+    </w:lvl>
+    <w:lvl w:ilvl="2" w:tentative="1">
+      <w:start w:val="1"/>
+      <w:numFmt w:val="bullet"/>
+      <w:lvlText w:val=""/>
+      <w:lvlJc w:val="left"/>
+      <w:pPr>
+        <w:tabs>
+          <w:tab w:val="num" w:pos="2160"/>
+        </w:tabs>
+        <w:ind w:left="2160" w:hanging="360"/>
+      </w:pPr>
+      <w:rPr>
+        <w:rFonts w:ascii="Wingdings" w:hAnsi="Wingdings" w:hint="default"/>
+        <w:sz w:val="20"/>
+      </w:rPr>
+    </w:lvl>
+    <w:lvl w:ilvl="3" w:tentative="1">
+      <w:start w:val="1"/>
+      <w:numFmt w:val="bullet"/>
+      <w:lvlText w:val=""/>
+      <w:lvlJc w:val="left"/>
+      <w:pPr>
+        <w:tabs>
+          <w:tab w:val="num" w:pos="2880"/>
+        </w:tabs>
+        <w:ind w:left="2880" w:hanging="360"/>
+      </w:pPr>
+      <w:rPr>
+        <w:rFonts w:ascii="Wingdings" w:hAnsi="Wingdings" w:hint="default"/>
+        <w:sz w:val="20"/>
+      </w:rPr>
+    </w:lvl>
+    <w:lvl w:ilvl="4" w:tentative="1">
+      <w:start w:val="1"/>
+      <w:numFmt w:val="bullet"/>
+      <w:lvlText w:val=""/>
+      <w:lvlJc w:val="left"/>
+      <w:pPr>
+        <w:tabs>
+          <w:tab w:val="num" w:pos="3600"/>
+        </w:tabs>
+        <w:ind w:left="3600" w:hanging="360"/>
+      </w:pPr>
+      <w:rPr>
+        <w:rFonts w:ascii="Wingdings" w:hAnsi="Wingdings" w:hint="default"/>
+        <w:sz w:val="20"/>
+      </w:rPr>
+    </w:lvl>
+    <w:lvl w:ilvl="5" w:tentative="1">
+      <w:start w:val="1"/>
+      <w:numFmt w:val="bullet"/>
+      <w:lvlText w:val=""/>
+      <w:lvlJc w:val="left"/>
+      <w:pPr>
+        <w:tabs>
+          <w:tab w:val="num" w:pos="4320"/>
+        </w:tabs>
+        <w:ind w:left="4320" w:hanging="360"/>
+      </w:pPr>
+      <w:rPr>
+        <w:rFonts w:ascii="Wingdings" w:hAnsi="Wingdings" w:hint="default"/>
+        <w:sz w:val="20"/>
+      </w:rPr>
+    </w:lvl>
+    <w:lvl w:ilvl="6" w:tentative="1">
+      <w:start w:val="1"/>
+      <w:numFmt w:val="bullet"/>
+      <w:lvlText w:val=""/>
+      <w:lvlJc w:val="left"/>
+      <w:pPr>
+        <w:tabs>
+          <w:tab w:val="num" w:pos="5040"/>
+        </w:tabs>
+        <w:ind w:left="5040" w:hanging="360"/>
+      </w:pPr>
+      <w:rPr>
+        <w:rFonts w:ascii="Wingdings" w:hAnsi="Wingdings" w:hint="default"/>
+        <w:sz w:val="20"/>
+      </w:rPr>
+    </w:lvl>
+    <w:lvl w:ilvl="7" w:tentative="1">
+      <w:start w:val="1"/>
+      <w:numFmt w:val="bullet"/>
+      <w:lvlText w:val=""/>
+      <w:lvlJc w:val="left"/>
+      <w:pPr>
+        <w:tabs>
+          <w:tab w:val="num" w:pos="5760"/>
+        </w:tabs>
+        <w:ind w:left="5760" w:hanging="360"/>
+      </w:pPr>
+      <w:rPr>
+        <w:rFonts w:ascii="Wingdings" w:hAnsi="Wingdings" w:hint="default"/>
+        <w:sz w:val="20"/>
+      </w:rPr>
+    </w:lvl>
+    <w:lvl w:ilvl="8" w:tentative="1">
+      <w:start w:val="1"/>
+      <w:numFmt w:val="bullet"/>
+      <w:lvlText w:val=""/>
+      <w:lvlJc w:val="left"/>
+      <w:pPr>
+        <w:tabs>
+          <w:tab w:val="num" w:pos="6480"/>
+        </w:tabs>
+        <w:ind w:left="6480" w:hanging="360"/>
+      </w:pPr>
+      <w:rPr>
+        <w:rFonts w:ascii="Wingdings" w:hAnsi="Wingdings" w:hint="default"/>
+        <w:sz w:val="20"/>
+      </w:rPr>
+    </w:lvl>
+  </w:abstractNum>
+  <w:abstractNum w:abstractNumId="39" w15:restartNumberingAfterBreak="0">
+    <w:nsid w:val="64490513"/>
+    <w:multiLevelType w:val="multilevel"/>
+    <w:tmpl w:val="932098A0"/>
+    <w:lvl w:ilvl="0">
+      <w:start w:val="1"/>
+      <w:numFmt w:val="bullet"/>
+      <w:lvlText w:val=""/>
+      <w:lvlJc w:val="left"/>
+      <w:pPr>
+        <w:tabs>
+          <w:tab w:val="num" w:pos="720"/>
+        </w:tabs>
+        <w:ind w:left="720" w:hanging="360"/>
+      </w:pPr>
+      <w:rPr>
+        <w:rFonts w:ascii="Symbol" w:hAnsi="Symbol" w:hint="default"/>
+        <w:sz w:val="20"/>
+      </w:rPr>
+    </w:lvl>
+    <w:lvl w:ilvl="1" w:tentative="1">
+      <w:start w:val="1"/>
+      <w:numFmt w:val="bullet"/>
+      <w:lvlText w:val="o"/>
+      <w:lvlJc w:val="left"/>
+      <w:pPr>
+        <w:tabs>
+          <w:tab w:val="num" w:pos="1440"/>
+        </w:tabs>
+        <w:ind w:left="1440" w:hanging="360"/>
+      </w:pPr>
+      <w:rPr>
+        <w:rFonts w:ascii="Courier New" w:hAnsi="Courier New" w:hint="default"/>
+        <w:sz w:val="20"/>
+      </w:rPr>
+    </w:lvl>
+    <w:lvl w:ilvl="2" w:tentative="1">
+      <w:start w:val="1"/>
+      <w:numFmt w:val="bullet"/>
+      <w:lvlText w:val=""/>
+      <w:lvlJc w:val="left"/>
+      <w:pPr>
+        <w:tabs>
+          <w:tab w:val="num" w:pos="2160"/>
+        </w:tabs>
+        <w:ind w:left="2160" w:hanging="360"/>
+      </w:pPr>
+      <w:rPr>
+        <w:rFonts w:ascii="Wingdings" w:hAnsi="Wingdings" w:hint="default"/>
+        <w:sz w:val="20"/>
+      </w:rPr>
+    </w:lvl>
+    <w:lvl w:ilvl="3" w:tentative="1">
+      <w:start w:val="1"/>
+      <w:numFmt w:val="bullet"/>
+      <w:lvlText w:val=""/>
+      <w:lvlJc w:val="left"/>
+      <w:pPr>
+        <w:tabs>
+          <w:tab w:val="num" w:pos="2880"/>
+        </w:tabs>
+        <w:ind w:left="2880" w:hanging="360"/>
+      </w:pPr>
+      <w:rPr>
+        <w:rFonts w:ascii="Wingdings" w:hAnsi="Wingdings" w:hint="default"/>
+        <w:sz w:val="20"/>
+      </w:rPr>
+    </w:lvl>
+    <w:lvl w:ilvl="4" w:tentative="1">
+      <w:start w:val="1"/>
+      <w:numFmt w:val="bullet"/>
+      <w:lvlText w:val=""/>
+      <w:lvlJc w:val="left"/>
+      <w:pPr>
+        <w:tabs>
+          <w:tab w:val="num" w:pos="3600"/>
+        </w:tabs>
+        <w:ind w:left="3600" w:hanging="360"/>
+      </w:pPr>
+      <w:rPr>
+        <w:rFonts w:ascii="Wingdings" w:hAnsi="Wingdings" w:hint="default"/>
+        <w:sz w:val="20"/>
+      </w:rPr>
+    </w:lvl>
+    <w:lvl w:ilvl="5" w:tentative="1">
+      <w:start w:val="1"/>
+      <w:numFmt w:val="bullet"/>
+      <w:lvlText w:val=""/>
+      <w:lvlJc w:val="left"/>
+      <w:pPr>
+        <w:tabs>
+          <w:tab w:val="num" w:pos="4320"/>
+        </w:tabs>
+        <w:ind w:left="4320" w:hanging="360"/>
+      </w:pPr>
+      <w:rPr>
+        <w:rFonts w:ascii="Wingdings" w:hAnsi="Wingdings" w:hint="default"/>
+        <w:sz w:val="20"/>
+      </w:rPr>
+    </w:lvl>
+    <w:lvl w:ilvl="6" w:tentative="1">
+      <w:start w:val="1"/>
+      <w:numFmt w:val="bullet"/>
+      <w:lvlText w:val=""/>
+      <w:lvlJc w:val="left"/>
+      <w:pPr>
+        <w:tabs>
+          <w:tab w:val="num" w:pos="5040"/>
+        </w:tabs>
+        <w:ind w:left="5040" w:hanging="360"/>
+      </w:pPr>
+      <w:rPr>
+        <w:rFonts w:ascii="Wingdings" w:hAnsi="Wingdings" w:hint="default"/>
+        <w:sz w:val="20"/>
+      </w:rPr>
+    </w:lvl>
+    <w:lvl w:ilvl="7" w:tentative="1">
+      <w:start w:val="1"/>
+      <w:numFmt w:val="bullet"/>
+      <w:lvlText w:val=""/>
+      <w:lvlJc w:val="left"/>
+      <w:pPr>
+        <w:tabs>
+          <w:tab w:val="num" w:pos="5760"/>
+        </w:tabs>
+        <w:ind w:left="5760" w:hanging="360"/>
+      </w:pPr>
+      <w:rPr>
+        <w:rFonts w:ascii="Wingdings" w:hAnsi="Wingdings" w:hint="default"/>
+        <w:sz w:val="20"/>
+      </w:rPr>
+    </w:lvl>
+    <w:lvl w:ilvl="8" w:tentative="1">
+      <w:start w:val="1"/>
+      <w:numFmt w:val="bullet"/>
+      <w:lvlText w:val=""/>
+      <w:lvlJc w:val="left"/>
+      <w:pPr>
+        <w:tabs>
+          <w:tab w:val="num" w:pos="6480"/>
+        </w:tabs>
+        <w:ind w:left="6480" w:hanging="360"/>
+      </w:pPr>
+      <w:rPr>
+        <w:rFonts w:ascii="Wingdings" w:hAnsi="Wingdings" w:hint="default"/>
+        <w:sz w:val="20"/>
+      </w:rPr>
+    </w:lvl>
+  </w:abstractNum>
+  <w:abstractNum w:abstractNumId="40" w15:restartNumberingAfterBreak="0">
+    <w:nsid w:val="67D0754A"/>
+    <w:multiLevelType w:val="multilevel"/>
+    <w:tmpl w:val="B622D134"/>
+    <w:lvl w:ilvl="0">
+      <w:start w:val="1"/>
+      <w:numFmt w:val="bullet"/>
+      <w:lvlText w:val=""/>
+      <w:lvlJc w:val="left"/>
+      <w:pPr>
+        <w:tabs>
+          <w:tab w:val="num" w:pos="720"/>
+        </w:tabs>
+        <w:ind w:left="720" w:hanging="360"/>
+      </w:pPr>
+      <w:rPr>
+        <w:rFonts w:ascii="Symbol" w:hAnsi="Symbol" w:hint="default"/>
+        <w:sz w:val="20"/>
+      </w:rPr>
+    </w:lvl>
+    <w:lvl w:ilvl="1" w:tentative="1">
+      <w:start w:val="1"/>
+      <w:numFmt w:val="bullet"/>
+      <w:lvlText w:val="o"/>
+      <w:lvlJc w:val="left"/>
+      <w:pPr>
+        <w:tabs>
+          <w:tab w:val="num" w:pos="1440"/>
+        </w:tabs>
+        <w:ind w:left="1440" w:hanging="360"/>
+      </w:pPr>
+      <w:rPr>
+        <w:rFonts w:ascii="Courier New" w:hAnsi="Courier New" w:hint="default"/>
+        <w:sz w:val="20"/>
+      </w:rPr>
+    </w:lvl>
+    <w:lvl w:ilvl="2" w:tentative="1">
+      <w:start w:val="1"/>
+      <w:numFmt w:val="bullet"/>
+      <w:lvlText w:val=""/>
+      <w:lvlJc w:val="left"/>
+      <w:pPr>
+        <w:tabs>
+          <w:tab w:val="num" w:pos="2160"/>
+        </w:tabs>
+        <w:ind w:left="2160" w:hanging="360"/>
+      </w:pPr>
+      <w:rPr>
+        <w:rFonts w:ascii="Wingdings" w:hAnsi="Wingdings" w:hint="default"/>
+        <w:sz w:val="20"/>
+      </w:rPr>
+    </w:lvl>
+    <w:lvl w:ilvl="3" w:tentative="1">
+      <w:start w:val="1"/>
+      <w:numFmt w:val="bullet"/>
+      <w:lvlText w:val=""/>
+      <w:lvlJc w:val="left"/>
+      <w:pPr>
+        <w:tabs>
+          <w:tab w:val="num" w:pos="2880"/>
+        </w:tabs>
+        <w:ind w:left="2880" w:hanging="360"/>
+      </w:pPr>
+      <w:rPr>
+        <w:rFonts w:ascii="Wingdings" w:hAnsi="Wingdings" w:hint="default"/>
+        <w:sz w:val="20"/>
+      </w:rPr>
+    </w:lvl>
+    <w:lvl w:ilvl="4" w:tentative="1">
+      <w:start w:val="1"/>
+      <w:numFmt w:val="bullet"/>
+      <w:lvlText w:val=""/>
+      <w:lvlJc w:val="left"/>
+      <w:pPr>
+        <w:tabs>
+          <w:tab w:val="num" w:pos="3600"/>
+        </w:tabs>
+        <w:ind w:left="3600" w:hanging="360"/>
+      </w:pPr>
+      <w:rPr>
+        <w:rFonts w:ascii="Wingdings" w:hAnsi="Wingdings" w:hint="default"/>
+        <w:sz w:val="20"/>
+      </w:rPr>
+    </w:lvl>
+    <w:lvl w:ilvl="5" w:tentative="1">
+      <w:start w:val="1"/>
+      <w:numFmt w:val="bullet"/>
+      <w:lvlText w:val=""/>
+      <w:lvlJc w:val="left"/>
+      <w:pPr>
+        <w:tabs>
+          <w:tab w:val="num" w:pos="4320"/>
+        </w:tabs>
+        <w:ind w:left="4320" w:hanging="360"/>
+      </w:pPr>
+      <w:rPr>
+        <w:rFonts w:ascii="Wingdings" w:hAnsi="Wingdings" w:hint="default"/>
+        <w:sz w:val="20"/>
+      </w:rPr>
+    </w:lvl>
+    <w:lvl w:ilvl="6" w:tentative="1">
+      <w:start w:val="1"/>
+      <w:numFmt w:val="bullet"/>
+      <w:lvlText w:val=""/>
+      <w:lvlJc w:val="left"/>
+      <w:pPr>
+        <w:tabs>
+          <w:tab w:val="num" w:pos="5040"/>
+        </w:tabs>
+        <w:ind w:left="5040" w:hanging="360"/>
+      </w:pPr>
+      <w:rPr>
+        <w:rFonts w:ascii="Wingdings" w:hAnsi="Wingdings" w:hint="default"/>
+        <w:sz w:val="20"/>
+      </w:rPr>
+    </w:lvl>
+    <w:lvl w:ilvl="7" w:tentative="1">
+      <w:start w:val="1"/>
+      <w:numFmt w:val="bullet"/>
+      <w:lvlText w:val=""/>
+      <w:lvlJc w:val="left"/>
+      <w:pPr>
+        <w:tabs>
+          <w:tab w:val="num" w:pos="5760"/>
+        </w:tabs>
+        <w:ind w:left="5760" w:hanging="360"/>
+      </w:pPr>
+      <w:rPr>
+        <w:rFonts w:ascii="Wingdings" w:hAnsi="Wingdings" w:hint="default"/>
+        <w:sz w:val="20"/>
+      </w:rPr>
+    </w:lvl>
+    <w:lvl w:ilvl="8" w:tentative="1">
+      <w:start w:val="1"/>
+      <w:numFmt w:val="bullet"/>
+      <w:lvlText w:val=""/>
+      <w:lvlJc w:val="left"/>
+      <w:pPr>
+        <w:tabs>
+          <w:tab w:val="num" w:pos="6480"/>
+        </w:tabs>
+        <w:ind w:left="6480" w:hanging="360"/>
+      </w:pPr>
+      <w:rPr>
+        <w:rFonts w:ascii="Wingdings" w:hAnsi="Wingdings" w:hint="default"/>
+        <w:sz w:val="20"/>
+      </w:rPr>
+    </w:lvl>
+  </w:abstractNum>
+  <w:abstractNum w:abstractNumId="41" w15:restartNumberingAfterBreak="0">
     <w:nsid w:val="6A0875BC"/>
     <w:multiLevelType w:val="multilevel"/>
     <w:tmpl w:val="E58AA36C"/>
@@ -13878,7 +18629,7 @@
       </w:rPr>
     </w:lvl>
   </w:abstractNum>
-  <w:abstractNum w:abstractNumId="24" w15:restartNumberingAfterBreak="0">
+  <w:abstractNum w:abstractNumId="42" w15:restartNumberingAfterBreak="0">
     <w:nsid w:val="6F2E1232"/>
     <w:multiLevelType w:val="multilevel"/>
     <w:tmpl w:val="53C28C5E"/>
@@ -14027,7 +18778,7 @@
       </w:rPr>
     </w:lvl>
   </w:abstractNum>
-  <w:abstractNum w:abstractNumId="25" w15:restartNumberingAfterBreak="0">
+  <w:abstractNum w:abstractNumId="43" w15:restartNumberingAfterBreak="0">
     <w:nsid w:val="6FCB17C9"/>
     <w:multiLevelType w:val="multilevel"/>
     <w:tmpl w:val="564E4510"/>
@@ -14176,7 +18927,7 @@
       </w:rPr>
     </w:lvl>
   </w:abstractNum>
-  <w:abstractNum w:abstractNumId="26" w15:restartNumberingAfterBreak="0">
+  <w:abstractNum w:abstractNumId="44" w15:restartNumberingAfterBreak="0">
     <w:nsid w:val="77D917AB"/>
     <w:multiLevelType w:val="multilevel"/>
     <w:tmpl w:val="6268A3F4"/>
@@ -14325,7 +19076,7 @@
       </w:rPr>
     </w:lvl>
   </w:abstractNum>
-  <w:abstractNum w:abstractNumId="27" w15:restartNumberingAfterBreak="0">
+  <w:abstractNum w:abstractNumId="45" w15:restartNumberingAfterBreak="0">
     <w:nsid w:val="7EBF3E31"/>
     <w:multiLevelType w:val="multilevel"/>
     <w:tmpl w:val="2CA40AE2"/>
@@ -14475,88 +19226,142 @@
     </w:lvl>
   </w:abstractNum>
   <w:num w:numId="1" w16cid:durableId="32853327">
+    <w:abstractNumId w:val="28"/>
+  </w:num>
+  <w:num w:numId="2" w16cid:durableId="1626931661">
+    <w:abstractNumId w:val="6"/>
+  </w:num>
+  <w:num w:numId="3" w16cid:durableId="454519275">
+    <w:abstractNumId w:val="29"/>
+  </w:num>
+  <w:num w:numId="4" w16cid:durableId="1120491990">
+    <w:abstractNumId w:val="16"/>
+  </w:num>
+  <w:num w:numId="5" w16cid:durableId="928196263">
+    <w:abstractNumId w:val="24"/>
+  </w:num>
+  <w:num w:numId="6" w16cid:durableId="1652517947">
+    <w:abstractNumId w:val="36"/>
+  </w:num>
+  <w:num w:numId="7" w16cid:durableId="1758936392">
+    <w:abstractNumId w:val="30"/>
+  </w:num>
+  <w:num w:numId="8" w16cid:durableId="415829669">
+    <w:abstractNumId w:val="12"/>
+  </w:num>
+  <w:num w:numId="9" w16cid:durableId="1661156217">
+    <w:abstractNumId w:val="43"/>
+  </w:num>
+  <w:num w:numId="10" w16cid:durableId="1847087693">
+    <w:abstractNumId w:val="32"/>
+  </w:num>
+  <w:num w:numId="11" w16cid:durableId="575434912">
+    <w:abstractNumId w:val="11"/>
+  </w:num>
+  <w:num w:numId="12" w16cid:durableId="1477065548">
+    <w:abstractNumId w:val="4"/>
+  </w:num>
+  <w:num w:numId="13" w16cid:durableId="1119566926">
+    <w:abstractNumId w:val="3"/>
+  </w:num>
+  <w:num w:numId="14" w16cid:durableId="1277761559">
+    <w:abstractNumId w:val="13"/>
+  </w:num>
+  <w:num w:numId="15" w16cid:durableId="1942108632">
+    <w:abstractNumId w:val="41"/>
+  </w:num>
+  <w:num w:numId="16" w16cid:durableId="62220014">
+    <w:abstractNumId w:val="25"/>
+  </w:num>
+  <w:num w:numId="17" w16cid:durableId="1623265794">
+    <w:abstractNumId w:val="45"/>
+  </w:num>
+  <w:num w:numId="18" w16cid:durableId="1394694239">
+    <w:abstractNumId w:val="7"/>
+  </w:num>
+  <w:num w:numId="19" w16cid:durableId="1984237341">
+    <w:abstractNumId w:val="2"/>
+  </w:num>
+  <w:num w:numId="20" w16cid:durableId="514534323">
+    <w:abstractNumId w:val="44"/>
+  </w:num>
+  <w:num w:numId="21" w16cid:durableId="274026342">
+    <w:abstractNumId w:val="14"/>
+  </w:num>
+  <w:num w:numId="22" w16cid:durableId="203753800">
+    <w:abstractNumId w:val="31"/>
+  </w:num>
+  <w:num w:numId="23" w16cid:durableId="420758919">
+    <w:abstractNumId w:val="26"/>
+  </w:num>
+  <w:num w:numId="24" w16cid:durableId="77748952">
+    <w:abstractNumId w:val="8"/>
+  </w:num>
+  <w:num w:numId="25" w16cid:durableId="805011146">
+    <w:abstractNumId w:val="33"/>
+  </w:num>
+  <w:num w:numId="26" w16cid:durableId="1249584449">
+    <w:abstractNumId w:val="42"/>
+  </w:num>
+  <w:num w:numId="27" w16cid:durableId="1755781636">
+    <w:abstractNumId w:val="35"/>
+  </w:num>
+  <w:num w:numId="28" w16cid:durableId="761990441">
+    <w:abstractNumId w:val="18"/>
+  </w:num>
+  <w:num w:numId="29" w16cid:durableId="1979605052">
+    <w:abstractNumId w:val="23"/>
+  </w:num>
+  <w:num w:numId="30" w16cid:durableId="834612896">
     <w:abstractNumId w:val="15"/>
   </w:num>
-  <w:num w:numId="2" w16cid:durableId="1626931661">
-    <w:abstractNumId w:val="3"/>
+  <w:num w:numId="31" w16cid:durableId="473716760">
+    <w:abstractNumId w:val="40"/>
   </w:num>
-  <w:num w:numId="3" w16cid:durableId="454519275">
-    <w:abstractNumId w:val="16"/>
+  <w:num w:numId="32" w16cid:durableId="1110049516">
+    <w:abstractNumId w:val="38"/>
   </w:num>
-  <w:num w:numId="4" w16cid:durableId="1120491990">
-    <w:abstractNumId w:val="10"/>
-  </w:num>
-  <w:num w:numId="5" w16cid:durableId="928196263">
-    <w:abstractNumId w:val="12"/>
-  </w:num>
-  <w:num w:numId="6" w16cid:durableId="1652517947">
+  <w:num w:numId="33" w16cid:durableId="1787500794">
     <w:abstractNumId w:val="22"/>
   </w:num>
-  <w:num w:numId="7" w16cid:durableId="1758936392">
+  <w:num w:numId="34" w16cid:durableId="1508711869">
+    <w:abstractNumId w:val="39"/>
+  </w:num>
+  <w:num w:numId="35" w16cid:durableId="58525070">
+    <w:abstractNumId w:val="9"/>
+  </w:num>
+  <w:num w:numId="36" w16cid:durableId="1421835355">
+    <w:abstractNumId w:val="34"/>
+  </w:num>
+  <w:num w:numId="37" w16cid:durableId="998382444">
+    <w:abstractNumId w:val="5"/>
+  </w:num>
+  <w:num w:numId="38" w16cid:durableId="1431852785">
     <w:abstractNumId w:val="17"/>
   </w:num>
-  <w:num w:numId="8" w16cid:durableId="415829669">
-    <w:abstractNumId w:val="7"/>
-  </w:num>
-  <w:num w:numId="9" w16cid:durableId="1661156217">
-    <w:abstractNumId w:val="25"/>
-  </w:num>
-  <w:num w:numId="10" w16cid:durableId="1847087693">
+  <w:num w:numId="39" w16cid:durableId="1769765503">
     <w:abstractNumId w:val="19"/>
   </w:num>
-  <w:num w:numId="11" w16cid:durableId="575434912">
-    <w:abstractNumId w:val="6"/>
+  <w:num w:numId="40" w16cid:durableId="1814830972">
+    <w:abstractNumId w:val="21"/>
   </w:num>
-  <w:num w:numId="12" w16cid:durableId="1477065548">
-    <w:abstractNumId w:val="2"/>
+  <w:num w:numId="41" w16cid:durableId="843015253">
+    <w:abstractNumId w:val="0"/>
   </w:num>
-  <w:num w:numId="13" w16cid:durableId="1119566926">
+  <w:num w:numId="42" w16cid:durableId="1881167023">
+    <w:abstractNumId w:val="27"/>
+  </w:num>
+  <w:num w:numId="43" w16cid:durableId="2097238736">
     <w:abstractNumId w:val="1"/>
   </w:num>
-  <w:num w:numId="14" w16cid:durableId="1277761559">
-    <w:abstractNumId w:val="8"/>
-  </w:num>
-  <w:num w:numId="15" w16cid:durableId="1942108632">
-    <w:abstractNumId w:val="23"/>
-  </w:num>
-  <w:num w:numId="16" w16cid:durableId="62220014">
-    <w:abstractNumId w:val="13"/>
-  </w:num>
-  <w:num w:numId="17" w16cid:durableId="1623265794">
-    <w:abstractNumId w:val="27"/>
-  </w:num>
-  <w:num w:numId="18" w16cid:durableId="1394694239">
-    <w:abstractNumId w:val="4"/>
-  </w:num>
-  <w:num w:numId="19" w16cid:durableId="1984237341">
-    <w:abstractNumId w:val="0"/>
-  </w:num>
-  <w:num w:numId="20" w16cid:durableId="514534323">
-    <w:abstractNumId w:val="26"/>
-  </w:num>
-  <w:num w:numId="21" w16cid:durableId="274026342">
-    <w:abstractNumId w:val="9"/>
-  </w:num>
-  <w:num w:numId="22" w16cid:durableId="203753800">
-    <w:abstractNumId w:val="18"/>
-  </w:num>
-  <w:num w:numId="23" w16cid:durableId="420758919">
-    <w:abstractNumId w:val="14"/>
-  </w:num>
-  <w:num w:numId="24" w16cid:durableId="77748952">
-    <w:abstractNumId w:val="5"/>
-  </w:num>
-  <w:num w:numId="25" w16cid:durableId="805011146">
+  <w:num w:numId="44" w16cid:durableId="1277371659">
     <w:abstractNumId w:val="20"/>
   </w:num>
-  <w:num w:numId="26" w16cid:durableId="1249584449">
-    <w:abstractNumId w:val="24"/>
+  <w:num w:numId="45" w16cid:durableId="1204757910">
+    <w:abstractNumId w:val="37"/>
   </w:num>
-  <w:num w:numId="27" w16cid:durableId="1755781636">
-    <w:abstractNumId w:val="21"/>
-  </w:num>
-  <w:num w:numId="28" w16cid:durableId="761990441">
-    <w:abstractNumId w:val="11"/>
+  <w:num w:numId="46" w16cid:durableId="661347225">
+    <w:abstractNumId w:val="10"/>
   </w:num>
 </w:numbering>
 </file>
